--- a/ADG/09장/9장_실습문제.docx
+++ b/ADG/09장/9장_실습문제.docx
@@ -60,7 +60,7 @@
           <w:rFonts w:ascii="맑은 고딕" w:hAnsi="맑은 고딕" w:eastAsia="맑은 고딕"/>
           <w:sz w:val="21"/>
         </w:rPr>
-        <w:t>② READ ONLY</w:t>
+        <w:t>② READ WRITE</w:t>
       </w:r>
     </w:p>
     <w:p>
@@ -78,7 +78,7 @@
           <w:rFonts w:ascii="맑은 고딕" w:hAnsi="맑은 고딕" w:eastAsia="맑은 고딕"/>
           <w:sz w:val="21"/>
         </w:rPr>
-        <w:t>④ READ WRITE</w:t>
+        <w:t>④ READ ONLY</w:t>
       </w:r>
     </w:p>
     <w:p>
@@ -114,7 +114,7 @@
           <w:rFonts w:ascii="맑은 고딕" w:hAnsi="맑은 고딕" w:eastAsia="맑은 고딕"/>
           <w:sz w:val="21"/>
         </w:rPr>
-        <w:t>② MANAGED</w:t>
+        <w:t>② ACTIVE</w:t>
       </w:r>
     </w:p>
     <w:p>
@@ -132,7 +132,7 @@
           <w:rFonts w:ascii="맑은 고딕" w:hAnsi="맑은 고딕" w:eastAsia="맑은 고딕"/>
           <w:sz w:val="21"/>
         </w:rPr>
-        <w:t>④ ACTIVE</w:t>
+        <w:t>④ MANAGED</w:t>
       </w:r>
     </w:p>
     <w:p>
@@ -159,34 +159,34 @@
           <w:rFonts w:ascii="맑은 고딕" w:hAnsi="맑은 고딕" w:eastAsia="맑은 고딕"/>
           <w:sz w:val="21"/>
         </w:rPr>
-        <w:t>① CDB_FEATURE_USAGE_STATISTICS</w:t>
-      </w:r>
-    </w:p>
-    <w:p>
-      <w:r>
-        <w:rPr>
-          <w:rFonts w:ascii="맑은 고딕" w:hAnsi="맑은 고딕" w:eastAsia="맑은 고딕"/>
-          <w:sz w:val="21"/>
-        </w:rPr>
-        <w:t>② DBA_FEATURE_USAGE_STATISTICS</w:t>
-      </w:r>
-    </w:p>
-    <w:p>
-      <w:r>
-        <w:rPr>
-          <w:rFonts w:ascii="맑은 고딕" w:hAnsi="맑은 고딕" w:eastAsia="맑은 고딕"/>
-          <w:sz w:val="21"/>
-        </w:rPr>
-        <w:t>③ V$FEATURE_USAGE</w:t>
-      </w:r>
-    </w:p>
-    <w:p>
-      <w:r>
-        <w:rPr>
-          <w:rFonts w:ascii="맑은 고딕" w:hAnsi="맑은 고딕" w:eastAsia="맑은 고딕"/>
-          <w:sz w:val="21"/>
-        </w:rPr>
-        <w:t>④ V$OPTION</w:t>
+        <w:t>① V$OPTION</w:t>
+      </w:r>
+    </w:p>
+    <w:p>
+      <w:r>
+        <w:rPr>
+          <w:rFonts w:ascii="맑은 고딕" w:hAnsi="맑은 고딕" w:eastAsia="맑은 고딕"/>
+          <w:sz w:val="21"/>
+        </w:rPr>
+        <w:t>② CDB_FEATURE_USAGE_STATISTICS</w:t>
+      </w:r>
+    </w:p>
+    <w:p>
+      <w:r>
+        <w:rPr>
+          <w:rFonts w:ascii="맑은 고딕" w:hAnsi="맑은 고딕" w:eastAsia="맑은 고딕"/>
+          <w:sz w:val="21"/>
+        </w:rPr>
+        <w:t>③ DBA_FEATURE_USAGE_STATISTICS</w:t>
+      </w:r>
+    </w:p>
+    <w:p>
+      <w:r>
+        <w:rPr>
+          <w:rFonts w:ascii="맑은 고딕" w:hAnsi="맑은 고딕" w:eastAsia="맑은 고딕"/>
+          <w:sz w:val="21"/>
+        </w:rPr>
+        <w:t>④ V$FEATURE_USAGE</w:t>
       </w:r>
     </w:p>
     <w:p>
@@ -213,34 +213,34 @@
           <w:rFonts w:ascii="맑은 고딕" w:hAnsi="맑은 고딕" w:eastAsia="맑은 고딕"/>
           <w:sz w:val="21"/>
         </w:rPr>
-        <w:t>① 3</w:t>
-      </w:r>
-    </w:p>
-    <w:p>
-      <w:r>
-        <w:rPr>
-          <w:rFonts w:ascii="맑은 고딕" w:hAnsi="맑은 고딕" w:eastAsia="맑은 고딕"/>
-          <w:sz w:val="21"/>
-        </w:rPr>
-        <w:t>② 1</w:t>
-      </w:r>
-    </w:p>
-    <w:p>
-      <w:r>
-        <w:rPr>
-          <w:rFonts w:ascii="맑은 고딕" w:hAnsi="맑은 고딕" w:eastAsia="맑은 고딕"/>
-          <w:sz w:val="21"/>
-        </w:rPr>
-        <w:t>③ 2</w:t>
-      </w:r>
-    </w:p>
-    <w:p>
-      <w:r>
-        <w:rPr>
-          <w:rFonts w:ascii="맑은 고딕" w:hAnsi="맑은 고딕" w:eastAsia="맑은 고딕"/>
-          <w:sz w:val="21"/>
-        </w:rPr>
-        <w:t>④ 0</w:t>
+        <w:t>① 1</w:t>
+      </w:r>
+    </w:p>
+    <w:p>
+      <w:r>
+        <w:rPr>
+          <w:rFonts w:ascii="맑은 고딕" w:hAnsi="맑은 고딕" w:eastAsia="맑은 고딕"/>
+          <w:sz w:val="21"/>
+        </w:rPr>
+        <w:t>② 2</w:t>
+      </w:r>
+    </w:p>
+    <w:p>
+      <w:r>
+        <w:rPr>
+          <w:rFonts w:ascii="맑은 고딕" w:hAnsi="맑은 고딕" w:eastAsia="맑은 고딕"/>
+          <w:sz w:val="21"/>
+        </w:rPr>
+        <w:t>③ 0</w:t>
+      </w:r>
+    </w:p>
+    <w:p>
+      <w:r>
+        <w:rPr>
+          <w:rFonts w:ascii="맑은 고딕" w:hAnsi="맑은 고딕" w:eastAsia="맑은 고딕"/>
+          <w:sz w:val="21"/>
+        </w:rPr>
+        <w:t>④ 3</w:t>
       </w:r>
     </w:p>
     <w:p>
@@ -267,34 +267,34 @@
           <w:rFonts w:ascii="맑은 고딕" w:hAnsi="맑은 고딕" w:eastAsia="맑은 고딕"/>
           <w:sz w:val="21"/>
         </w:rPr>
-        <w:t>① 필요 없다</w:t>
-      </w:r>
-    </w:p>
-    <w:p>
-      <w:r>
-        <w:rPr>
-          <w:rFonts w:ascii="맑은 고딕" w:hAnsi="맑은 고딕" w:eastAsia="맑은 고딕"/>
-          <w:sz w:val="21"/>
-        </w:rPr>
-        <w:t>② 필요하다</w:t>
-      </w:r>
-    </w:p>
-    <w:p>
-      <w:r>
-        <w:rPr>
-          <w:rFonts w:ascii="맑은 고딕" w:hAnsi="맑은 고딕" w:eastAsia="맑은 고딕"/>
-          <w:sz w:val="21"/>
-        </w:rPr>
-        <w:t>③ 버전에 따라 다르다</w:t>
-      </w:r>
-    </w:p>
-    <w:p>
-      <w:r>
-        <w:rPr>
-          <w:rFonts w:ascii="맑은 고딕" w:hAnsi="맑은 고딕" w:eastAsia="맑은 고딕"/>
-          <w:sz w:val="21"/>
-        </w:rPr>
-        <w:t>④ 리두 적용 시에만 필요하다</w:t>
+        <w:t>① 버전에 따라 다르다</w:t>
+      </w:r>
+    </w:p>
+    <w:p>
+      <w:r>
+        <w:rPr>
+          <w:rFonts w:ascii="맑은 고딕" w:hAnsi="맑은 고딕" w:eastAsia="맑은 고딕"/>
+          <w:sz w:val="21"/>
+        </w:rPr>
+        <w:t>② 리두 적용 시에만 필요하다</w:t>
+      </w:r>
+    </w:p>
+    <w:p>
+      <w:r>
+        <w:rPr>
+          <w:rFonts w:ascii="맑은 고딕" w:hAnsi="맑은 고딕" w:eastAsia="맑은 고딕"/>
+          <w:sz w:val="21"/>
+        </w:rPr>
+        <w:t>③ 필요 없다</w:t>
+      </w:r>
+    </w:p>
+    <w:p>
+      <w:r>
+        <w:rPr>
+          <w:rFonts w:ascii="맑은 고딕" w:hAnsi="맑은 고딕" w:eastAsia="맑은 고딕"/>
+          <w:sz w:val="21"/>
+        </w:rPr>
+        <w:t>④ 필요하다</w:t>
       </w:r>
     </w:p>
     <w:p>
@@ -321,25 +321,25 @@
           <w:rFonts w:ascii="맑은 고딕" w:hAnsi="맑은 고딕" w:eastAsia="맑은 고딕"/>
           <w:sz w:val="21"/>
         </w:rPr>
-        <w:t>① 보이지 않는다</w:t>
-      </w:r>
-    </w:p>
-    <w:p>
-      <w:r>
-        <w:rPr>
-          <w:rFonts w:ascii="맑은 고딕" w:hAnsi="맑은 고딕" w:eastAsia="맑은 고딕"/>
-          <w:sz w:val="21"/>
-        </w:rPr>
-        <w:t>② 보인다</w:t>
-      </w:r>
-    </w:p>
-    <w:p>
-      <w:r>
-        <w:rPr>
-          <w:rFonts w:ascii="맑은 고딕" w:hAnsi="맑은 고딕" w:eastAsia="맑은 고딕"/>
-          <w:sz w:val="21"/>
-        </w:rPr>
-        <w:t>③ 일부만 보인다</w:t>
+        <w:t>① 일부만 보인다</w:t>
+      </w:r>
+    </w:p>
+    <w:p>
+      <w:r>
+        <w:rPr>
+          <w:rFonts w:ascii="맑은 고딕" w:hAnsi="맑은 고딕" w:eastAsia="맑은 고딕"/>
+          <w:sz w:val="21"/>
+        </w:rPr>
+        <w:t>② 보이지 않는다</w:t>
+      </w:r>
+    </w:p>
+    <w:p>
+      <w:r>
+        <w:rPr>
+          <w:rFonts w:ascii="맑은 고딕" w:hAnsi="맑은 고딕" w:eastAsia="맑은 고딕"/>
+          <w:sz w:val="21"/>
+        </w:rPr>
+        <w:t>③ 보인다</w:t>
       </w:r>
     </w:p>
     <w:p>
@@ -375,25 +375,25 @@
           <w:rFonts w:ascii="맑은 고딕" w:hAnsi="맑은 고딕" w:eastAsia="맑은 고딕"/>
           <w:sz w:val="21"/>
         </w:rPr>
-        <w:t>① 암묵적으로 커밋한다</w:t>
-      </w:r>
-    </w:p>
-    <w:p>
-      <w:r>
-        <w:rPr>
-          <w:rFonts w:ascii="맑은 고딕" w:hAnsi="맑은 고딕" w:eastAsia="맑은 고딕"/>
-          <w:sz w:val="21"/>
-        </w:rPr>
-        <w:t>② 롤백한다</w:t>
-      </w:r>
-    </w:p>
-    <w:p>
-      <w:r>
-        <w:rPr>
-          <w:rFonts w:ascii="맑은 고딕" w:hAnsi="맑은 고딕" w:eastAsia="맑은 고딕"/>
-          <w:sz w:val="21"/>
-        </w:rPr>
-        <w:t>③ 아무것도 하지 않는다</w:t>
+        <w:t>① 아무것도 하지 않는다</w:t>
+      </w:r>
+    </w:p>
+    <w:p>
+      <w:r>
+        <w:rPr>
+          <w:rFonts w:ascii="맑은 고딕" w:hAnsi="맑은 고딕" w:eastAsia="맑은 고딕"/>
+          <w:sz w:val="21"/>
+        </w:rPr>
+        <w:t>② 암묵적으로 커밋한다</w:t>
+      </w:r>
+    </w:p>
+    <w:p>
+      <w:r>
+        <w:rPr>
+          <w:rFonts w:ascii="맑은 고딕" w:hAnsi="맑은 고딕" w:eastAsia="맑은 고딕"/>
+          <w:sz w:val="21"/>
+        </w:rPr>
+        <w:t>③ 롤백한다</w:t>
       </w:r>
     </w:p>
     <w:p>
@@ -429,6 +429,330 @@
           <w:rFonts w:ascii="맑은 고딕" w:hAnsi="맑은 고딕" w:eastAsia="맑은 고딕"/>
           <w:sz w:val="21"/>
         </w:rPr>
+        <w:t>① ORA-16397</w:t>
+      </w:r>
+    </w:p>
+    <w:p>
+      <w:r>
+        <w:rPr>
+          <w:rFonts w:ascii="맑은 고딕" w:hAnsi="맑은 고딕" w:eastAsia="맑은 고딕"/>
+          <w:sz w:val="21"/>
+        </w:rPr>
+        <w:t>② 정상 수행된다</w:t>
+      </w:r>
+    </w:p>
+    <w:p>
+      <w:r>
+        <w:rPr>
+          <w:rFonts w:ascii="맑은 고딕" w:hAnsi="맑은 고딕" w:eastAsia="맑은 고딕"/>
+          <w:sz w:val="21"/>
+        </w:rPr>
+        <w:t>③ ORA-03172</w:t>
+      </w:r>
+    </w:p>
+    <w:p>
+      <w:r>
+        <w:rPr>
+          <w:rFonts w:ascii="맑은 고딕" w:hAnsi="맑은 고딕" w:eastAsia="맑은 고딕"/>
+          <w:sz w:val="21"/>
+        </w:rPr>
+        <w:t>④ ORA-16000</w:t>
+      </w:r>
+    </w:p>
+    <w:p>
+      <w:r>
+        <w:rPr>
+          <w:rFonts w:ascii="맑은 고딕" w:hAnsi="맑은 고딕" w:eastAsia="맑은 고딕"/>
+          <w:sz w:val="21"/>
+        </w:rPr>
+        <w:t>하-09 · 객관식</w:t>
+      </w:r>
+    </w:p>
+    <w:p>
+      <w:r>
+        <w:rPr>
+          <w:rFonts w:ascii="맑은 고딕" w:hAnsi="맑은 고딕" w:eastAsia="맑은 고딕"/>
+          <w:sz w:val="21"/>
+        </w:rPr>
+        <w:t>[하-09] Standby에서 정렬을 포함한 조회는?</w:t>
+      </w:r>
+    </w:p>
+    <w:p>
+      <w:r>
+        <w:rPr>
+          <w:rFonts w:ascii="맑은 고딕" w:hAnsi="맑은 고딕" w:eastAsia="맑은 고딕"/>
+          <w:sz w:val="21"/>
+        </w:rPr>
+        <w:t>① 안 된다</w:t>
+      </w:r>
+    </w:p>
+    <w:p>
+      <w:r>
+        <w:rPr>
+          <w:rFonts w:ascii="맑은 고딕" w:hAnsi="맑은 고딕" w:eastAsia="맑은 고딕"/>
+          <w:sz w:val="21"/>
+        </w:rPr>
+        <w:t>② Primary로 전달된다</w:t>
+      </w:r>
+    </w:p>
+    <w:p>
+      <w:r>
+        <w:rPr>
+          <w:rFonts w:ascii="맑은 고딕" w:hAnsi="맑은 고딕" w:eastAsia="맑은 고딕"/>
+          <w:sz w:val="21"/>
+        </w:rPr>
+        <w:t>③ 소량만 된다</w:t>
+      </w:r>
+    </w:p>
+    <w:p>
+      <w:r>
+        <w:rPr>
+          <w:rFonts w:ascii="맑은 고딕" w:hAnsi="맑은 고딕" w:eastAsia="맑은 고딕"/>
+          <w:sz w:val="21"/>
+        </w:rPr>
+        <w:t>④ 된다. 임시 테이블스페이스를 쓴다</w:t>
+      </w:r>
+    </w:p>
+    <w:p>
+      <w:r>
+        <w:rPr>
+          <w:rFonts w:ascii="맑은 고딕" w:hAnsi="맑은 고딕" w:eastAsia="맑은 고딕"/>
+          <w:sz w:val="21"/>
+        </w:rPr>
+        <w:t>하-10 · 객관식</w:t>
+      </w:r>
+    </w:p>
+    <w:p>
+      <w:r>
+        <w:rPr>
+          <w:rFonts w:ascii="맑은 고딕" w:hAnsi="맑은 고딕" w:eastAsia="맑은 고딕"/>
+          <w:sz w:val="21"/>
+        </w:rPr>
+        <w:t>[하-10] Standby에서 전역 임시 테이블(GTT)에 `INSERT`하면?</w:t>
+      </w:r>
+    </w:p>
+    <w:p>
+      <w:r>
+        <w:rPr>
+          <w:rFonts w:ascii="맑은 고딕" w:hAnsi="맑은 고딕" w:eastAsia="맑은 고딕"/>
+          <w:sz w:val="21"/>
+        </w:rPr>
+        <w:t>① ORA-16397</w:t>
+      </w:r>
+    </w:p>
+    <w:p>
+      <w:r>
+        <w:rPr>
+          <w:rFonts w:ascii="맑은 고딕" w:hAnsi="맑은 고딕" w:eastAsia="맑은 고딕"/>
+          <w:sz w:val="21"/>
+        </w:rPr>
+        <w:t>② ORA-16000</w:t>
+      </w:r>
+    </w:p>
+    <w:p>
+      <w:r>
+        <w:rPr>
+          <w:rFonts w:ascii="맑은 고딕" w:hAnsi="맑은 고딕" w:eastAsia="맑은 고딕"/>
+          <w:sz w:val="21"/>
+        </w:rPr>
+        <w:t>③ 세션이 끊긴다</w:t>
+      </w:r>
+    </w:p>
+    <w:p>
+      <w:r>
+        <w:rPr>
+          <w:rFonts w:ascii="맑은 고딕" w:hAnsi="맑은 고딕" w:eastAsia="맑은 고딕"/>
+          <w:sz w:val="21"/>
+        </w:rPr>
+        <w:t>④ 된다</w:t>
+      </w:r>
+    </w:p>
+    <w:p>
+      <w:r>
+        <w:rPr>
+          <w:rFonts w:ascii="맑은 고딕" w:hAnsi="맑은 고딕" w:eastAsia="맑은 고딕"/>
+          <w:sz w:val="21"/>
+        </w:rPr>
+        <w:t>하-11 · 객관식</w:t>
+      </w:r>
+    </w:p>
+    <w:p>
+      <w:r>
+        <w:rPr>
+          <w:rFonts w:ascii="맑은 고딕" w:hAnsi="맑은 고딕" w:eastAsia="맑은 고딕"/>
+          <w:sz w:val="21"/>
+        </w:rPr>
+        <w:t>[하-11] 실습에서 Primary가 1을 받은 시퀀스를 Standby에서 조회하니 나온 값은?</w:t>
+      </w:r>
+    </w:p>
+    <w:p>
+      <w:r>
+        <w:rPr>
+          <w:rFonts w:ascii="맑은 고딕" w:hAnsi="맑은 고딕" w:eastAsia="맑은 고딕"/>
+          <w:sz w:val="21"/>
+        </w:rPr>
+        <w:t>① 1</w:t>
+      </w:r>
+    </w:p>
+    <w:p>
+      <w:r>
+        <w:rPr>
+          <w:rFonts w:ascii="맑은 고딕" w:hAnsi="맑은 고딕" w:eastAsia="맑은 고딕"/>
+          <w:sz w:val="21"/>
+        </w:rPr>
+        <w:t>② 21</w:t>
+      </w:r>
+    </w:p>
+    <w:p>
+      <w:r>
+        <w:rPr>
+          <w:rFonts w:ascii="맑은 고딕" w:hAnsi="맑은 고딕" w:eastAsia="맑은 고딕"/>
+          <w:sz w:val="21"/>
+        </w:rPr>
+        <w:t>③ 오류</w:t>
+      </w:r>
+    </w:p>
+    <w:p>
+      <w:r>
+        <w:rPr>
+          <w:rFonts w:ascii="맑은 고딕" w:hAnsi="맑은 고딕" w:eastAsia="맑은 고딕"/>
+          <w:sz w:val="21"/>
+        </w:rPr>
+        <w:t>④ 2</w:t>
+      </w:r>
+    </w:p>
+    <w:p>
+      <w:r>
+        <w:rPr>
+          <w:rFonts w:ascii="맑은 고딕" w:hAnsi="맑은 고딕" w:eastAsia="맑은 고딕"/>
+          <w:sz w:val="21"/>
+        </w:rPr>
+        <w:t>하-12 · 객관식</w:t>
+      </w:r>
+    </w:p>
+    <w:p>
+      <w:r>
+        <w:rPr>
+          <w:rFonts w:ascii="맑은 고딕" w:hAnsi="맑은 고딕" w:eastAsia="맑은 고딕"/>
+          <w:sz w:val="21"/>
+        </w:rPr>
+        <w:t>[하-12] DML 리다이렉션을 세션 수준으로 켜는 명령은?</w:t>
+      </w:r>
+    </w:p>
+    <w:p>
+      <w:r>
+        <w:rPr>
+          <w:rFonts w:ascii="맑은 고딕" w:hAnsi="맑은 고딕" w:eastAsia="맑은 고딕"/>
+          <w:sz w:val="21"/>
+        </w:rPr>
+        <w:t>① ALTER DATABASE ENABLE REDIRECT</w:t>
+      </w:r>
+    </w:p>
+    <w:p>
+      <w:r>
+        <w:rPr>
+          <w:rFonts w:ascii="맑은 고딕" w:hAnsi="맑은 고딕" w:eastAsia="맑은 고딕"/>
+          <w:sz w:val="21"/>
+        </w:rPr>
+        <w:t>② ALTER SYSTEM SET ADG_REDIRECT_DML=TRUE</w:t>
+      </w:r>
+    </w:p>
+    <w:p>
+      <w:r>
+        <w:rPr>
+          <w:rFonts w:ascii="맑은 고딕" w:hAnsi="맑은 고딕" w:eastAsia="맑은 고딕"/>
+          <w:sz w:val="21"/>
+        </w:rPr>
+        <w:t>③ ALTER SESSION SET REDIRECT=ON</w:t>
+      </w:r>
+    </w:p>
+    <w:p>
+      <w:r>
+        <w:rPr>
+          <w:rFonts w:ascii="맑은 고딕" w:hAnsi="맑은 고딕" w:eastAsia="맑은 고딕"/>
+          <w:sz w:val="21"/>
+        </w:rPr>
+        <w:t>④ ALTER SESSION ENABLE ADG_REDIRECT_DML</w:t>
+      </w:r>
+    </w:p>
+    <w:p>
+      <w:r>
+        <w:rPr>
+          <w:rFonts w:ascii="맑은 고딕" w:hAnsi="맑은 고딕" w:eastAsia="맑은 고딕"/>
+          <w:sz w:val="21"/>
+        </w:rPr>
+        <w:t>하-13 · 객관식</w:t>
+      </w:r>
+    </w:p>
+    <w:p>
+      <w:r>
+        <w:rPr>
+          <w:rFonts w:ascii="맑은 고딕" w:hAnsi="맑은 고딕" w:eastAsia="맑은 고딕"/>
+          <w:sz w:val="21"/>
+        </w:rPr>
+        <w:t>[하-13] `ADG_REDIRECT_DML`의 기본값은?</w:t>
+      </w:r>
+    </w:p>
+    <w:p>
+      <w:r>
+        <w:rPr>
+          <w:rFonts w:ascii="맑은 고딕" w:hAnsi="맑은 고딕" w:eastAsia="맑은 고딕"/>
+          <w:sz w:val="21"/>
+        </w:rPr>
+        <w:t>① FALSE</w:t>
+      </w:r>
+    </w:p>
+    <w:p>
+      <w:r>
+        <w:rPr>
+          <w:rFonts w:ascii="맑은 고딕" w:hAnsi="맑은 고딕" w:eastAsia="맑은 고딕"/>
+          <w:sz w:val="21"/>
+        </w:rPr>
+        <w:t>② TRUE</w:t>
+      </w:r>
+    </w:p>
+    <w:p>
+      <w:r>
+        <w:rPr>
+          <w:rFonts w:ascii="맑은 고딕" w:hAnsi="맑은 고딕" w:eastAsia="맑은 고딕"/>
+          <w:sz w:val="21"/>
+        </w:rPr>
+        <w:t>③ AUTO</w:t>
+      </w:r>
+    </w:p>
+    <w:p>
+      <w:r>
+        <w:rPr>
+          <w:rFonts w:ascii="맑은 고딕" w:hAnsi="맑은 고딕" w:eastAsia="맑은 고딕"/>
+          <w:sz w:val="21"/>
+        </w:rPr>
+        <w:t>④ NONE</w:t>
+      </w:r>
+    </w:p>
+    <w:p>
+      <w:r>
+        <w:rPr>
+          <w:rFonts w:ascii="맑은 고딕" w:hAnsi="맑은 고딕" w:eastAsia="맑은 고딕"/>
+          <w:sz w:val="21"/>
+        </w:rPr>
+        <w:t>하-14 · 객관식</w:t>
+      </w:r>
+    </w:p>
+    <w:p>
+      <w:r>
+        <w:rPr>
+          <w:rFonts w:ascii="맑은 고딕" w:hAnsi="맑은 고딕" w:eastAsia="맑은 고딕"/>
+          <w:sz w:val="21"/>
+        </w:rPr>
+        <w:t>[하-14] 리다이렉션을 켜고 `SYS`로 DML을 실행하면?</w:t>
+      </w:r>
+    </w:p>
+    <w:p>
+      <w:r>
+        <w:rPr>
+          <w:rFonts w:ascii="맑은 고딕" w:hAnsi="맑은 고딕" w:eastAsia="맑은 고딕"/>
+          <w:sz w:val="21"/>
+        </w:rPr>
         <w:t>① ORA-16000</w:t>
       </w:r>
     </w:p>
@@ -438,7 +762,169 @@
           <w:rFonts w:ascii="맑은 고딕" w:hAnsi="맑은 고딕" w:eastAsia="맑은 고딕"/>
           <w:sz w:val="21"/>
         </w:rPr>
-        <w:t>② ORA-16397</w:t>
+        <w:t>② 정상 수행된다</w:t>
+      </w:r>
+    </w:p>
+    <w:p>
+      <w:r>
+        <w:rPr>
+          <w:rFonts w:ascii="맑은 고딕" w:hAnsi="맑은 고딕" w:eastAsia="맑은 고딕"/>
+          <w:sz w:val="21"/>
+        </w:rPr>
+        <w:t>③ ORA-16397</w:t>
+      </w:r>
+    </w:p>
+    <w:p>
+      <w:r>
+        <w:rPr>
+          <w:rFonts w:ascii="맑은 고딕" w:hAnsi="맑은 고딕" w:eastAsia="맑은 고딕"/>
+          <w:sz w:val="21"/>
+        </w:rPr>
+        <w:t>④ ORA-03172</w:t>
+      </w:r>
+    </w:p>
+    <w:p>
+      <w:r>
+        <w:rPr>
+          <w:rFonts w:ascii="맑은 고딕" w:hAnsi="맑은 고딕" w:eastAsia="맑은 고딕"/>
+          <w:sz w:val="21"/>
+        </w:rPr>
+        <w:t>하-15 · 객관식</w:t>
+      </w:r>
+    </w:p>
+    <w:p>
+      <w:r>
+        <w:rPr>
+          <w:rFonts w:ascii="맑은 고딕" w:hAnsi="맑은 고딕" w:eastAsia="맑은 고딕"/>
+          <w:sz w:val="21"/>
+        </w:rPr>
+        <w:t>[하-15] 리다이렉션을 켜고 DDL을 실행하면?</w:t>
+      </w:r>
+    </w:p>
+    <w:p>
+      <w:r>
+        <w:rPr>
+          <w:rFonts w:ascii="맑은 고딕" w:hAnsi="맑은 고딕" w:eastAsia="맑은 고딕"/>
+          <w:sz w:val="21"/>
+        </w:rPr>
+        <w:t>① ORA-01031</w:t>
+      </w:r>
+    </w:p>
+    <w:p>
+      <w:r>
+        <w:rPr>
+          <w:rFonts w:ascii="맑은 고딕" w:hAnsi="맑은 고딕" w:eastAsia="맑은 고딕"/>
+          <w:sz w:val="21"/>
+        </w:rPr>
+        <w:t>② ORA-16000</w:t>
+      </w:r>
+    </w:p>
+    <w:p>
+      <w:r>
+        <w:rPr>
+          <w:rFonts w:ascii="맑은 고딕" w:hAnsi="맑은 고딕" w:eastAsia="맑은 고딕"/>
+          <w:sz w:val="21"/>
+        </w:rPr>
+        <w:t>③ ORA-16397</w:t>
+      </w:r>
+    </w:p>
+    <w:p>
+      <w:r>
+        <w:rPr>
+          <w:rFonts w:ascii="맑은 고딕" w:hAnsi="맑은 고딕" w:eastAsia="맑은 고딕"/>
+          <w:sz w:val="21"/>
+        </w:rPr>
+        <w:t>④ 정상 수행된다</w:t>
+      </w:r>
+    </w:p>
+    <w:p>
+      <w:r>
+        <w:rPr>
+          <w:rFonts w:ascii="맑은 고딕" w:hAnsi="맑은 고딕" w:eastAsia="맑은 고딕"/>
+          <w:sz w:val="21"/>
+        </w:rPr>
+        <w:t>하-16 · 객관식</w:t>
+      </w:r>
+    </w:p>
+    <w:p>
+      <w:r>
+        <w:rPr>
+          <w:rFonts w:ascii="맑은 고딕" w:hAnsi="맑은 고딕" w:eastAsia="맑은 고딕"/>
+          <w:sz w:val="21"/>
+        </w:rPr>
+        <w:t>[하-16] 세션이 허용할 지연을 초 단위로 정하는 파라미터는?</w:t>
+      </w:r>
+    </w:p>
+    <w:p>
+      <w:r>
+        <w:rPr>
+          <w:rFonts w:ascii="맑은 고딕" w:hAnsi="맑은 고딕" w:eastAsia="맑은 고딕"/>
+          <w:sz w:val="21"/>
+        </w:rPr>
+        <w:t>① MAX_DATA_DELAY</w:t>
+      </w:r>
+    </w:p>
+    <w:p>
+      <w:r>
+        <w:rPr>
+          <w:rFonts w:ascii="맑은 고딕" w:hAnsi="맑은 고딕" w:eastAsia="맑은 고딕"/>
+          <w:sz w:val="21"/>
+        </w:rPr>
+        <w:t>② STANDBY_MAX_DATA_DELAY</w:t>
+      </w:r>
+    </w:p>
+    <w:p>
+      <w:r>
+        <w:rPr>
+          <w:rFonts w:ascii="맑은 고딕" w:hAnsi="맑은 고딕" w:eastAsia="맑은 고딕"/>
+          <w:sz w:val="21"/>
+        </w:rPr>
+        <w:t>③ DB_LOST_WRITE_PROTECT</w:t>
+      </w:r>
+    </w:p>
+    <w:p>
+      <w:r>
+        <w:rPr>
+          <w:rFonts w:ascii="맑은 고딕" w:hAnsi="맑은 고딕" w:eastAsia="맑은 고딕"/>
+          <w:sz w:val="21"/>
+        </w:rPr>
+        <w:t>④ ADG_REDIRECT_DML</w:t>
+      </w:r>
+    </w:p>
+    <w:p>
+      <w:r>
+        <w:rPr>
+          <w:rFonts w:ascii="맑은 고딕" w:hAnsi="맑은 고딕" w:eastAsia="맑은 고딕"/>
+          <w:sz w:val="21"/>
+        </w:rPr>
+        <w:t>하-17 · 객관식</w:t>
+      </w:r>
+    </w:p>
+    <w:p>
+      <w:r>
+        <w:rPr>
+          <w:rFonts w:ascii="맑은 고딕" w:hAnsi="맑은 고딕" w:eastAsia="맑은 고딕"/>
+          <w:sz w:val="21"/>
+        </w:rPr>
+        <w:t>[하-17] 그 한도를 초과했을 때의 오류는?</w:t>
+      </w:r>
+    </w:p>
+    <w:p>
+      <w:r>
+        <w:rPr>
+          <w:rFonts w:ascii="맑은 고딕" w:hAnsi="맑은 고딕" w:eastAsia="맑은 고딕"/>
+          <w:sz w:val="21"/>
+        </w:rPr>
+        <w:t>① ORA-03173</w:t>
+      </w:r>
+    </w:p>
+    <w:p>
+      <w:r>
+        <w:rPr>
+          <w:rFonts w:ascii="맑은 고딕" w:hAnsi="맑은 고딕" w:eastAsia="맑은 고딕"/>
+          <w:sz w:val="21"/>
+        </w:rPr>
+        <w:t>② ORA-16000</w:t>
       </w:r>
     </w:p>
     <w:p>
@@ -456,97 +942,43 @@
           <w:rFonts w:ascii="맑은 고딕" w:hAnsi="맑은 고딕" w:eastAsia="맑은 고딕"/>
           <w:sz w:val="21"/>
         </w:rPr>
-        <w:t>④ 정상 수행된다</w:t>
-      </w:r>
-    </w:p>
-    <w:p>
-      <w:r>
-        <w:rPr>
-          <w:rFonts w:ascii="맑은 고딕" w:hAnsi="맑은 고딕" w:eastAsia="맑은 고딕"/>
-          <w:sz w:val="21"/>
-        </w:rPr>
-        <w:t>하-09 · 객관식</w:t>
-      </w:r>
-    </w:p>
-    <w:p>
-      <w:r>
-        <w:rPr>
-          <w:rFonts w:ascii="맑은 고딕" w:hAnsi="맑은 고딕" w:eastAsia="맑은 고딕"/>
-          <w:sz w:val="21"/>
-        </w:rPr>
-        <w:t>[하-09] Standby에서 정렬을 포함한 조회는?</w:t>
-      </w:r>
-    </w:p>
-    <w:p>
-      <w:r>
-        <w:rPr>
-          <w:rFonts w:ascii="맑은 고딕" w:hAnsi="맑은 고딕" w:eastAsia="맑은 고딕"/>
-          <w:sz w:val="21"/>
-        </w:rPr>
-        <w:t>① 된다. 임시 테이블스페이스를 쓴다</w:t>
-      </w:r>
-    </w:p>
-    <w:p>
-      <w:r>
-        <w:rPr>
-          <w:rFonts w:ascii="맑은 고딕" w:hAnsi="맑은 고딕" w:eastAsia="맑은 고딕"/>
-          <w:sz w:val="21"/>
-        </w:rPr>
-        <w:t>② 안 된다</w:t>
-      </w:r>
-    </w:p>
-    <w:p>
-      <w:r>
-        <w:rPr>
-          <w:rFonts w:ascii="맑은 고딕" w:hAnsi="맑은 고딕" w:eastAsia="맑은 고딕"/>
-          <w:sz w:val="21"/>
-        </w:rPr>
-        <w:t>③ 소량만 된다</w:t>
-      </w:r>
-    </w:p>
-    <w:p>
-      <w:r>
-        <w:rPr>
-          <w:rFonts w:ascii="맑은 고딕" w:hAnsi="맑은 고딕" w:eastAsia="맑은 고딕"/>
-          <w:sz w:val="21"/>
-        </w:rPr>
-        <w:t>④ Primary로 전달된다</w:t>
-      </w:r>
-    </w:p>
-    <w:p>
-      <w:r>
-        <w:rPr>
-          <w:rFonts w:ascii="맑은 고딕" w:hAnsi="맑은 고딕" w:eastAsia="맑은 고딕"/>
-          <w:sz w:val="21"/>
-        </w:rPr>
-        <w:t>하-10 · 객관식</w:t>
-      </w:r>
-    </w:p>
-    <w:p>
-      <w:r>
-        <w:rPr>
-          <w:rFonts w:ascii="맑은 고딕" w:hAnsi="맑은 고딕" w:eastAsia="맑은 고딕"/>
-          <w:sz w:val="21"/>
-        </w:rPr>
-        <w:t>[하-10] Standby에서 전역 임시 테이블(GTT)에 `INSERT`하면?</w:t>
-      </w:r>
-    </w:p>
-    <w:p>
-      <w:r>
-        <w:rPr>
-          <w:rFonts w:ascii="맑은 고딕" w:hAnsi="맑은 고딕" w:eastAsia="맑은 고딕"/>
-          <w:sz w:val="21"/>
-        </w:rPr>
-        <w:t>① 된다</w:t>
-      </w:r>
-    </w:p>
-    <w:p>
-      <w:r>
-        <w:rPr>
-          <w:rFonts w:ascii="맑은 고딕" w:hAnsi="맑은 고딕" w:eastAsia="맑은 고딕"/>
-          <w:sz w:val="21"/>
-        </w:rPr>
-        <w:t>② ORA-16000</w:t>
+        <w:t>④ ORA-03174</w:t>
+      </w:r>
+    </w:p>
+    <w:p>
+      <w:r>
+        <w:rPr>
+          <w:rFonts w:ascii="맑은 고딕" w:hAnsi="맑은 고딕" w:eastAsia="맑은 고딕"/>
+          <w:sz w:val="21"/>
+        </w:rPr>
+        <w:t>하-18 · 객관식</w:t>
+      </w:r>
+    </w:p>
+    <w:p>
+      <w:r>
+        <w:rPr>
+          <w:rFonts w:ascii="맑은 고딕" w:hAnsi="맑은 고딕" w:eastAsia="맑은 고딕"/>
+          <w:sz w:val="21"/>
+        </w:rPr>
+        <w:t>[하-18] `ALTER SESSION SYNC WITH PRIMARY`가 실습 환경에서 실패하는 오류는?</w:t>
+      </w:r>
+    </w:p>
+    <w:p>
+      <w:r>
+        <w:rPr>
+          <w:rFonts w:ascii="맑은 고딕" w:hAnsi="맑은 고딕" w:eastAsia="맑은 고딕"/>
+          <w:sz w:val="21"/>
+        </w:rPr>
+        <w:t>① ORA-03173</w:t>
+      </w:r>
+    </w:p>
+    <w:p>
+      <w:r>
+        <w:rPr>
+          <w:rFonts w:ascii="맑은 고딕" w:hAnsi="맑은 고딕" w:eastAsia="맑은 고딕"/>
+          <w:sz w:val="21"/>
+        </w:rPr>
+        <w:t>② ORA-03172</w:t>
       </w:r>
     </w:p>
     <w:p>
@@ -564,241 +996,79 @@
           <w:rFonts w:ascii="맑은 고딕" w:hAnsi="맑은 고딕" w:eastAsia="맑은 고딕"/>
           <w:sz w:val="21"/>
         </w:rPr>
-        <w:t>④ 세션이 끊긴다</w:t>
-      </w:r>
-    </w:p>
-    <w:p>
-      <w:r>
-        <w:rPr>
-          <w:rFonts w:ascii="맑은 고딕" w:hAnsi="맑은 고딕" w:eastAsia="맑은 고딕"/>
-          <w:sz w:val="21"/>
-        </w:rPr>
-        <w:t>하-11 · 객관식</w:t>
-      </w:r>
-    </w:p>
-    <w:p>
-      <w:r>
-        <w:rPr>
-          <w:rFonts w:ascii="맑은 고딕" w:hAnsi="맑은 고딕" w:eastAsia="맑은 고딕"/>
-          <w:sz w:val="21"/>
-        </w:rPr>
-        <w:t>[하-11] 실습에서 Primary가 1을 받은 시퀀스를 Standby에서 조회하니 나온 값은?</w:t>
-      </w:r>
-    </w:p>
-    <w:p>
-      <w:r>
-        <w:rPr>
-          <w:rFonts w:ascii="맑은 고딕" w:hAnsi="맑은 고딕" w:eastAsia="맑은 고딕"/>
-          <w:sz w:val="21"/>
-        </w:rPr>
-        <w:t>① 21</w:t>
-      </w:r>
-    </w:p>
-    <w:p>
-      <w:r>
-        <w:rPr>
-          <w:rFonts w:ascii="맑은 고딕" w:hAnsi="맑은 고딕" w:eastAsia="맑은 고딕"/>
-          <w:sz w:val="21"/>
-        </w:rPr>
-        <w:t>② 2</w:t>
-      </w:r>
-    </w:p>
-    <w:p>
-      <w:r>
-        <w:rPr>
-          <w:rFonts w:ascii="맑은 고딕" w:hAnsi="맑은 고딕" w:eastAsia="맑은 고딕"/>
-          <w:sz w:val="21"/>
-        </w:rPr>
-        <w:t>③ 1</w:t>
-      </w:r>
-    </w:p>
-    <w:p>
-      <w:r>
-        <w:rPr>
-          <w:rFonts w:ascii="맑은 고딕" w:hAnsi="맑은 고딕" w:eastAsia="맑은 고딕"/>
-          <w:sz w:val="21"/>
-        </w:rPr>
-        <w:t>④ 오류</w:t>
-      </w:r>
-    </w:p>
-    <w:p>
-      <w:r>
-        <w:rPr>
-          <w:rFonts w:ascii="맑은 고딕" w:hAnsi="맑은 고딕" w:eastAsia="맑은 고딕"/>
-          <w:sz w:val="21"/>
-        </w:rPr>
-        <w:t>하-12 · 객관식</w:t>
-      </w:r>
-    </w:p>
-    <w:p>
-      <w:r>
-        <w:rPr>
-          <w:rFonts w:ascii="맑은 고딕" w:hAnsi="맑은 고딕" w:eastAsia="맑은 고딕"/>
-          <w:sz w:val="21"/>
-        </w:rPr>
-        <w:t>[하-12] DML 리다이렉션을 세션 수준으로 켜는 명령은?</w:t>
-      </w:r>
-    </w:p>
-    <w:p>
-      <w:r>
-        <w:rPr>
-          <w:rFonts w:ascii="맑은 고딕" w:hAnsi="맑은 고딕" w:eastAsia="맑은 고딕"/>
-          <w:sz w:val="21"/>
-        </w:rPr>
-        <w:t>① ALTER SESSION ENABLE ADG_REDIRECT_DML</w:t>
-      </w:r>
-    </w:p>
-    <w:p>
-      <w:r>
-        <w:rPr>
-          <w:rFonts w:ascii="맑은 고딕" w:hAnsi="맑은 고딕" w:eastAsia="맑은 고딕"/>
-          <w:sz w:val="21"/>
-        </w:rPr>
-        <w:t>② ALTER SYSTEM SET ADG_REDIRECT_DML=TRUE</w:t>
-      </w:r>
-    </w:p>
-    <w:p>
-      <w:r>
-        <w:rPr>
-          <w:rFonts w:ascii="맑은 고딕" w:hAnsi="맑은 고딕" w:eastAsia="맑은 고딕"/>
-          <w:sz w:val="21"/>
-        </w:rPr>
-        <w:t>③ ALTER SESSION SET REDIRECT=ON</w:t>
-      </w:r>
-    </w:p>
-    <w:p>
-      <w:r>
-        <w:rPr>
-          <w:rFonts w:ascii="맑은 고딕" w:hAnsi="맑은 고딕" w:eastAsia="맑은 고딕"/>
-          <w:sz w:val="21"/>
-        </w:rPr>
-        <w:t>④ ALTER DATABASE ENABLE REDIRECT</w:t>
-      </w:r>
-    </w:p>
-    <w:p>
-      <w:r>
-        <w:rPr>
-          <w:rFonts w:ascii="맑은 고딕" w:hAnsi="맑은 고딕" w:eastAsia="맑은 고딕"/>
-          <w:sz w:val="21"/>
-        </w:rPr>
-        <w:t>하-13 · 객관식</w:t>
-      </w:r>
-    </w:p>
-    <w:p>
-      <w:r>
-        <w:rPr>
-          <w:rFonts w:ascii="맑은 고딕" w:hAnsi="맑은 고딕" w:eastAsia="맑은 고딕"/>
-          <w:sz w:val="21"/>
-        </w:rPr>
-        <w:t>[하-13] `ADG_REDIRECT_DML`의 기본값은?</w:t>
-      </w:r>
-    </w:p>
-    <w:p>
-      <w:r>
-        <w:rPr>
-          <w:rFonts w:ascii="맑은 고딕" w:hAnsi="맑은 고딕" w:eastAsia="맑은 고딕"/>
-          <w:sz w:val="21"/>
-        </w:rPr>
-        <w:t>① FALSE</w:t>
-      </w:r>
-    </w:p>
-    <w:p>
-      <w:r>
-        <w:rPr>
-          <w:rFonts w:ascii="맑은 고딕" w:hAnsi="맑은 고딕" w:eastAsia="맑은 고딕"/>
-          <w:sz w:val="21"/>
-        </w:rPr>
-        <w:t>② TRUE</w:t>
-      </w:r>
-    </w:p>
-    <w:p>
-      <w:r>
-        <w:rPr>
-          <w:rFonts w:ascii="맑은 고딕" w:hAnsi="맑은 고딕" w:eastAsia="맑은 고딕"/>
-          <w:sz w:val="21"/>
-        </w:rPr>
-        <w:t>③ AUTO</w:t>
-      </w:r>
-    </w:p>
-    <w:p>
-      <w:r>
-        <w:rPr>
-          <w:rFonts w:ascii="맑은 고딕" w:hAnsi="맑은 고딕" w:eastAsia="맑은 고딕"/>
-          <w:sz w:val="21"/>
-        </w:rPr>
-        <w:t>④ NONE</w:t>
-      </w:r>
-    </w:p>
-    <w:p>
-      <w:r>
-        <w:rPr>
-          <w:rFonts w:ascii="맑은 고딕" w:hAnsi="맑은 고딕" w:eastAsia="맑은 고딕"/>
-          <w:sz w:val="21"/>
-        </w:rPr>
-        <w:t>하-14 · 객관식</w:t>
-      </w:r>
-    </w:p>
-    <w:p>
-      <w:r>
-        <w:rPr>
-          <w:rFonts w:ascii="맑은 고딕" w:hAnsi="맑은 고딕" w:eastAsia="맑은 고딕"/>
-          <w:sz w:val="21"/>
-        </w:rPr>
-        <w:t>[하-14] 리다이렉션을 켜고 `SYS`로 DML을 실행하면?</w:t>
-      </w:r>
-    </w:p>
-    <w:p>
-      <w:r>
-        <w:rPr>
-          <w:rFonts w:ascii="맑은 고딕" w:hAnsi="맑은 고딕" w:eastAsia="맑은 고딕"/>
-          <w:sz w:val="21"/>
-        </w:rPr>
-        <w:t>① ORA-16397</w:t>
-      </w:r>
-    </w:p>
-    <w:p>
-      <w:r>
-        <w:rPr>
-          <w:rFonts w:ascii="맑은 고딕" w:hAnsi="맑은 고딕" w:eastAsia="맑은 고딕"/>
-          <w:sz w:val="21"/>
-        </w:rPr>
-        <w:t>② ORA-16000</w:t>
-      </w:r>
-    </w:p>
-    <w:p>
-      <w:r>
-        <w:rPr>
-          <w:rFonts w:ascii="맑은 고딕" w:hAnsi="맑은 고딕" w:eastAsia="맑은 고딕"/>
-          <w:sz w:val="21"/>
-        </w:rPr>
-        <w:t>③ 정상 수행된다</w:t>
-      </w:r>
-    </w:p>
-    <w:p>
-      <w:r>
-        <w:rPr>
-          <w:rFonts w:ascii="맑은 고딕" w:hAnsi="맑은 고딕" w:eastAsia="맑은 고딕"/>
-          <w:sz w:val="21"/>
-        </w:rPr>
-        <w:t>④ ORA-03172</w:t>
-      </w:r>
-    </w:p>
-    <w:p>
-      <w:r>
-        <w:rPr>
-          <w:rFonts w:ascii="맑은 고딕" w:hAnsi="맑은 고딕" w:eastAsia="맑은 고딕"/>
-          <w:sz w:val="21"/>
-        </w:rPr>
-        <w:t>하-15 · 객관식</w:t>
-      </w:r>
-    </w:p>
-    <w:p>
-      <w:r>
-        <w:rPr>
-          <w:rFonts w:ascii="맑은 고딕" w:hAnsi="맑은 고딕" w:eastAsia="맑은 고딕"/>
-          <w:sz w:val="21"/>
-        </w:rPr>
-        <w:t>[하-15] 리다이렉션을 켜고 DDL을 실행하면?</w:t>
+        <w:t>④ ORA-03174</w:t>
+      </w:r>
+    </w:p>
+    <w:p>
+      <w:r>
+        <w:rPr>
+          <w:rFonts w:ascii="맑은 고딕" w:hAnsi="맑은 고딕" w:eastAsia="맑은 고딕"/>
+          <w:sz w:val="21"/>
+        </w:rPr>
+        <w:t>하-19 · 객관식</w:t>
+      </w:r>
+    </w:p>
+    <w:p>
+      <w:r>
+        <w:rPr>
+          <w:rFonts w:ascii="맑은 고딕" w:hAnsi="맑은 고딕" w:eastAsia="맑은 고딕"/>
+          <w:sz w:val="21"/>
+        </w:rPr>
+        <w:t>[하-19] 지연의 분포를 누적해 보여 주는 뷰는?</w:t>
+      </w:r>
+    </w:p>
+    <w:p>
+      <w:r>
+        <w:rPr>
+          <w:rFonts w:ascii="맑은 고딕" w:hAnsi="맑은 고딕" w:eastAsia="맑은 고딕"/>
+          <w:sz w:val="21"/>
+        </w:rPr>
+        <w:t>① V$ARCHIVE_GAP</w:t>
+      </w:r>
+    </w:p>
+    <w:p>
+      <w:r>
+        <w:rPr>
+          <w:rFonts w:ascii="맑은 고딕" w:hAnsi="맑은 고딕" w:eastAsia="맑은 고딕"/>
+          <w:sz w:val="21"/>
+        </w:rPr>
+        <w:t>② V$MANAGED_STANDBY</w:t>
+      </w:r>
+    </w:p>
+    <w:p>
+      <w:r>
+        <w:rPr>
+          <w:rFonts w:ascii="맑은 고딕" w:hAnsi="맑은 고딕" w:eastAsia="맑은 고딕"/>
+          <w:sz w:val="21"/>
+        </w:rPr>
+        <w:t>③ V$DATAGUARD_STATS</w:t>
+      </w:r>
+    </w:p>
+    <w:p>
+      <w:r>
+        <w:rPr>
+          <w:rFonts w:ascii="맑은 고딕" w:hAnsi="맑은 고딕" w:eastAsia="맑은 고딕"/>
+          <w:sz w:val="21"/>
+        </w:rPr>
+        <w:t>④ V$STANDBY_EVENT_HISTOGRAM</w:t>
+      </w:r>
+    </w:p>
+    <w:p>
+      <w:r>
+        <w:rPr>
+          <w:rFonts w:ascii="맑은 고딕" w:hAnsi="맑은 고딕" w:eastAsia="맑은 고딕"/>
+          <w:sz w:val="21"/>
+        </w:rPr>
+        <w:t>하-20 · 객관식</w:t>
+      </w:r>
+    </w:p>
+    <w:p>
+      <w:r>
+        <w:rPr>
+          <w:rFonts w:ascii="맑은 고딕" w:hAnsi="맑은 고딕" w:eastAsia="맑은 고딕"/>
+          <w:sz w:val="21"/>
+        </w:rPr>
+        <w:t>[하-20] Standby에서 AWR 스냅샷을 만들려 하면?</w:t>
       </w:r>
     </w:p>
     <w:p>
@@ -816,295 +1086,25 @@
           <w:rFonts w:ascii="맑은 고딕" w:hAnsi="맑은 고딕" w:eastAsia="맑은 고딕"/>
           <w:sz w:val="21"/>
         </w:rPr>
-        <w:t>② ORA-16397</w:t>
-      </w:r>
-    </w:p>
-    <w:p>
-      <w:r>
-        <w:rPr>
-          <w:rFonts w:ascii="맑은 고딕" w:hAnsi="맑은 고딕" w:eastAsia="맑은 고딕"/>
-          <w:sz w:val="21"/>
-        </w:rPr>
-        <w:t>③ 정상 수행된다</w:t>
-      </w:r>
-    </w:p>
-    <w:p>
-      <w:r>
-        <w:rPr>
-          <w:rFonts w:ascii="맑은 고딕" w:hAnsi="맑은 고딕" w:eastAsia="맑은 고딕"/>
-          <w:sz w:val="21"/>
-        </w:rPr>
-        <w:t>④ ORA-01031</w:t>
-      </w:r>
-    </w:p>
-    <w:p>
-      <w:r>
-        <w:rPr>
-          <w:rFonts w:ascii="맑은 고딕" w:hAnsi="맑은 고딕" w:eastAsia="맑은 고딕"/>
-          <w:sz w:val="21"/>
-        </w:rPr>
-        <w:t>하-16 · 객관식</w:t>
-      </w:r>
-    </w:p>
-    <w:p>
-      <w:r>
-        <w:rPr>
-          <w:rFonts w:ascii="맑은 고딕" w:hAnsi="맑은 고딕" w:eastAsia="맑은 고딕"/>
-          <w:sz w:val="21"/>
-        </w:rPr>
-        <w:t>[하-16] 세션이 허용할 지연을 초 단위로 정하는 파라미터는?</w:t>
-      </w:r>
-    </w:p>
-    <w:p>
-      <w:r>
-        <w:rPr>
-          <w:rFonts w:ascii="맑은 고딕" w:hAnsi="맑은 고딕" w:eastAsia="맑은 고딕"/>
-          <w:sz w:val="21"/>
-        </w:rPr>
-        <w:t>① STANDBY_MAX_DATA_DELAY</w:t>
-      </w:r>
-    </w:p>
-    <w:p>
-      <w:r>
-        <w:rPr>
-          <w:rFonts w:ascii="맑은 고딕" w:hAnsi="맑은 고딕" w:eastAsia="맑은 고딕"/>
-          <w:sz w:val="21"/>
-        </w:rPr>
-        <w:t>② ADG_REDIRECT_DML</w:t>
-      </w:r>
-    </w:p>
-    <w:p>
-      <w:r>
-        <w:rPr>
-          <w:rFonts w:ascii="맑은 고딕" w:hAnsi="맑은 고딕" w:eastAsia="맑은 고딕"/>
-          <w:sz w:val="21"/>
-        </w:rPr>
-        <w:t>③ DB_LOST_WRITE_PROTECT</w:t>
-      </w:r>
-    </w:p>
-    <w:p>
-      <w:r>
-        <w:rPr>
-          <w:rFonts w:ascii="맑은 고딕" w:hAnsi="맑은 고딕" w:eastAsia="맑은 고딕"/>
-          <w:sz w:val="21"/>
-        </w:rPr>
-        <w:t>④ MAX_DATA_DELAY</w:t>
-      </w:r>
-    </w:p>
-    <w:p>
-      <w:r>
-        <w:rPr>
-          <w:rFonts w:ascii="맑은 고딕" w:hAnsi="맑은 고딕" w:eastAsia="맑은 고딕"/>
-          <w:sz w:val="21"/>
-        </w:rPr>
-        <w:t>하-17 · 객관식</w:t>
-      </w:r>
-    </w:p>
-    <w:p>
-      <w:r>
-        <w:rPr>
-          <w:rFonts w:ascii="맑은 고딕" w:hAnsi="맑은 고딕" w:eastAsia="맑은 고딕"/>
-          <w:sz w:val="21"/>
-        </w:rPr>
-        <w:t>[하-17] 그 한도를 초과했을 때의 오류는?</w:t>
-      </w:r>
-    </w:p>
-    <w:p>
-      <w:r>
-        <w:rPr>
-          <w:rFonts w:ascii="맑은 고딕" w:hAnsi="맑은 고딕" w:eastAsia="맑은 고딕"/>
-          <w:sz w:val="21"/>
-        </w:rPr>
-        <w:t>① ORA-03172</w:t>
-      </w:r>
-    </w:p>
-    <w:p>
-      <w:r>
-        <w:rPr>
-          <w:rFonts w:ascii="맑은 고딕" w:hAnsi="맑은 고딕" w:eastAsia="맑은 고딕"/>
-          <w:sz w:val="21"/>
-        </w:rPr>
-        <w:t>② ORA-03173</w:t>
-      </w:r>
-    </w:p>
-    <w:p>
-      <w:r>
-        <w:rPr>
-          <w:rFonts w:ascii="맑은 고딕" w:hAnsi="맑은 고딕" w:eastAsia="맑은 고딕"/>
-          <w:sz w:val="21"/>
-        </w:rPr>
-        <w:t>③ ORA-03174</w:t>
-      </w:r>
-    </w:p>
-    <w:p>
-      <w:r>
-        <w:rPr>
-          <w:rFonts w:ascii="맑은 고딕" w:hAnsi="맑은 고딕" w:eastAsia="맑은 고딕"/>
-          <w:sz w:val="21"/>
-        </w:rPr>
-        <w:t>④ ORA-16000</w:t>
-      </w:r>
-    </w:p>
-    <w:p>
-      <w:r>
-        <w:rPr>
-          <w:rFonts w:ascii="맑은 고딕" w:hAnsi="맑은 고딕" w:eastAsia="맑은 고딕"/>
-          <w:sz w:val="21"/>
-        </w:rPr>
-        <w:t>하-18 · 객관식</w:t>
-      </w:r>
-    </w:p>
-    <w:p>
-      <w:r>
-        <w:rPr>
-          <w:rFonts w:ascii="맑은 고딕" w:hAnsi="맑은 고딕" w:eastAsia="맑은 고딕"/>
-          <w:sz w:val="21"/>
-        </w:rPr>
-        <w:t>[하-18] `ALTER SESSION SYNC WITH PRIMARY`가 실습 환경에서 실패하는 오류는?</w:t>
-      </w:r>
-    </w:p>
-    <w:p>
-      <w:r>
-        <w:rPr>
-          <w:rFonts w:ascii="맑은 고딕" w:hAnsi="맑은 고딕" w:eastAsia="맑은 고딕"/>
-          <w:sz w:val="21"/>
-        </w:rPr>
-        <w:t>① ORA-03173</w:t>
-      </w:r>
-    </w:p>
-    <w:p>
-      <w:r>
-        <w:rPr>
-          <w:rFonts w:ascii="맑은 고딕" w:hAnsi="맑은 고딕" w:eastAsia="맑은 고딕"/>
-          <w:sz w:val="21"/>
-        </w:rPr>
-        <w:t>② ORA-03172</w:t>
-      </w:r>
-    </w:p>
-    <w:p>
-      <w:r>
-        <w:rPr>
-          <w:rFonts w:ascii="맑은 고딕" w:hAnsi="맑은 고딕" w:eastAsia="맑은 고딕"/>
-          <w:sz w:val="21"/>
-        </w:rPr>
-        <w:t>③ ORA-03174</w:t>
-      </w:r>
-    </w:p>
-    <w:p>
-      <w:r>
-        <w:rPr>
-          <w:rFonts w:ascii="맑은 고딕" w:hAnsi="맑은 고딕" w:eastAsia="맑은 고딕"/>
-          <w:sz w:val="21"/>
-        </w:rPr>
-        <w:t>④ ORA-16397</w:t>
-      </w:r>
-    </w:p>
-    <w:p>
-      <w:r>
-        <w:rPr>
-          <w:rFonts w:ascii="맑은 고딕" w:hAnsi="맑은 고딕" w:eastAsia="맑은 고딕"/>
-          <w:sz w:val="21"/>
-        </w:rPr>
-        <w:t>하-19 · 객관식</w:t>
-      </w:r>
-    </w:p>
-    <w:p>
-      <w:r>
-        <w:rPr>
-          <w:rFonts w:ascii="맑은 고딕" w:hAnsi="맑은 고딕" w:eastAsia="맑은 고딕"/>
-          <w:sz w:val="21"/>
-        </w:rPr>
-        <w:t>[하-19] 지연의 분포를 누적해 보여 주는 뷰는?</w:t>
-      </w:r>
-    </w:p>
-    <w:p>
-      <w:r>
-        <w:rPr>
-          <w:rFonts w:ascii="맑은 고딕" w:hAnsi="맑은 고딕" w:eastAsia="맑은 고딕"/>
-          <w:sz w:val="21"/>
-        </w:rPr>
-        <w:t>① V$STANDBY_EVENT_HISTOGRAM</w:t>
-      </w:r>
-    </w:p>
-    <w:p>
-      <w:r>
-        <w:rPr>
-          <w:rFonts w:ascii="맑은 고딕" w:hAnsi="맑은 고딕" w:eastAsia="맑은 고딕"/>
-          <w:sz w:val="21"/>
-        </w:rPr>
-        <w:t>② V$DATAGUARD_STATS</w:t>
-      </w:r>
-    </w:p>
-    <w:p>
-      <w:r>
-        <w:rPr>
-          <w:rFonts w:ascii="맑은 고딕" w:hAnsi="맑은 고딕" w:eastAsia="맑은 고딕"/>
-          <w:sz w:val="21"/>
-        </w:rPr>
-        <w:t>③ V$MANAGED_STANDBY</w:t>
-      </w:r>
-    </w:p>
-    <w:p>
-      <w:r>
-        <w:rPr>
-          <w:rFonts w:ascii="맑은 고딕" w:hAnsi="맑은 고딕" w:eastAsia="맑은 고딕"/>
-          <w:sz w:val="21"/>
-        </w:rPr>
-        <w:t>④ V$ARCHIVE_GAP</w:t>
-      </w:r>
-    </w:p>
-    <w:p>
-      <w:r>
-        <w:rPr>
-          <w:rFonts w:ascii="맑은 고딕" w:hAnsi="맑은 고딕" w:eastAsia="맑은 고딕"/>
-          <w:sz w:val="21"/>
-        </w:rPr>
-        <w:t>하-20 · 객관식</w:t>
-      </w:r>
-    </w:p>
-    <w:p>
-      <w:r>
-        <w:rPr>
-          <w:rFonts w:ascii="맑은 고딕" w:hAnsi="맑은 고딕" w:eastAsia="맑은 고딕"/>
-          <w:sz w:val="21"/>
-        </w:rPr>
-        <w:t>[하-20] Standby에서 AWR 스냅샷을 만들려 하면?</w:t>
-      </w:r>
-    </w:p>
-    <w:p>
-      <w:r>
-        <w:rPr>
-          <w:rFonts w:ascii="맑은 고딕" w:hAnsi="맑은 고딕" w:eastAsia="맑은 고딕"/>
-          <w:sz w:val="21"/>
-        </w:rPr>
-        <w:t>① ORA-13516</w:t>
-      </w:r>
-    </w:p>
-    <w:p>
-      <w:r>
-        <w:rPr>
-          <w:rFonts w:ascii="맑은 고딕" w:hAnsi="맑은 고딕" w:eastAsia="맑은 고딕"/>
-          <w:sz w:val="21"/>
-        </w:rPr>
-        <w:t>② ORA-16000</w:t>
-      </w:r>
-    </w:p>
-    <w:p>
-      <w:r>
-        <w:rPr>
-          <w:rFonts w:ascii="맑은 고딕" w:hAnsi="맑은 고딕" w:eastAsia="맑은 고딕"/>
-          <w:sz w:val="21"/>
-        </w:rPr>
-        <w:t>③ ORA-00604</w:t>
-      </w:r>
-    </w:p>
-    <w:p>
-      <w:r>
-        <w:rPr>
-          <w:rFonts w:ascii="맑은 고딕" w:hAnsi="맑은 고딕" w:eastAsia="맑은 고딕"/>
-          <w:sz w:val="21"/>
-        </w:rPr>
-        <w:t>④ 정상 생성된다</w:t>
+        <w:t>② ORA-13516</w:t>
+      </w:r>
+    </w:p>
+    <w:p>
+      <w:r>
+        <w:rPr>
+          <w:rFonts w:ascii="맑은 고딕" w:hAnsi="맑은 고딕" w:eastAsia="맑은 고딕"/>
+          <w:sz w:val="21"/>
+        </w:rPr>
+        <w:t>③ 정상 생성된다</w:t>
+      </w:r>
+    </w:p>
+    <w:p>
+      <w:r>
+        <w:rPr>
+          <w:rFonts w:ascii="맑은 고딕" w:hAnsi="맑은 고딕" w:eastAsia="맑은 고딕"/>
+          <w:sz w:val="21"/>
+        </w:rPr>
+        <w:t>④ ORA-00604</w:t>
       </w:r>
     </w:p>
     <w:p>
@@ -1139,7 +1139,7 @@
           <w:rFonts w:ascii="맑은 고딕" w:hAnsi="맑은 고딕" w:eastAsia="맑은 고딕"/>
           <w:sz w:val="21"/>
         </w:rPr>
-        <w:t>① 통계 수집이 주기적이고 Standby에서는 갱신이 제한적이기 때문</w:t>
+        <w:t>① 뷰가 잘못되었기 때문</w:t>
       </w:r>
     </w:p>
     <w:p>
@@ -1157,7 +1157,7 @@
           <w:rFonts w:ascii="맑은 고딕" w:hAnsi="맑은 고딕" w:eastAsia="맑은 고딕"/>
           <w:sz w:val="21"/>
         </w:rPr>
-        <w:t>③ 뷰가 잘못되었기 때문</w:t>
+        <w:t>③ 통계 수집이 주기적이고 Standby에서는 갱신이 제한적이기 때문</w:t>
       </w:r>
     </w:p>
     <w:p>
@@ -1202,7 +1202,7 @@
           <w:rFonts w:ascii="맑은 고딕" w:hAnsi="맑은 고딕" w:eastAsia="맑은 고딕"/>
           <w:sz w:val="21"/>
         </w:rPr>
-        <w:t>② 접속 문자열 확인</w:t>
+        <w:t>② 확인할 방법이 없다</w:t>
       </w:r>
     </w:p>
     <w:p>
@@ -1220,7 +1220,7 @@
           <w:rFonts w:ascii="맑은 고딕" w:hAnsi="맑은 고딕" w:eastAsia="맑은 고딕"/>
           <w:sz w:val="21"/>
         </w:rPr>
-        <w:t>④ 확인할 방법이 없다</w:t>
+        <w:t>④ 접속 문자열 확인</w:t>
       </w:r>
     </w:p>
     <w:p>
@@ -1247,34 +1247,34 @@
           <w:rFonts w:ascii="맑은 고딕" w:hAnsi="맑은 고딕" w:eastAsia="맑은 고딕"/>
           <w:sz w:val="21"/>
         </w:rPr>
-        <w:t>① database_role</w:t>
-      </w:r>
-    </w:p>
-    <w:p>
-      <w:r>
-        <w:rPr>
-          <w:rFonts w:ascii="맑은 고딕" w:hAnsi="맑은 고딕" w:eastAsia="맑은 고딕"/>
-          <w:sz w:val="21"/>
-        </w:rPr>
-        <w:t>② db_unique_name</w:t>
-      </w:r>
-    </w:p>
-    <w:p>
-      <w:r>
-        <w:rPr>
-          <w:rFonts w:ascii="맑은 고딕" w:hAnsi="맑은 고딕" w:eastAsia="맑은 고딕"/>
-          <w:sz w:val="21"/>
-        </w:rPr>
-        <w:t>③ 호스트 이름</w:t>
-      </w:r>
-    </w:p>
-    <w:p>
-      <w:r>
-        <w:rPr>
-          <w:rFonts w:ascii="맑은 고딕" w:hAnsi="맑은 고딕" w:eastAsia="맑은 고딕"/>
-          <w:sz w:val="21"/>
-        </w:rPr>
-        <w:t>④ 서비스 이름</w:t>
+        <w:t>① 호스트 이름</w:t>
+      </w:r>
+    </w:p>
+    <w:p>
+      <w:r>
+        <w:rPr>
+          <w:rFonts w:ascii="맑은 고딕" w:hAnsi="맑은 고딕" w:eastAsia="맑은 고딕"/>
+          <w:sz w:val="21"/>
+        </w:rPr>
+        <w:t>② 서비스 이름</w:t>
+      </w:r>
+    </w:p>
+    <w:p>
+      <w:r>
+        <w:rPr>
+          <w:rFonts w:ascii="맑은 고딕" w:hAnsi="맑은 고딕" w:eastAsia="맑은 고딕"/>
+          <w:sz w:val="21"/>
+        </w:rPr>
+        <w:t>③ db_unique_name</w:t>
+      </w:r>
+    </w:p>
+    <w:p>
+      <w:r>
+        <w:rPr>
+          <w:rFonts w:ascii="맑은 고딕" w:hAnsi="맑은 고딕" w:eastAsia="맑은 고딕"/>
+          <w:sz w:val="21"/>
+        </w:rPr>
+        <w:t>④ database_role</w:t>
       </w:r>
     </w:p>
     <w:p>
@@ -1310,25 +1310,25 @@
           <w:rFonts w:ascii="맑은 고딕" w:hAnsi="맑은 고딕" w:eastAsia="맑은 고딕"/>
           <w:sz w:val="21"/>
         </w:rPr>
-        <w:t>② CDB만 열려 있으면 된다</w:t>
-      </w:r>
-    </w:p>
-    <w:p>
-      <w:r>
-        <w:rPr>
-          <w:rFonts w:ascii="맑은 고딕" w:hAnsi="맑은 고딕" w:eastAsia="맑은 고딕"/>
-          <w:sz w:val="21"/>
-        </w:rPr>
-        <w:t>③ 정적 등록이 있어야 한다</w:t>
-      </w:r>
-    </w:p>
-    <w:p>
-      <w:r>
-        <w:rPr>
-          <w:rFonts w:ascii="맑은 고딕" w:hAnsi="맑은 고딕" w:eastAsia="맑은 고딕"/>
-          <w:sz w:val="21"/>
-        </w:rPr>
-        <w:t>④ MRP가 돌고 있어야 한다</w:t>
+        <w:t>② MRP가 돌고 있어야 한다</w:t>
+      </w:r>
+    </w:p>
+    <w:p>
+      <w:r>
+        <w:rPr>
+          <w:rFonts w:ascii="맑은 고딕" w:hAnsi="맑은 고딕" w:eastAsia="맑은 고딕"/>
+          <w:sz w:val="21"/>
+        </w:rPr>
+        <w:t>③ CDB만 열려 있으면 된다</w:t>
+      </w:r>
+    </w:p>
+    <w:p>
+      <w:r>
+        <w:rPr>
+          <w:rFonts w:ascii="맑은 고딕" w:hAnsi="맑은 고딕" w:eastAsia="맑은 고딕"/>
+          <w:sz w:val="21"/>
+        </w:rPr>
+        <w:t>④ 정적 등록이 있어야 한다</w:t>
       </w:r>
     </w:p>
     <w:p>
@@ -1355,7 +1355,7 @@
           <w:rFonts w:ascii="맑은 고딕" w:hAnsi="맑은 고딕" w:eastAsia="맑은 고딕"/>
           <w:sz w:val="21"/>
         </w:rPr>
-        <w:t>① 리두와 함께 UNDO도 적용되어 읽기 일관성이 유지되기 때문</w:t>
+        <w:t>① 조회가 Primary로 전달되기 때문</w:t>
       </w:r>
     </w:p>
     <w:p>
@@ -1382,7 +1382,7 @@
           <w:rFonts w:ascii="맑은 고딕" w:hAnsi="맑은 고딕" w:eastAsia="맑은 고딕"/>
           <w:sz w:val="21"/>
         </w:rPr>
-        <w:t>④ 조회가 Primary로 전달되기 때문</w:t>
+        <w:t>④ 리두와 함께 UNDO도 적용되어 읽기 일관성이 유지되기 때문</w:t>
       </w:r>
     </w:p>
     <w:p>
@@ -1463,34 +1463,34 @@
           <w:rFonts w:ascii="맑은 고딕" w:hAnsi="맑은 고딕" w:eastAsia="맑은 고딕"/>
           <w:sz w:val="21"/>
         </w:rPr>
-        <w:t>① PLAN_TABLE이 전역 임시 테이블이기 때문</w:t>
-      </w:r>
-    </w:p>
-    <w:p>
-      <w:r>
-        <w:rPr>
-          <w:rFonts w:ascii="맑은 고딕" w:hAnsi="맑은 고딕" w:eastAsia="맑은 고딕"/>
-          <w:sz w:val="21"/>
-        </w:rPr>
-        <w:t>② 실행 계획은 메모리에만 있기 때문</w:t>
-      </w:r>
-    </w:p>
-    <w:p>
-      <w:r>
-        <w:rPr>
-          <w:rFonts w:ascii="맑은 고딕" w:hAnsi="맑은 고딕" w:eastAsia="맑은 고딕"/>
-          <w:sz w:val="21"/>
-        </w:rPr>
-        <w:t>③ Primary로 전달되기 때문</w:t>
-      </w:r>
-    </w:p>
-    <w:p>
-      <w:r>
-        <w:rPr>
-          <w:rFonts w:ascii="맑은 고딕" w:hAnsi="맑은 고딕" w:eastAsia="맑은 고딕"/>
-          <w:sz w:val="21"/>
-        </w:rPr>
-        <w:t>④ DDL이 아니기 때문</w:t>
+        <w:t>① DDL이 아니기 때문</w:t>
+      </w:r>
+    </w:p>
+    <w:p>
+      <w:r>
+        <w:rPr>
+          <w:rFonts w:ascii="맑은 고딕" w:hAnsi="맑은 고딕" w:eastAsia="맑은 고딕"/>
+          <w:sz w:val="21"/>
+        </w:rPr>
+        <w:t>② PLAN_TABLE이 전역 임시 테이블이기 때문</w:t>
+      </w:r>
+    </w:p>
+    <w:p>
+      <w:r>
+        <w:rPr>
+          <w:rFonts w:ascii="맑은 고딕" w:hAnsi="맑은 고딕" w:eastAsia="맑은 고딕"/>
+          <w:sz w:val="21"/>
+        </w:rPr>
+        <w:t>③ 실행 계획은 메모리에만 있기 때문</w:t>
+      </w:r>
+    </w:p>
+    <w:p>
+      <w:r>
+        <w:rPr>
+          <w:rFonts w:ascii="맑은 고딕" w:hAnsi="맑은 고딕" w:eastAsia="맑은 고딕"/>
+          <w:sz w:val="21"/>
+        </w:rPr>
+        <w:t>④ Primary로 전달되기 때문</w:t>
       </w:r>
     </w:p>
     <w:p>
@@ -1526,25 +1526,25 @@
           <w:rFonts w:ascii="맑은 고딕" w:hAnsi="맑은 고딕" w:eastAsia="맑은 고딕"/>
           <w:sz w:val="21"/>
         </w:rPr>
-        <w:t>② TEMP_UNDO_ENABLED가 TRUE이기 때문</w:t>
-      </w:r>
-    </w:p>
-    <w:p>
-      <w:r>
-        <w:rPr>
-          <w:rFonts w:ascii="맑은 고딕" w:hAnsi="맑은 고딕" w:eastAsia="맑은 고딕"/>
-          <w:sz w:val="21"/>
-        </w:rPr>
-        <w:t>③ GTT는 딕셔너리에 없기 때문</w:t>
-      </w:r>
-    </w:p>
-    <w:p>
-      <w:r>
-        <w:rPr>
-          <w:rFonts w:ascii="맑은 고딕" w:hAnsi="맑은 고딕" w:eastAsia="맑은 고딕"/>
-          <w:sz w:val="21"/>
-        </w:rPr>
-        <w:t>④ 리다이렉션이 자동으로 켜지기 때문</w:t>
+        <w:t>② GTT는 딕셔너리에 없기 때문</w:t>
+      </w:r>
+    </w:p>
+    <w:p>
+      <w:r>
+        <w:rPr>
+          <w:rFonts w:ascii="맑은 고딕" w:hAnsi="맑은 고딕" w:eastAsia="맑은 고딕"/>
+          <w:sz w:val="21"/>
+        </w:rPr>
+        <w:t>③ 리다이렉션이 자동으로 켜지기 때문</w:t>
+      </w:r>
+    </w:p>
+    <w:p>
+      <w:r>
+        <w:rPr>
+          <w:rFonts w:ascii="맑은 고딕" w:hAnsi="맑은 고딕" w:eastAsia="맑은 고딕"/>
+          <w:sz w:val="21"/>
+        </w:rPr>
+        <w:t>④ TEMP_UNDO_ENABLED가 TRUE이기 때문</w:t>
       </w:r>
     </w:p>
     <w:p>
@@ -1571,34 +1571,34 @@
           <w:rFonts w:ascii="맑은 고딕" w:hAnsi="맑은 고딕" w:eastAsia="맑은 고딕"/>
           <w:sz w:val="21"/>
         </w:rPr>
-        <w:t>① Primary와 겹치지 않도록 별도 범위를 할당받기 때문</w:t>
-      </w:r>
-    </w:p>
-    <w:p>
-      <w:r>
-        <w:rPr>
-          <w:rFonts w:ascii="맑은 고딕" w:hAnsi="맑은 고딕" w:eastAsia="맑은 고딕"/>
-          <w:sz w:val="21"/>
-        </w:rPr>
-        <w:t>② 캐시가 손상되었기 때문</w:t>
-      </w:r>
-    </w:p>
-    <w:p>
-      <w:r>
-        <w:rPr>
-          <w:rFonts w:ascii="맑은 고딕" w:hAnsi="맑은 고딕" w:eastAsia="맑은 고딕"/>
-          <w:sz w:val="21"/>
-        </w:rPr>
-        <w:t>③ 리두 적용이 지연되기 때문</w:t>
-      </w:r>
-    </w:p>
-    <w:p>
-      <w:r>
-        <w:rPr>
-          <w:rFonts w:ascii="맑은 고딕" w:hAnsi="맑은 고딕" w:eastAsia="맑은 고딕"/>
-          <w:sz w:val="21"/>
-        </w:rPr>
-        <w:t>④ 시퀀스가 복제되지 않기 때문</w:t>
+        <w:t>① 리두 적용이 지연되기 때문</w:t>
+      </w:r>
+    </w:p>
+    <w:p>
+      <w:r>
+        <w:rPr>
+          <w:rFonts w:ascii="맑은 고딕" w:hAnsi="맑은 고딕" w:eastAsia="맑은 고딕"/>
+          <w:sz w:val="21"/>
+        </w:rPr>
+        <w:t>② 시퀀스가 복제되지 않기 때문</w:t>
+      </w:r>
+    </w:p>
+    <w:p>
+      <w:r>
+        <w:rPr>
+          <w:rFonts w:ascii="맑은 고딕" w:hAnsi="맑은 고딕" w:eastAsia="맑은 고딕"/>
+          <w:sz w:val="21"/>
+        </w:rPr>
+        <w:t>③ Primary와 겹치지 않도록 별도 범위를 할당받기 때문</w:t>
+      </w:r>
+    </w:p>
+    <w:p>
+      <w:r>
+        <w:rPr>
+          <w:rFonts w:ascii="맑은 고딕" w:hAnsi="맑은 고딕" w:eastAsia="맑은 고딕"/>
+          <w:sz w:val="21"/>
+        </w:rPr>
+        <w:t>④ 캐시가 손상되었기 때문</w:t>
       </w:r>
     </w:p>
     <w:p>
@@ -1625,7 +1625,7 @@
           <w:rFonts w:ascii="맑은 고딕" w:hAnsi="맑은 고딕" w:eastAsia="맑은 고딕"/>
           <w:sz w:val="21"/>
         </w:rPr>
-        <w:t>① 순번의 연속성이 필요하면 Standby에서 시퀀스를 쓰지 않는다</w:t>
+        <w:t>① Standby에서는 시퀀스를 쓸 수 없다</w:t>
       </w:r>
     </w:p>
     <w:p>
@@ -1643,7 +1643,7 @@
           <w:rFonts w:ascii="맑은 고딕" w:hAnsi="맑은 고딕" w:eastAsia="맑은 고딕"/>
           <w:sz w:val="21"/>
         </w:rPr>
-        <w:t>③ Standby에서는 시퀀스를 쓸 수 없다</w:t>
+        <w:t>③ 순번의 연속성이 필요하면 Standby에서 시퀀스를 쓰지 않는다</w:t>
       </w:r>
     </w:p>
     <w:p>
@@ -1688,7 +1688,7 @@
           <w:rFonts w:ascii="맑은 고딕" w:hAnsi="맑은 고딕" w:eastAsia="맑은 고딕"/>
           <w:sz w:val="21"/>
         </w:rPr>
-        <w:t>② Standby</w:t>
+        <w:t>② Far Sync 인스턴스</w:t>
       </w:r>
     </w:p>
     <w:p>
@@ -1706,7 +1706,7 @@
           <w:rFonts w:ascii="맑은 고딕" w:hAnsi="맑은 고딕" w:eastAsia="맑은 고딕"/>
           <w:sz w:val="21"/>
         </w:rPr>
-        <w:t>④ Far Sync 인스턴스</w:t>
+        <w:t>④ Standby</w:t>
       </w:r>
     </w:p>
     <w:p>
@@ -1733,34 +1733,34 @@
           <w:rFonts w:ascii="맑은 고딕" w:hAnsi="맑은 고딕" w:eastAsia="맑은 고딕"/>
           <w:sz w:val="21"/>
         </w:rPr>
-        <w:t>① 조회 위주 세션에서 발생하는 간헐적이고 작은 갱신</w:t>
-      </w:r>
-    </w:p>
-    <w:p>
-      <w:r>
-        <w:rPr>
-          <w:rFonts w:ascii="맑은 고딕" w:hAnsi="맑은 고딕" w:eastAsia="맑은 고딕"/>
-          <w:sz w:val="21"/>
-        </w:rPr>
-        <w:t>② 대량 배치 갱신</w:t>
-      </w:r>
-    </w:p>
-    <w:p>
-      <w:r>
-        <w:rPr>
-          <w:rFonts w:ascii="맑은 고딕" w:hAnsi="맑은 고딕" w:eastAsia="맑은 고딕"/>
-          <w:sz w:val="21"/>
-        </w:rPr>
-        <w:t>③ 긴 트랜잭션</w:t>
-      </w:r>
-    </w:p>
-    <w:p>
-      <w:r>
-        <w:rPr>
-          <w:rFonts w:ascii="맑은 고딕" w:hAnsi="맑은 고딕" w:eastAsia="맑은 고딕"/>
-          <w:sz w:val="21"/>
-        </w:rPr>
-        <w:t>④ DDL 실행</w:t>
+        <w:t>① DDL 실행</w:t>
+      </w:r>
+    </w:p>
+    <w:p>
+      <w:r>
+        <w:rPr>
+          <w:rFonts w:ascii="맑은 고딕" w:hAnsi="맑은 고딕" w:eastAsia="맑은 고딕"/>
+          <w:sz w:val="21"/>
+        </w:rPr>
+        <w:t>② 긴 트랜잭션</w:t>
+      </w:r>
+    </w:p>
+    <w:p>
+      <w:r>
+        <w:rPr>
+          <w:rFonts w:ascii="맑은 고딕" w:hAnsi="맑은 고딕" w:eastAsia="맑은 고딕"/>
+          <w:sz w:val="21"/>
+        </w:rPr>
+        <w:t>③ 조회 위주 세션에서 발생하는 간헐적이고 작은 갱신</w:t>
+      </w:r>
+    </w:p>
+    <w:p>
+      <w:r>
+        <w:rPr>
+          <w:rFonts w:ascii="맑은 고딕" w:hAnsi="맑은 고딕" w:eastAsia="맑은 고딕"/>
+          <w:sz w:val="21"/>
+        </w:rPr>
+        <w:t>④ 대량 배치 갱신</w:t>
       </w:r>
     </w:p>
     <w:p>
@@ -1787,34 +1787,34 @@
           <w:rFonts w:ascii="맑은 고딕" w:hAnsi="맑은 고딕" w:eastAsia="맑은 고딕"/>
           <w:sz w:val="21"/>
         </w:rPr>
-        <w:t>① Primary</w:t>
-      </w:r>
-    </w:p>
-    <w:p>
-      <w:r>
-        <w:rPr>
-          <w:rFonts w:ascii="맑은 고딕" w:hAnsi="맑은 고딕" w:eastAsia="맑은 고딕"/>
-          <w:sz w:val="21"/>
-        </w:rPr>
-        <w:t>② Standby</w:t>
-      </w:r>
-    </w:p>
-    <w:p>
-      <w:r>
-        <w:rPr>
-          <w:rFonts w:ascii="맑은 고딕" w:hAnsi="맑은 고딕" w:eastAsia="맑은 고딕"/>
-          <w:sz w:val="21"/>
-        </w:rPr>
-        <w:t>③ 양쪽에 복제된다</w:t>
-      </w:r>
-    </w:p>
-    <w:p>
-      <w:r>
-        <w:rPr>
-          <w:rFonts w:ascii="맑은 고딕" w:hAnsi="맑은 고딕" w:eastAsia="맑은 고딕"/>
-          <w:sz w:val="21"/>
-        </w:rPr>
-        <w:t>④ 트랜잭션이 생기지 않는다</w:t>
+        <w:t>① 트랜잭션이 생기지 않는다</w:t>
+      </w:r>
+    </w:p>
+    <w:p>
+      <w:r>
+        <w:rPr>
+          <w:rFonts w:ascii="맑은 고딕" w:hAnsi="맑은 고딕" w:eastAsia="맑은 고딕"/>
+          <w:sz w:val="21"/>
+        </w:rPr>
+        <w:t>② 양쪽에 복제된다</w:t>
+      </w:r>
+    </w:p>
+    <w:p>
+      <w:r>
+        <w:rPr>
+          <w:rFonts w:ascii="맑은 고딕" w:hAnsi="맑은 고딕" w:eastAsia="맑은 고딕"/>
+          <w:sz w:val="21"/>
+        </w:rPr>
+        <w:t>③ Primary</w:t>
+      </w:r>
+    </w:p>
+    <w:p>
+      <w:r>
+        <w:rPr>
+          <w:rFonts w:ascii="맑은 고딕" w:hAnsi="맑은 고딕" w:eastAsia="맑은 고딕"/>
+          <w:sz w:val="21"/>
+        </w:rPr>
+        <w:t>④ Standby</w:t>
       </w:r>
     </w:p>
     <w:p>
@@ -1841,7 +1841,7 @@
           <w:rFonts w:ascii="맑은 고딕" w:hAnsi="맑은 고딕" w:eastAsia="맑은 고딕"/>
           <w:sz w:val="21"/>
         </w:rPr>
-        <w:t>① 전자는 시도하지 않았고 후자는 시도했다가 실패했다</w:t>
+        <w:t>① 전자는 DDL 전용이다</w:t>
       </w:r>
     </w:p>
     <w:p>
@@ -1868,7 +1868,7 @@
           <w:rFonts w:ascii="맑은 고딕" w:hAnsi="맑은 고딕" w:eastAsia="맑은 고딕"/>
           <w:sz w:val="21"/>
         </w:rPr>
-        <w:t>④ 전자는 DDL 전용이다</w:t>
+        <w:t>④ 전자는 시도하지 않았고 후자는 시도했다가 실패했다</w:t>
       </w:r>
     </w:p>
     <w:p>
@@ -1904,25 +1904,25 @@
           <w:rFonts w:ascii="맑은 고딕" w:hAnsi="맑은 고딕" w:eastAsia="맑은 고딕"/>
           <w:sz w:val="21"/>
         </w:rPr>
-        <w:t>② 정상 적용된다</w:t>
-      </w:r>
-    </w:p>
-    <w:p>
-      <w:r>
-        <w:rPr>
-          <w:rFonts w:ascii="맑은 고딕" w:hAnsi="맑은 고딕" w:eastAsia="맑은 고딕"/>
-          <w:sz w:val="21"/>
-        </w:rPr>
-        <w:t>③ ORA-03172</w:t>
-      </w:r>
-    </w:p>
-    <w:p>
-      <w:r>
-        <w:rPr>
-          <w:rFonts w:ascii="맑은 고딕" w:hAnsi="맑은 고딕" w:eastAsia="맑은 고딕"/>
-          <w:sz w:val="21"/>
-        </w:rPr>
-        <w:t>④ 무시된다</w:t>
+        <w:t>② 무시된다</w:t>
+      </w:r>
+    </w:p>
+    <w:p>
+      <w:r>
+        <w:rPr>
+          <w:rFonts w:ascii="맑은 고딕" w:hAnsi="맑은 고딕" w:eastAsia="맑은 고딕"/>
+          <w:sz w:val="21"/>
+        </w:rPr>
+        <w:t>③ 정상 적용된다</w:t>
+      </w:r>
+    </w:p>
+    <w:p>
+      <w:r>
+        <w:rPr>
+          <w:rFonts w:ascii="맑은 고딕" w:hAnsi="맑은 고딕" w:eastAsia="맑은 고딕"/>
+          <w:sz w:val="21"/>
+        </w:rPr>
+        <w:t>④ ORA-03172</w:t>
       </w:r>
     </w:p>
     <w:p>
@@ -1949,7 +1949,7 @@
           <w:rFonts w:ascii="맑은 고딕" w:hAnsi="맑은 고딕" w:eastAsia="맑은 고딕"/>
           <w:sz w:val="21"/>
         </w:rPr>
-        <w:t>① 사실상 항상 ORA-03172가 난다</w:t>
+        <w:t>① 오류 없이 무시된다</w:t>
       </w:r>
     </w:p>
     <w:p>
@@ -1976,7 +1976,7 @@
           <w:rFonts w:ascii="맑은 고딕" w:hAnsi="맑은 고딕" w:eastAsia="맑은 고딕"/>
           <w:sz w:val="21"/>
         </w:rPr>
-        <w:t>④ 오류 없이 무시된다</w:t>
+        <w:t>④ 사실상 항상 ORA-03172가 난다</w:t>
       </w:r>
     </w:p>
     <w:p>
@@ -2012,25 +2012,25 @@
           <w:rFonts w:ascii="맑은 고딕" w:hAnsi="맑은 고딕" w:eastAsia="맑은 고딕"/>
           <w:sz w:val="21"/>
         </w:rPr>
-        <w:t>② 실패한다</w:t>
-      </w:r>
-    </w:p>
-    <w:p>
-      <w:r>
-        <w:rPr>
-          <w:rFonts w:ascii="맑은 고딕" w:hAnsi="맑은 고딕" w:eastAsia="맑은 고딕"/>
-          <w:sz w:val="21"/>
-        </w:rPr>
-        <w:t>③ Primary로 전달된다</w:t>
-      </w:r>
-    </w:p>
-    <w:p>
-      <w:r>
-        <w:rPr>
-          <w:rFonts w:ascii="맑은 고딕" w:hAnsi="맑은 고딕" w:eastAsia="맑은 고딕"/>
-          <w:sz w:val="21"/>
-        </w:rPr>
-        <w:t>④ 대기한다</w:t>
+        <w:t>② 대기한다</w:t>
+      </w:r>
+    </w:p>
+    <w:p>
+      <w:r>
+        <w:rPr>
+          <w:rFonts w:ascii="맑은 고딕" w:hAnsi="맑은 고딕" w:eastAsia="맑은 고딕"/>
+          <w:sz w:val="21"/>
+        </w:rPr>
+        <w:t>③ 실패한다</w:t>
+      </w:r>
+    </w:p>
+    <w:p>
+      <w:r>
+        <w:rPr>
+          <w:rFonts w:ascii="맑은 고딕" w:hAnsi="맑은 고딕" w:eastAsia="맑은 고딕"/>
+          <w:sz w:val="21"/>
+        </w:rPr>
+        <w:t>④ Primary로 전달된다</w:t>
       </w:r>
     </w:p>
     <w:p>
@@ -2057,7 +2057,7 @@
           <w:rFonts w:ascii="맑은 고딕" w:hAnsi="맑은 고딕" w:eastAsia="맑은 고딕"/>
           <w:sz w:val="21"/>
         </w:rPr>
-        <w:t>① 동기 전송(SYNC) 구성</w:t>
+        <w:t>① SYS 권한</w:t>
       </w:r>
     </w:p>
     <w:p>
@@ -2075,16 +2075,16 @@
           <w:rFonts w:ascii="맑은 고딕" w:hAnsi="맑은 고딕" w:eastAsia="맑은 고딕"/>
           <w:sz w:val="21"/>
         </w:rPr>
-        <w:t>③ MOUNTED 상태</w:t>
-      </w:r>
-    </w:p>
-    <w:p>
-      <w:r>
-        <w:rPr>
-          <w:rFonts w:ascii="맑은 고딕" w:hAnsi="맑은 고딕" w:eastAsia="맑은 고딕"/>
-          <w:sz w:val="21"/>
-        </w:rPr>
-        <w:t>④ SYS 권한</w:t>
+        <w:t>③ 동기 전송(SYNC) 구성</w:t>
+      </w:r>
+    </w:p>
+    <w:p>
+      <w:r>
+        <w:rPr>
+          <w:rFonts w:ascii="맑은 고딕" w:hAnsi="맑은 고딕" w:eastAsia="맑은 고딕"/>
+          <w:sz w:val="21"/>
+        </w:rPr>
+        <w:t>④ MOUNTED 상태</w:t>
       </w:r>
     </w:p>
     <w:p>
@@ -2111,25 +2111,25 @@
           <w:rFonts w:ascii="맑은 고딕" w:hAnsi="맑은 고딕" w:eastAsia="맑은 고딕"/>
           <w:sz w:val="21"/>
         </w:rPr>
-        <w:t>① apply lag 하나뿐이다</w:t>
-      </w:r>
-    </w:p>
-    <w:p>
-      <w:r>
-        <w:rPr>
-          <w:rFonts w:ascii="맑은 고딕" w:hAnsi="맑은 고딕" w:eastAsia="맑은 고딕"/>
-          <w:sz w:val="21"/>
-        </w:rPr>
-        <w:t>② apply lag과 transport lag 둘</w:t>
-      </w:r>
-    </w:p>
-    <w:p>
-      <w:r>
-        <w:rPr>
-          <w:rFonts w:ascii="맑은 고딕" w:hAnsi="맑은 고딕" w:eastAsia="맑은 고딕"/>
-          <w:sz w:val="21"/>
-        </w:rPr>
-        <w:t>③ 네 가지 지표</w:t>
+        <w:t>① 네 가지 지표</w:t>
+      </w:r>
+    </w:p>
+    <w:p>
+      <w:r>
+        <w:rPr>
+          <w:rFonts w:ascii="맑은 고딕" w:hAnsi="맑은 고딕" w:eastAsia="맑은 고딕"/>
+          <w:sz w:val="21"/>
+        </w:rPr>
+        <w:t>② apply lag 하나뿐이다</w:t>
+      </w:r>
+    </w:p>
+    <w:p>
+      <w:r>
+        <w:rPr>
+          <w:rFonts w:ascii="맑은 고딕" w:hAnsi="맑은 고딕" w:eastAsia="맑은 고딕"/>
+          <w:sz w:val="21"/>
+        </w:rPr>
+        <w:t>③ apply lag과 transport lag 둘</w:t>
       </w:r>
     </w:p>
     <w:p>
@@ -2165,25 +2165,25 @@
           <w:rFonts w:ascii="맑은 고딕" w:hAnsi="맑은 고딕" w:eastAsia="맑은 고딕"/>
           <w:sz w:val="21"/>
         </w:rPr>
-        <w:t>① `2 minutes` 구간에 59회</w:t>
-      </w:r>
-    </w:p>
-    <w:p>
-      <w:r>
-        <w:rPr>
-          <w:rFonts w:ascii="맑은 고딕" w:hAnsi="맑은 고딕" w:eastAsia="맑은 고딕"/>
-          <w:sz w:val="21"/>
-        </w:rPr>
-        <w:t>② `120 seconds` 구간에 1회</w:t>
-      </w:r>
-    </w:p>
-    <w:p>
-      <w:r>
-        <w:rPr>
-          <w:rFonts w:ascii="맑은 고딕" w:hAnsi="맑은 고딕" w:eastAsia="맑은 고딕"/>
-          <w:sz w:val="21"/>
-        </w:rPr>
-        <w:t>③ 기록되지 않는다</w:t>
+        <w:t>① `120 seconds` 구간에 1회</w:t>
+      </w:r>
+    </w:p>
+    <w:p>
+      <w:r>
+        <w:rPr>
+          <w:rFonts w:ascii="맑은 고딕" w:hAnsi="맑은 고딕" w:eastAsia="맑은 고딕"/>
+          <w:sz w:val="21"/>
+        </w:rPr>
+        <w:t>② 기록되지 않는다</w:t>
+      </w:r>
+    </w:p>
+    <w:p>
+      <w:r>
+        <w:rPr>
+          <w:rFonts w:ascii="맑은 고딕" w:hAnsi="맑은 고딕" w:eastAsia="맑은 고딕"/>
+          <w:sz w:val="21"/>
+        </w:rPr>
+        <w:t>③ `2 minutes` 구간에 59회</w:t>
       </w:r>
     </w:p>
     <w:p>
@@ -2227,16 +2227,16 @@
           <w:rFonts w:ascii="맑은 고딕" w:hAnsi="맑은 고딕" w:eastAsia="맑은 고딕"/>
           <w:sz w:val="21"/>
         </w:rPr>
-        <w:t>① SQL*Plus가 EXIT 시 암묵적으로 커밋했기 때문</w:t>
-      </w:r>
-    </w:p>
-    <w:p>
-      <w:r>
-        <w:rPr>
-          <w:rFonts w:ascii="맑은 고딕" w:hAnsi="맑은 고딕" w:eastAsia="맑은 고딕"/>
-          <w:sz w:val="21"/>
-        </w:rPr>
-        <w:t>② Standby가 미커밋 데이터를 보여 주기 때문</w:t>
+        <w:t>① Standby가 미커밋 데이터를 보여 주기 때문</w:t>
+      </w:r>
+    </w:p>
+    <w:p>
+      <w:r>
+        <w:rPr>
+          <w:rFonts w:ascii="맑은 고딕" w:hAnsi="맑은 고딕" w:eastAsia="맑은 고딕"/>
+          <w:sz w:val="21"/>
+        </w:rPr>
+        <w:t>② 조회 시점이 어긋났기 때문</w:t>
       </w:r>
     </w:p>
     <w:p>
@@ -2254,7 +2254,7 @@
           <w:rFonts w:ascii="맑은 고딕" w:hAnsi="맑은 고딕" w:eastAsia="맑은 고딕"/>
           <w:sz w:val="21"/>
         </w:rPr>
-        <w:t>④ 조회 시점이 어긋났기 때문</w:t>
+        <w:t>④ SQL*Plus가 EXIT 시 암묵적으로 커밋했기 때문</w:t>
       </w:r>
     </w:p>
     <w:p>
@@ -2281,16 +2281,16 @@
           <w:rFonts w:ascii="맑은 고딕" w:hAnsi="맑은 고딕" w:eastAsia="맑은 고딕"/>
           <w:sz w:val="21"/>
         </w:rPr>
-        <w:t>① 영구 데이터 파일이나 딕셔너리를 바꾸는가</w:t>
-      </w:r>
-    </w:p>
-    <w:p>
-      <w:r>
-        <w:rPr>
-          <w:rFonts w:ascii="맑은 고딕" w:hAnsi="맑은 고딕" w:eastAsia="맑은 고딕"/>
-          <w:sz w:val="21"/>
-        </w:rPr>
-        <w:t>② 문장이 DML인가 DDL인가</w:t>
+        <w:t>① 문장이 DML인가 DDL인가</w:t>
+      </w:r>
+    </w:p>
+    <w:p>
+      <w:r>
+        <w:rPr>
+          <w:rFonts w:ascii="맑은 고딕" w:hAnsi="맑은 고딕" w:eastAsia="맑은 고딕"/>
+          <w:sz w:val="21"/>
+        </w:rPr>
+        <w:t>② 영구 데이터 파일이나 딕셔너리를 바꾸는가</w:t>
       </w:r>
     </w:p>
     <w:p>
@@ -2344,25 +2344,25 @@
           <w:rFonts w:ascii="맑은 고딕" w:hAnsi="맑은 고딕" w:eastAsia="맑은 고딕"/>
           <w:sz w:val="21"/>
         </w:rPr>
-        <w:t>② 맨 위 오류만 본다</w:t>
-      </w:r>
-    </w:p>
-    <w:p>
-      <w:r>
-        <w:rPr>
-          <w:rFonts w:ascii="맑은 고딕" w:hAnsi="맑은 고딕" w:eastAsia="맑은 고딕"/>
-          <w:sz w:val="21"/>
-        </w:rPr>
-        <w:t>③ 맨 아래 오류만 본다</w:t>
-      </w:r>
-    </w:p>
-    <w:p>
-      <w:r>
-        <w:rPr>
-          <w:rFonts w:ascii="맑은 고딕" w:hAnsi="맑은 고딕" w:eastAsia="맑은 고딕"/>
-          <w:sz w:val="21"/>
-        </w:rPr>
-        <w:t>④ 줄 번호를 추적한다</w:t>
+        <w:t>② 줄 번호를 추적한다</w:t>
+      </w:r>
+    </w:p>
+    <w:p>
+      <w:r>
+        <w:rPr>
+          <w:rFonts w:ascii="맑은 고딕" w:hAnsi="맑은 고딕" w:eastAsia="맑은 고딕"/>
+          <w:sz w:val="21"/>
+        </w:rPr>
+        <w:t>③ 맨 위 오류만 본다</w:t>
+      </w:r>
+    </w:p>
+    <w:p>
+      <w:r>
+        <w:rPr>
+          <w:rFonts w:ascii="맑은 고딕" w:hAnsi="맑은 고딕" w:eastAsia="맑은 고딕"/>
+          <w:sz w:val="21"/>
+        </w:rPr>
+        <w:t>④ 맨 아래 오류만 본다</w:t>
       </w:r>
     </w:p>
     <w:p>
@@ -2389,25 +2389,25 @@
           <w:rFonts w:ascii="맑은 고딕" w:hAnsi="맑은 고딕" w:eastAsia="맑은 고딕"/>
           <w:sz w:val="21"/>
         </w:rPr>
-        <w:t>① 패키지가 ORA-16000까지 가기 전에 상태를 먼저 점검한다</w:t>
-      </w:r>
-    </w:p>
-    <w:p>
-      <w:r>
-        <w:rPr>
-          <w:rFonts w:ascii="맑은 고딕" w:hAnsi="맑은 고딕" w:eastAsia="맑은 고딕"/>
-          <w:sz w:val="21"/>
-        </w:rPr>
-        <w:t>② AWR이 특별한 권한을 요구한다</w:t>
-      </w:r>
-    </w:p>
-    <w:p>
-      <w:r>
-        <w:rPr>
-          <w:rFonts w:ascii="맑은 고딕" w:hAnsi="맑은 고딕" w:eastAsia="맑은 고딕"/>
-          <w:sz w:val="21"/>
-        </w:rPr>
-        <w:t>③ 오류가 더 심각하다</w:t>
+        <w:t>① 오류가 더 심각하다</w:t>
+      </w:r>
+    </w:p>
+    <w:p>
+      <w:r>
+        <w:rPr>
+          <w:rFonts w:ascii="맑은 고딕" w:hAnsi="맑은 고딕" w:eastAsia="맑은 고딕"/>
+          <w:sz w:val="21"/>
+        </w:rPr>
+        <w:t>② 패키지가 ORA-16000까지 가기 전에 상태를 먼저 점검한다</w:t>
+      </w:r>
+    </w:p>
+    <w:p>
+      <w:r>
+        <w:rPr>
+          <w:rFonts w:ascii="맑은 고딕" w:hAnsi="맑은 고딕" w:eastAsia="맑은 고딕"/>
+          <w:sz w:val="21"/>
+        </w:rPr>
+        <w:t>③ AWR이 특별한 권한을 요구한다</w:t>
       </w:r>
     </w:p>
     <w:p>
@@ -2443,34 +2443,34 @@
           <w:rFonts w:ascii="맑은 고딕" w:hAnsi="맑은 고딕" w:eastAsia="맑은 고딕"/>
           <w:sz w:val="21"/>
         </w:rPr>
-        <w:t>① 두 값을 정확히 같은 순간에 얻을 수 없기 때문</w:t>
-      </w:r>
-    </w:p>
-    <w:p>
-      <w:r>
-        <w:rPr>
-          <w:rFonts w:ascii="맑은 고딕" w:hAnsi="맑은 고딕" w:eastAsia="맑은 고딕"/>
-          <w:sz w:val="21"/>
-        </w:rPr>
-        <w:t>② SCN이 서로 다른 체계이기 때문</w:t>
-      </w:r>
-    </w:p>
-    <w:p>
-      <w:r>
-        <w:rPr>
-          <w:rFonts w:ascii="맑은 고딕" w:hAnsi="맑은 고딕" w:eastAsia="맑은 고딕"/>
-          <w:sz w:val="21"/>
-        </w:rPr>
-        <w:t>③ Standby의 SCN이 항상 크기 때문</w:t>
-      </w:r>
-    </w:p>
-    <w:p>
-      <w:r>
-        <w:rPr>
-          <w:rFonts w:ascii="맑은 고딕" w:hAnsi="맑은 고딕" w:eastAsia="맑은 고딕"/>
-          <w:sz w:val="21"/>
-        </w:rPr>
-        <w:t>④ 뷰 권한이 없기 때문</w:t>
+        <w:t>① Standby의 SCN이 항상 크기 때문</w:t>
+      </w:r>
+    </w:p>
+    <w:p>
+      <w:r>
+        <w:rPr>
+          <w:rFonts w:ascii="맑은 고딕" w:hAnsi="맑은 고딕" w:eastAsia="맑은 고딕"/>
+          <w:sz w:val="21"/>
+        </w:rPr>
+        <w:t>② 뷰 권한이 없기 때문</w:t>
+      </w:r>
+    </w:p>
+    <w:p>
+      <w:r>
+        <w:rPr>
+          <w:rFonts w:ascii="맑은 고딕" w:hAnsi="맑은 고딕" w:eastAsia="맑은 고딕"/>
+          <w:sz w:val="21"/>
+        </w:rPr>
+        <w:t>③ 두 값을 정확히 같은 순간에 얻을 수 없기 때문</w:t>
+      </w:r>
+    </w:p>
+    <w:p>
+      <w:r>
+        <w:rPr>
+          <w:rFonts w:ascii="맑은 고딕" w:hAnsi="맑은 고딕" w:eastAsia="맑은 고딕"/>
+          <w:sz w:val="21"/>
+        </w:rPr>
+        <w:t>④ SCN이 서로 다른 체계이기 때문</w:t>
       </w:r>
     </w:p>
     <w:p>
@@ -2497,16 +2497,16 @@
           <w:rFonts w:ascii="맑은 고딕" w:hAnsi="맑은 고딕" w:eastAsia="맑은 고딕"/>
           <w:sz w:val="21"/>
         </w:rPr>
-        <w:t>① Standby가 Primary로 새 연결을 만들 때 SYSDBA 접속이 재인증되지 않기 때문</w:t>
-      </w:r>
-    </w:p>
-    <w:p>
-      <w:r>
-        <w:rPr>
-          <w:rFonts w:ascii="맑은 고딕" w:hAnsi="맑은 고딕" w:eastAsia="맑은 고딕"/>
-          <w:sz w:val="21"/>
-        </w:rPr>
-        <w:t>② SYS는 DML을 실행할 수 없기 때문</w:t>
+        <w:t>① SYS는 DML을 실행할 수 없기 때문</w:t>
+      </w:r>
+    </w:p>
+    <w:p>
+      <w:r>
+        <w:rPr>
+          <w:rFonts w:ascii="맑은 고딕" w:hAnsi="맑은 고딕" w:eastAsia="맑은 고딕"/>
+          <w:sz w:val="21"/>
+        </w:rPr>
+        <w:t>② Standby가 Primary로 새 연결을 만들 때 SYSDBA 접속이 재인증되지 않기 때문</w:t>
       </w:r>
     </w:p>
     <w:p>
@@ -2551,7 +2551,7 @@
           <w:rFonts w:ascii="맑은 고딕" w:hAnsi="맑은 고딕" w:eastAsia="맑은 고딕"/>
           <w:sz w:val="21"/>
         </w:rPr>
-        <w:t>① DML 리다이렉션과 STANDBY_MAX_DATA_DELAY</w:t>
+        <w:t>① EXPLAIN PLAN과 정렬</w:t>
       </w:r>
     </w:p>
     <w:p>
@@ -2569,16 +2569,16 @@
           <w:rFonts w:ascii="맑은 고딕" w:hAnsi="맑은 고딕" w:eastAsia="맑은 고딕"/>
           <w:sz w:val="21"/>
         </w:rPr>
-        <w:t>③ EXPLAIN PLAN과 정렬</w:t>
-      </w:r>
-    </w:p>
-    <w:p>
-      <w:r>
-        <w:rPr>
-          <w:rFonts w:ascii="맑은 고딕" w:hAnsi="맑은 고딕" w:eastAsia="맑은 고딕"/>
-          <w:sz w:val="21"/>
-        </w:rPr>
-        <w:t>④ AWR과 DBMS_STATS</w:t>
+        <w:t>③ AWR과 DBMS_STATS</w:t>
+      </w:r>
+    </w:p>
+    <w:p>
+      <w:r>
+        <w:rPr>
+          <w:rFonts w:ascii="맑은 고딕" w:hAnsi="맑은 고딕" w:eastAsia="맑은 고딕"/>
+          <w:sz w:val="21"/>
+        </w:rPr>
+        <w:t>④ DML 리다이렉션과 STANDBY_MAX_DATA_DELAY</w:t>
       </w:r>
     </w:p>
     <w:p>
@@ -2605,34 +2605,34 @@
           <w:rFonts w:ascii="맑은 고딕" w:hAnsi="맑은 고딕" w:eastAsia="맑은 고딕"/>
           <w:sz w:val="21"/>
         </w:rPr>
-        <w:t>① `SYNC WITH PRIMARY`와 `MAX_DATA_DELAY=0`의 사용 가능 여부</w:t>
-      </w:r>
-    </w:p>
-    <w:p>
-      <w:r>
-        <w:rPr>
-          <w:rFonts w:ascii="맑은 고딕" w:hAnsi="맑은 고딕" w:eastAsia="맑은 고딕"/>
-          <w:sz w:val="21"/>
-        </w:rPr>
-        <w:t>② 리다이렉션 동작 여부</w:t>
-      </w:r>
-    </w:p>
-    <w:p>
-      <w:r>
-        <w:rPr>
-          <w:rFonts w:ascii="맑은 고딕" w:hAnsi="맑은 고딕" w:eastAsia="맑은 고딕"/>
-          <w:sz w:val="21"/>
-        </w:rPr>
-        <w:t>③ GTT 사용 가능 여부</w:t>
-      </w:r>
-    </w:p>
-    <w:p>
-      <w:r>
-        <w:rPr>
-          <w:rFonts w:ascii="맑은 고딕" w:hAnsi="맑은 고딕" w:eastAsia="맑은 고딕"/>
-          <w:sz w:val="21"/>
-        </w:rPr>
-        <w:t>④ 시퀀스 값의 연속성</w:t>
+        <w:t>① GTT 사용 가능 여부</w:t>
+      </w:r>
+    </w:p>
+    <w:p>
+      <w:r>
+        <w:rPr>
+          <w:rFonts w:ascii="맑은 고딕" w:hAnsi="맑은 고딕" w:eastAsia="맑은 고딕"/>
+          <w:sz w:val="21"/>
+        </w:rPr>
+        <w:t>② `SYNC WITH PRIMARY`와 `MAX_DATA_DELAY=0`의 사용 가능 여부</w:t>
+      </w:r>
+    </w:p>
+    <w:p>
+      <w:r>
+        <w:rPr>
+          <w:rFonts w:ascii="맑은 고딕" w:hAnsi="맑은 고딕" w:eastAsia="맑은 고딕"/>
+          <w:sz w:val="21"/>
+        </w:rPr>
+        <w:t>③ 시퀀스 값의 연속성</w:t>
+      </w:r>
+    </w:p>
+    <w:p>
+      <w:r>
+        <w:rPr>
+          <w:rFonts w:ascii="맑은 고딕" w:hAnsi="맑은 고딕" w:eastAsia="맑은 고딕"/>
+          <w:sz w:val="21"/>
+        </w:rPr>
+        <w:t>④ 리다이렉션 동작 여부</w:t>
       </w:r>
     </w:p>
     <w:p>
@@ -2668,16 +2668,16 @@
           <w:rFonts w:ascii="맑은 고딕" w:hAnsi="맑은 고딕" w:eastAsia="맑은 고딕"/>
           <w:sz w:val="21"/>
         </w:rPr>
-        <w:t>② 접속 문자열을 바꾼다</w:t>
-      </w:r>
-    </w:p>
-    <w:p>
-      <w:r>
-        <w:rPr>
-          <w:rFonts w:ascii="맑은 고딕" w:hAnsi="맑은 고딕" w:eastAsia="맑은 고딕"/>
-          <w:sz w:val="21"/>
-        </w:rPr>
-        <w:t>③ 리다이렉션을 시스템 수준으로 켠다</w:t>
+        <w:t>② 리다이렉션을 시스템 수준으로 켠다</w:t>
+      </w:r>
+    </w:p>
+    <w:p>
+      <w:r>
+        <w:rPr>
+          <w:rFonts w:ascii="맑은 고딕" w:hAnsi="맑은 고딕" w:eastAsia="맑은 고딕"/>
+          <w:sz w:val="21"/>
+        </w:rPr>
+        <w:t>③ 접속 문자열을 바꾼다</w:t>
       </w:r>
     </w:p>
     <w:p>
@@ -2713,34 +2713,34 @@
           <w:rFonts w:ascii="맑은 고딕" w:hAnsi="맑은 고딕" w:eastAsia="맑은 고딕"/>
           <w:sz w:val="21"/>
         </w:rPr>
-        <w:t>① `V$ARCHIVE_DEST_STATUS`의 `DATABASE_MODE`와 `RECOVERY_MODE`</w:t>
-      </w:r>
-    </w:p>
-    <w:p>
-      <w:r>
-        <w:rPr>
-          <w:rFonts w:ascii="맑은 고딕" w:hAnsi="맑은 고딕" w:eastAsia="맑은 고딕"/>
-          <w:sz w:val="21"/>
-        </w:rPr>
-        <w:t>② `V$DATAGUARD_STATS`의 `apply lag`</w:t>
-      </w:r>
-    </w:p>
-    <w:p>
-      <w:r>
-        <w:rPr>
-          <w:rFonts w:ascii="맑은 고딕" w:hAnsi="맑은 고딕" w:eastAsia="맑은 고딕"/>
-          <w:sz w:val="21"/>
-        </w:rPr>
-        <w:t>③ `V$DATABASE`의 `OPEN_MODE`</w:t>
-      </w:r>
-    </w:p>
-    <w:p>
-      <w:r>
-        <w:rPr>
-          <w:rFonts w:ascii="맑은 고딕" w:hAnsi="맑은 고딕" w:eastAsia="맑은 고딕"/>
-          <w:sz w:val="21"/>
-        </w:rPr>
-        <w:t>④ `V$MANAGED_STANDBY`의 `MRP0` 상태</w:t>
+        <w:t>① `V$DATAGUARD_STATS`의 `apply lag`</w:t>
+      </w:r>
+    </w:p>
+    <w:p>
+      <w:r>
+        <w:rPr>
+          <w:rFonts w:ascii="맑은 고딕" w:hAnsi="맑은 고딕" w:eastAsia="맑은 고딕"/>
+          <w:sz w:val="21"/>
+        </w:rPr>
+        <w:t>② `V$MANAGED_STANDBY`의 `MRP0` 상태</w:t>
+      </w:r>
+    </w:p>
+    <w:p>
+      <w:r>
+        <w:rPr>
+          <w:rFonts w:ascii="맑은 고딕" w:hAnsi="맑은 고딕" w:eastAsia="맑은 고딕"/>
+          <w:sz w:val="21"/>
+        </w:rPr>
+        <w:t>③ `V$ARCHIVE_DEST_STATUS`의 `DATABASE_MODE`와 `RECOVERY_MODE`</w:t>
+      </w:r>
+    </w:p>
+    <w:p>
+      <w:r>
+        <w:rPr>
+          <w:rFonts w:ascii="맑은 고딕" w:hAnsi="맑은 고딕" w:eastAsia="맑은 고딕"/>
+          <w:sz w:val="21"/>
+        </w:rPr>
+        <w:t>④ `V$DATABASE`의 `OPEN_MODE`</w:t>
       </w:r>
     </w:p>
     <w:sectPr>

--- a/ADG/09장/9장_실습문제.docx
+++ b/ADG/09장/9장_실습문제.docx
@@ -42,7 +42,21 @@
           <w:rFonts w:ascii="맑은 고딕" w:hAnsi="맑은 고딕" w:eastAsia="맑은 고딕"/>
           <w:sz w:val="21"/>
         </w:rPr>
-        <w:t>[하-01] Active Data Guard가 동작 중임을 나타내는 `OPEN_MODE` 값은?</w:t>
+        <w:t xml:space="preserve">[하-01] Active Data Guard가 동작 중임을 나타내는 </w:t>
+      </w:r>
+      <w:r>
+        <w:rPr>
+          <w:rFonts w:ascii="Consolas" w:hAnsi="Consolas" w:eastAsia="맑은 고딕"/>
+          <w:sz w:val="21"/>
+        </w:rPr>
+        <w:t xml:space="preserve">OPEN_MODE</w:t>
+      </w:r>
+      <w:r>
+        <w:rPr>
+          <w:rFonts w:ascii="맑은 고딕" w:hAnsi="맑은 고딕" w:eastAsia="맑은 고딕"/>
+          <w:sz w:val="21"/>
+        </w:rPr>
+        <w:t xml:space="preserve"> 값은?</w:t>
       </w:r>
     </w:p>
     <w:p>
@@ -96,7 +110,21 @@
           <w:rFonts w:ascii="맑은 고딕" w:hAnsi="맑은 고딕" w:eastAsia="맑은 고딕"/>
           <w:sz w:val="21"/>
         </w:rPr>
-        <w:t>[하-02] 함께 확인해야 할 `RECOVERY_MODE` 값은?</w:t>
+        <w:t xml:space="preserve">[하-02] 함께 확인해야 할 </w:t>
+      </w:r>
+      <w:r>
+        <w:rPr>
+          <w:rFonts w:ascii="Consolas" w:hAnsi="Consolas" w:eastAsia="맑은 고딕"/>
+          <w:sz w:val="21"/>
+        </w:rPr>
+        <w:t xml:space="preserve">RECOVERY_MODE</w:t>
+      </w:r>
+      <w:r>
+        <w:rPr>
+          <w:rFonts w:ascii="맑은 고딕" w:hAnsi="맑은 고딕" w:eastAsia="맑은 고딕"/>
+          <w:sz w:val="21"/>
+        </w:rPr>
+        <w:t xml:space="preserve"> 값은?</w:t>
       </w:r>
     </w:p>
     <w:p>
@@ -420,7 +448,21 @@
           <w:rFonts w:ascii="맑은 고딕" w:hAnsi="맑은 고딕" w:eastAsia="맑은 고딕"/>
           <w:sz w:val="21"/>
         </w:rPr>
-        <w:t>[하-08] Standby에서 `INSERT`를 시도하면?</w:t>
+        <w:t xml:space="preserve">[하-08] Standby에서 </w:t>
+      </w:r>
+      <w:r>
+        <w:rPr>
+          <w:rFonts w:ascii="Consolas" w:hAnsi="Consolas" w:eastAsia="맑은 고딕"/>
+          <w:sz w:val="21"/>
+        </w:rPr>
+        <w:t xml:space="preserve">INSERT</w:t>
+      </w:r>
+      <w:r>
+        <w:rPr>
+          <w:rFonts w:ascii="맑은 고딕" w:hAnsi="맑은 고딕" w:eastAsia="맑은 고딕"/>
+          <w:sz w:val="21"/>
+        </w:rPr>
+        <w:t xml:space="preserve">를 시도하면?</w:t>
       </w:r>
     </w:p>
     <w:p>
@@ -528,7 +570,21 @@
           <w:rFonts w:ascii="맑은 고딕" w:hAnsi="맑은 고딕" w:eastAsia="맑은 고딕"/>
           <w:sz w:val="21"/>
         </w:rPr>
-        <w:t>[하-10] Standby에서 전역 임시 테이블(GTT)에 `INSERT`하면?</w:t>
+        <w:t xml:space="preserve">[하-10] Standby에서 전역 임시 테이블(GTT)에 </w:t>
+      </w:r>
+      <w:r>
+        <w:rPr>
+          <w:rFonts w:ascii="Consolas" w:hAnsi="Consolas" w:eastAsia="맑은 고딕"/>
+          <w:sz w:val="21"/>
+        </w:rPr>
+        <w:t xml:space="preserve">INSERT</w:t>
+      </w:r>
+      <w:r>
+        <w:rPr>
+          <w:rFonts w:ascii="맑은 고딕" w:hAnsi="맑은 고딕" w:eastAsia="맑은 고딕"/>
+          <w:sz w:val="21"/>
+        </w:rPr>
+        <w:t xml:space="preserve">하면?</w:t>
       </w:r>
     </w:p>
     <w:p>
@@ -690,7 +746,21 @@
           <w:rFonts w:ascii="맑은 고딕" w:hAnsi="맑은 고딕" w:eastAsia="맑은 고딕"/>
           <w:sz w:val="21"/>
         </w:rPr>
-        <w:t>[하-13] `ADG_REDIRECT_DML`의 기본값은?</w:t>
+        <w:t xml:space="preserve">[하-13] </w:t>
+      </w:r>
+      <w:r>
+        <w:rPr>
+          <w:rFonts w:ascii="Consolas" w:hAnsi="Consolas" w:eastAsia="맑은 고딕"/>
+          <w:sz w:val="21"/>
+        </w:rPr>
+        <w:t xml:space="preserve">ADG_REDIRECT_DML</w:t>
+      </w:r>
+      <w:r>
+        <w:rPr>
+          <w:rFonts w:ascii="맑은 고딕" w:hAnsi="맑은 고딕" w:eastAsia="맑은 고딕"/>
+          <w:sz w:val="21"/>
+        </w:rPr>
+        <w:t xml:space="preserve">의 기본값은?</w:t>
       </w:r>
     </w:p>
     <w:p>
@@ -744,7 +814,21 @@
           <w:rFonts w:ascii="맑은 고딕" w:hAnsi="맑은 고딕" w:eastAsia="맑은 고딕"/>
           <w:sz w:val="21"/>
         </w:rPr>
-        <w:t>[하-14] 리다이렉션을 켜고 `SYS`로 DML을 실행하면?</w:t>
+        <w:t xml:space="preserve">[하-14] 리다이렉션을 켜고 </w:t>
+      </w:r>
+      <w:r>
+        <w:rPr>
+          <w:rFonts w:ascii="Consolas" w:hAnsi="Consolas" w:eastAsia="맑은 고딕"/>
+          <w:sz w:val="21"/>
+        </w:rPr>
+        <w:t xml:space="preserve">SYS</w:t>
+      </w:r>
+      <w:r>
+        <w:rPr>
+          <w:rFonts w:ascii="맑은 고딕" w:hAnsi="맑은 고딕" w:eastAsia="맑은 고딕"/>
+          <w:sz w:val="21"/>
+        </w:rPr>
+        <w:t xml:space="preserve">로 DML을 실행하면?</w:t>
       </w:r>
     </w:p>
     <w:p>
@@ -960,7 +1044,21 @@
           <w:rFonts w:ascii="맑은 고딕" w:hAnsi="맑은 고딕" w:eastAsia="맑은 고딕"/>
           <w:sz w:val="21"/>
         </w:rPr>
-        <w:t>[하-18] `ALTER SESSION SYNC WITH PRIMARY`가 실습 환경에서 실패하는 오류는?</w:t>
+        <w:t xml:space="preserve">[하-18] </w:t>
+      </w:r>
+      <w:r>
+        <w:rPr>
+          <w:rFonts w:ascii="Consolas" w:hAnsi="Consolas" w:eastAsia="맑은 고딕"/>
+          <w:sz w:val="21"/>
+        </w:rPr>
+        <w:t xml:space="preserve">ALTER SESSION SYNC WITH PRIMARY</w:t>
+      </w:r>
+      <w:r>
+        <w:rPr>
+          <w:rFonts w:ascii="맑은 고딕" w:hAnsi="맑은 고딕" w:eastAsia="맑은 고딕"/>
+          <w:sz w:val="21"/>
+        </w:rPr>
+        <w:t xml:space="preserve">가 실습 환경에서 실패하는 오류는?</w:t>
       </w:r>
     </w:p>
     <w:p>
@@ -1130,7 +1228,21 @@
           <w:rFonts w:ascii="맑은 고딕" w:hAnsi="맑은 고딕" w:eastAsia="맑은 고딕"/>
           <w:sz w:val="21"/>
         </w:rPr>
-        <w:t>[중-01] `DETECTED_USAGES`가 0인데도 ADG를 쓰고 있을 수 있는 이유는?</w:t>
+        <w:t xml:space="preserve">[중-01] </w:t>
+      </w:r>
+      <w:r>
+        <w:rPr>
+          <w:rFonts w:ascii="Consolas" w:hAnsi="Consolas" w:eastAsia="맑은 고딕"/>
+          <w:sz w:val="21"/>
+        </w:rPr>
+        <w:t xml:space="preserve">DETECTED_USAGES</w:t>
+      </w:r>
+      <w:r>
+        <w:rPr>
+          <w:rFonts w:ascii="맑은 고딕" w:hAnsi="맑은 고딕" w:eastAsia="맑은 고딕"/>
+          <w:sz w:val="21"/>
+        </w:rPr>
+        <w:t xml:space="preserve">가 0인데도 ADG를 쓰고 있을 수 있는 이유는?</w:t>
       </w:r>
     </w:p>
     <w:p>
@@ -1193,7 +1305,28 @@
           <w:rFonts w:ascii="맑은 고딕" w:hAnsi="맑은 고딕" w:eastAsia="맑은 고딕"/>
           <w:sz w:val="21"/>
         </w:rPr>
-        <w:t>① `SYS_CONTEXT('userenv','db_unique_name')`과 `database_role`</w:t>
+        <w:t xml:space="preserve">① </w:t>
+      </w:r>
+      <w:r>
+        <w:rPr>
+          <w:rFonts w:ascii="Consolas" w:hAnsi="Consolas" w:eastAsia="맑은 고딕"/>
+          <w:sz w:val="21"/>
+        </w:rPr>
+        <w:t xml:space="preserve">SYS_CONTEXT('userenv','db_unique_name')</w:t>
+      </w:r>
+      <w:r>
+        <w:rPr>
+          <w:rFonts w:ascii="맑은 고딕" w:hAnsi="맑은 고딕" w:eastAsia="맑은 고딕"/>
+          <w:sz w:val="21"/>
+        </w:rPr>
+        <w:t xml:space="preserve">과 </w:t>
+      </w:r>
+      <w:r>
+        <w:rPr>
+          <w:rFonts w:ascii="Consolas" w:hAnsi="Consolas" w:eastAsia="맑은 고딕"/>
+          <w:sz w:val="21"/>
+        </w:rPr>
+        <w:t xml:space="preserve">database_role</w:t>
       </w:r>
     </w:p>
     <w:p>
@@ -1211,7 +1344,21 @@
           <w:rFonts w:ascii="맑은 고딕" w:hAnsi="맑은 고딕" w:eastAsia="맑은 고딕"/>
           <w:sz w:val="21"/>
         </w:rPr>
-        <w:t>③ `V$INSTANCE.HOST_NAME`만 확인</w:t>
+        <w:t xml:space="preserve">③ </w:t>
+      </w:r>
+      <w:r>
+        <w:rPr>
+          <w:rFonts w:ascii="Consolas" w:hAnsi="Consolas" w:eastAsia="맑은 고딕"/>
+          <w:sz w:val="21"/>
+        </w:rPr>
+        <w:t xml:space="preserve">V$INSTANCE.HOST_NAME</w:t>
+      </w:r>
+      <w:r>
+        <w:rPr>
+          <w:rFonts w:ascii="맑은 고딕" w:hAnsi="맑은 고딕" w:eastAsia="맑은 고딕"/>
+          <w:sz w:val="21"/>
+        </w:rPr>
+        <w:t xml:space="preserve">만 확인</w:t>
       </w:r>
     </w:p>
     <w:p>
@@ -1454,7 +1601,21 @@
           <w:rFonts w:ascii="맑은 고딕" w:hAnsi="맑은 고딕" w:eastAsia="맑은 고딕"/>
           <w:sz w:val="21"/>
         </w:rPr>
-        <w:t>[중-07] Standby에서 `EXPLAIN PLAN`이 동작하는 이유는?</w:t>
+        <w:t xml:space="preserve">[중-07] Standby에서 </w:t>
+      </w:r>
+      <w:r>
+        <w:rPr>
+          <w:rFonts w:ascii="Consolas" w:hAnsi="Consolas" w:eastAsia="맑은 고딕"/>
+          <w:sz w:val="21"/>
+        </w:rPr>
+        <w:t xml:space="preserve">EXPLAIN PLAN</w:t>
+      </w:r>
+      <w:r>
+        <w:rPr>
+          <w:rFonts w:ascii="맑은 고딕" w:hAnsi="맑은 고딕" w:eastAsia="맑은 고딕"/>
+          <w:sz w:val="21"/>
+        </w:rPr>
+        <w:t xml:space="preserve">이 동작하는 이유는?</w:t>
       </w:r>
     </w:p>
     <w:p>
@@ -1886,7 +2047,35 @@
           <w:rFonts w:ascii="맑은 고딕" w:hAnsi="맑은 고딕" w:eastAsia="맑은 고딕"/>
           <w:sz w:val="21"/>
         </w:rPr>
-        <w:t>[중-15] `STANDBY_MAX_DATA_DELAY`를 `SYS`로 설정하면?</w:t>
+        <w:t xml:space="preserve">[중-15] </w:t>
+      </w:r>
+      <w:r>
+        <w:rPr>
+          <w:rFonts w:ascii="Consolas" w:hAnsi="Consolas" w:eastAsia="맑은 고딕"/>
+          <w:sz w:val="21"/>
+        </w:rPr>
+        <w:t xml:space="preserve">STANDBY_MAX_DATA_DELAY</w:t>
+      </w:r>
+      <w:r>
+        <w:rPr>
+          <w:rFonts w:ascii="맑은 고딕" w:hAnsi="맑은 고딕" w:eastAsia="맑은 고딕"/>
+          <w:sz w:val="21"/>
+        </w:rPr>
+        <w:t xml:space="preserve">를 </w:t>
+      </w:r>
+      <w:r>
+        <w:rPr>
+          <w:rFonts w:ascii="Consolas" w:hAnsi="Consolas" w:eastAsia="맑은 고딕"/>
+          <w:sz w:val="21"/>
+        </w:rPr>
+        <w:t xml:space="preserve">SYS</w:t>
+      </w:r>
+      <w:r>
+        <w:rPr>
+          <w:rFonts w:ascii="맑은 고딕" w:hAnsi="맑은 고딕" w:eastAsia="맑은 고딕"/>
+          <w:sz w:val="21"/>
+        </w:rPr>
+        <w:t xml:space="preserve">로 설정하면?</w:t>
       </w:r>
     </w:p>
     <w:p>
@@ -1940,7 +2129,21 @@
           <w:rFonts w:ascii="맑은 고딕" w:hAnsi="맑은 고딕" w:eastAsia="맑은 고딕"/>
           <w:sz w:val="21"/>
         </w:rPr>
-        <w:t>[중-16] ASYNC 구성에서 `STANDBY_MAX_DATA_DELAY=0`은?</w:t>
+        <w:t xml:space="preserve">[중-16] ASYNC 구성에서 </w:t>
+      </w:r>
+      <w:r>
+        <w:rPr>
+          <w:rFonts w:ascii="Consolas" w:hAnsi="Consolas" w:eastAsia="맑은 고딕"/>
+          <w:sz w:val="21"/>
+        </w:rPr>
+        <w:t xml:space="preserve">STANDBY_MAX_DATA_DELAY=0</w:t>
+      </w:r>
+      <w:r>
+        <w:rPr>
+          <w:rFonts w:ascii="맑은 고딕" w:hAnsi="맑은 고딕" w:eastAsia="맑은 고딕"/>
+          <w:sz w:val="21"/>
+        </w:rPr>
+        <w:t xml:space="preserve">은?</w:t>
       </w:r>
     </w:p>
     <w:p>
@@ -2048,7 +2251,21 @@
           <w:rFonts w:ascii="맑은 고딕" w:hAnsi="맑은 고딕" w:eastAsia="맑은 고딕"/>
           <w:sz w:val="21"/>
         </w:rPr>
-        <w:t>[중-18] `SYNC WITH PRIMARY`가 요구하는 전제는?</w:t>
+        <w:t xml:space="preserve">[중-18] </w:t>
+      </w:r>
+      <w:r>
+        <w:rPr>
+          <w:rFonts w:ascii="Consolas" w:hAnsi="Consolas" w:eastAsia="맑은 고딕"/>
+          <w:sz w:val="21"/>
+        </w:rPr>
+        <w:t xml:space="preserve">SYNC WITH PRIMARY</w:t>
+      </w:r>
+      <w:r>
+        <w:rPr>
+          <w:rFonts w:ascii="맑은 고딕" w:hAnsi="맑은 고딕" w:eastAsia="맑은 고딕"/>
+          <w:sz w:val="21"/>
+        </w:rPr>
+        <w:t xml:space="preserve">가 요구하는 전제는?</w:t>
       </w:r>
     </w:p>
     <w:p>
@@ -2102,7 +2319,21 @@
           <w:rFonts w:ascii="맑은 고딕" w:hAnsi="맑은 고딕" w:eastAsia="맑은 고딕"/>
           <w:sz w:val="21"/>
         </w:rPr>
-        <w:t>[중-19] `V$STANDBY_EVENT_HISTOGRAM`이 기록하는 항목은?</w:t>
+        <w:t xml:space="preserve">[중-19] </w:t>
+      </w:r>
+      <w:r>
+        <w:rPr>
+          <w:rFonts w:ascii="Consolas" w:hAnsi="Consolas" w:eastAsia="맑은 고딕"/>
+          <w:sz w:val="21"/>
+        </w:rPr>
+        <w:t xml:space="preserve">V$STANDBY_EVENT_HISTOGRAM</w:t>
+      </w:r>
+      <w:r>
+        <w:rPr>
+          <w:rFonts w:ascii="맑은 고딕" w:hAnsi="맑은 고딕" w:eastAsia="맑은 고딕"/>
+          <w:sz w:val="21"/>
+        </w:rPr>
+        <w:t xml:space="preserve">이 기록하는 항목은?</w:t>
       </w:r>
     </w:p>
     <w:p>
@@ -2165,7 +2396,21 @@
           <w:rFonts w:ascii="맑은 고딕" w:hAnsi="맑은 고딕" w:eastAsia="맑은 고딕"/>
           <w:sz w:val="21"/>
         </w:rPr>
-        <w:t>① `120 seconds` 구간에 1회</w:t>
+        <w:t xml:space="preserve">① </w:t>
+      </w:r>
+      <w:r>
+        <w:rPr>
+          <w:rFonts w:ascii="Consolas" w:hAnsi="Consolas" w:eastAsia="맑은 고딕"/>
+          <w:sz w:val="21"/>
+        </w:rPr>
+        <w:t xml:space="preserve">120 seconds</w:t>
+      </w:r>
+      <w:r>
+        <w:rPr>
+          <w:rFonts w:ascii="맑은 고딕" w:hAnsi="맑은 고딕" w:eastAsia="맑은 고딕"/>
+          <w:sz w:val="21"/>
+        </w:rPr>
+        <w:t xml:space="preserve"> 구간에 1회</w:t>
       </w:r>
     </w:p>
     <w:p>
@@ -2183,7 +2428,21 @@
           <w:rFonts w:ascii="맑은 고딕" w:hAnsi="맑은 고딕" w:eastAsia="맑은 고딕"/>
           <w:sz w:val="21"/>
         </w:rPr>
-        <w:t>③ `2 minutes` 구간에 59회</w:t>
+        <w:t xml:space="preserve">③ </w:t>
+      </w:r>
+      <w:r>
+        <w:rPr>
+          <w:rFonts w:ascii="Consolas" w:hAnsi="Consolas" w:eastAsia="맑은 고딕"/>
+          <w:sz w:val="21"/>
+        </w:rPr>
+        <w:t xml:space="preserve">2 minutes</w:t>
+      </w:r>
+      <w:r>
+        <w:rPr>
+          <w:rFonts w:ascii="맑은 고딕" w:hAnsi="맑은 고딕" w:eastAsia="맑은 고딕"/>
+          <w:sz w:val="21"/>
+        </w:rPr>
+        <w:t xml:space="preserve"> 구간에 59회</w:t>
       </w:r>
     </w:p>
     <w:p>
@@ -2326,7 +2585,21 @@
           <w:rFonts w:ascii="맑은 고딕" w:hAnsi="맑은 고딕" w:eastAsia="맑은 고딕"/>
           <w:sz w:val="21"/>
         </w:rPr>
-        <w:t>[상-03] `DBMS_STATS` 실행 시 나온 긴 오류 스택을 읽는 요령은?</w:t>
+        <w:t xml:space="preserve">[상-03] </w:t>
+      </w:r>
+      <w:r>
+        <w:rPr>
+          <w:rFonts w:ascii="Consolas" w:hAnsi="Consolas" w:eastAsia="맑은 고딕"/>
+          <w:sz w:val="21"/>
+        </w:rPr>
+        <w:t xml:space="preserve">DBMS_STATS</w:t>
+      </w:r>
+      <w:r>
+        <w:rPr>
+          <w:rFonts w:ascii="맑은 고딕" w:hAnsi="맑은 고딕" w:eastAsia="맑은 고딕"/>
+          <w:sz w:val="21"/>
+        </w:rPr>
+        <w:t xml:space="preserve"> 실행 시 나온 긴 오류 스택을 읽는 요령은?</w:t>
       </w:r>
     </w:p>
     <w:p>
@@ -2434,7 +2707,21 @@
           <w:rFonts w:ascii="맑은 고딕" w:hAnsi="맑은 고딕" w:eastAsia="맑은 고딕"/>
           <w:sz w:val="21"/>
         </w:rPr>
-        <w:t>[상-05] 양쪽 `CURRENT_SCN` 비교로 동기화를 판단할 수 없는 이유는?</w:t>
+        <w:t xml:space="preserve">[상-05] 양쪽 </w:t>
+      </w:r>
+      <w:r>
+        <w:rPr>
+          <w:rFonts w:ascii="Consolas" w:hAnsi="Consolas" w:eastAsia="맑은 고딕"/>
+          <w:sz w:val="21"/>
+        </w:rPr>
+        <w:t xml:space="preserve">CURRENT_SCN</w:t>
+      </w:r>
+      <w:r>
+        <w:rPr>
+          <w:rFonts w:ascii="맑은 고딕" w:hAnsi="맑은 고딕" w:eastAsia="맑은 고딕"/>
+          <w:sz w:val="21"/>
+        </w:rPr>
+        <w:t xml:space="preserve"> 비교로 동기화를 판단할 수 없는 이유는?</w:t>
       </w:r>
     </w:p>
     <w:p>
@@ -2488,7 +2775,21 @@
           <w:rFonts w:ascii="맑은 고딕" w:hAnsi="맑은 고딕" w:eastAsia="맑은 고딕"/>
           <w:sz w:val="21"/>
         </w:rPr>
-        <w:t>[상-06] 리다이렉션이 `SYS`로 실패하는 근본 이유는?</w:t>
+        <w:t xml:space="preserve">[상-06] 리다이렉션이 </w:t>
+      </w:r>
+      <w:r>
+        <w:rPr>
+          <w:rFonts w:ascii="Consolas" w:hAnsi="Consolas" w:eastAsia="맑은 고딕"/>
+          <w:sz w:val="21"/>
+        </w:rPr>
+        <w:t xml:space="preserve">SYS</w:t>
+      </w:r>
+      <w:r>
+        <w:rPr>
+          <w:rFonts w:ascii="맑은 고딕" w:hAnsi="맑은 고딕" w:eastAsia="맑은 고딕"/>
+          <w:sz w:val="21"/>
+        </w:rPr>
+        <w:t xml:space="preserve">로 실패하는 근본 이유는?</w:t>
       </w:r>
     </w:p>
     <w:p>
@@ -2542,7 +2843,21 @@
           <w:rFonts w:ascii="맑은 고딕" w:hAnsi="맑은 고딕" w:eastAsia="맑은 고딕"/>
           <w:sz w:val="21"/>
         </w:rPr>
-        <w:t>[상-07] 이 장에서 `SYS`로 시험해 오판할 뻔한 기능이 두 개 있었다. 무엇인가?</w:t>
+        <w:t xml:space="preserve">[상-07] 이 장에서 </w:t>
+      </w:r>
+      <w:r>
+        <w:rPr>
+          <w:rFonts w:ascii="Consolas" w:hAnsi="Consolas" w:eastAsia="맑은 고딕"/>
+          <w:sz w:val="21"/>
+        </w:rPr>
+        <w:t xml:space="preserve">SYS</w:t>
+      </w:r>
+      <w:r>
+        <w:rPr>
+          <w:rFonts w:ascii="맑은 고딕" w:hAnsi="맑은 고딕" w:eastAsia="맑은 고딕"/>
+          <w:sz w:val="21"/>
+        </w:rPr>
+        <w:t xml:space="preserve">로 시험해 오판할 뻔한 기능이 두 개 있었다. 무엇인가?</w:t>
       </w:r>
     </w:p>
     <w:p>
@@ -2614,7 +2929,35 @@
           <w:rFonts w:ascii="맑은 고딕" w:hAnsi="맑은 고딕" w:eastAsia="맑은 고딕"/>
           <w:sz w:val="21"/>
         </w:rPr>
-        <w:t>② `SYNC WITH PRIMARY`와 `MAX_DATA_DELAY=0`의 사용 가능 여부</w:t>
+        <w:t xml:space="preserve">② </w:t>
+      </w:r>
+      <w:r>
+        <w:rPr>
+          <w:rFonts w:ascii="Consolas" w:hAnsi="Consolas" w:eastAsia="맑은 고딕"/>
+          <w:sz w:val="21"/>
+        </w:rPr>
+        <w:t xml:space="preserve">SYNC WITH PRIMARY</w:t>
+      </w:r>
+      <w:r>
+        <w:rPr>
+          <w:rFonts w:ascii="맑은 고딕" w:hAnsi="맑은 고딕" w:eastAsia="맑은 고딕"/>
+          <w:sz w:val="21"/>
+        </w:rPr>
+        <w:t xml:space="preserve">와 </w:t>
+      </w:r>
+      <w:r>
+        <w:rPr>
+          <w:rFonts w:ascii="Consolas" w:hAnsi="Consolas" w:eastAsia="맑은 고딕"/>
+          <w:sz w:val="21"/>
+        </w:rPr>
+        <w:t xml:space="preserve">MAX_DATA_DELAY=0</w:t>
+      </w:r>
+      <w:r>
+        <w:rPr>
+          <w:rFonts w:ascii="맑은 고딕" w:hAnsi="맑은 고딕" w:eastAsia="맑은 고딕"/>
+          <w:sz w:val="21"/>
+        </w:rPr>
+        <w:t xml:space="preserve">의 사용 가능 여부</w:t>
       </w:r>
     </w:p>
     <w:p>
@@ -2713,37 +3056,144 @@
           <w:rFonts w:ascii="맑은 고딕" w:hAnsi="맑은 고딕" w:eastAsia="맑은 고딕"/>
           <w:sz w:val="21"/>
         </w:rPr>
-        <w:t>① `V$DATAGUARD_STATS`의 `apply lag`</w:t>
-      </w:r>
-    </w:p>
-    <w:p>
-      <w:r>
-        <w:rPr>
-          <w:rFonts w:ascii="맑은 고딕" w:hAnsi="맑은 고딕" w:eastAsia="맑은 고딕"/>
-          <w:sz w:val="21"/>
-        </w:rPr>
-        <w:t>② `V$MANAGED_STANDBY`의 `MRP0` 상태</w:t>
-      </w:r>
-    </w:p>
-    <w:p>
-      <w:r>
-        <w:rPr>
-          <w:rFonts w:ascii="맑은 고딕" w:hAnsi="맑은 고딕" w:eastAsia="맑은 고딕"/>
-          <w:sz w:val="21"/>
-        </w:rPr>
-        <w:t>③ `V$ARCHIVE_DEST_STATUS`의 `DATABASE_MODE`와 `RECOVERY_MODE`</w:t>
-      </w:r>
-    </w:p>
-    <w:p>
-      <w:r>
-        <w:rPr>
-          <w:rFonts w:ascii="맑은 고딕" w:hAnsi="맑은 고딕" w:eastAsia="맑은 고딕"/>
-          <w:sz w:val="21"/>
-        </w:rPr>
-        <w:t>④ `V$DATABASE`의 `OPEN_MODE`</w:t>
+        <w:t xml:space="preserve">① </w:t>
+      </w:r>
+      <w:r>
+        <w:rPr>
+          <w:rFonts w:ascii="Consolas" w:hAnsi="Consolas" w:eastAsia="맑은 고딕"/>
+          <w:sz w:val="21"/>
+        </w:rPr>
+        <w:t xml:space="preserve">V$DATAGUARD_STATS</w:t>
+      </w:r>
+      <w:r>
+        <w:rPr>
+          <w:rFonts w:ascii="맑은 고딕" w:hAnsi="맑은 고딕" w:eastAsia="맑은 고딕"/>
+          <w:sz w:val="21"/>
+        </w:rPr>
+        <w:t xml:space="preserve">의 </w:t>
+      </w:r>
+      <w:r>
+        <w:rPr>
+          <w:rFonts w:ascii="Consolas" w:hAnsi="Consolas" w:eastAsia="맑은 고딕"/>
+          <w:sz w:val="21"/>
+        </w:rPr>
+        <w:t xml:space="preserve">apply lag</w:t>
+      </w:r>
+    </w:p>
+    <w:p>
+      <w:r>
+        <w:rPr>
+          <w:rFonts w:ascii="맑은 고딕" w:hAnsi="맑은 고딕" w:eastAsia="맑은 고딕"/>
+          <w:sz w:val="21"/>
+        </w:rPr>
+        <w:t xml:space="preserve">② </w:t>
+      </w:r>
+      <w:r>
+        <w:rPr>
+          <w:rFonts w:ascii="Consolas" w:hAnsi="Consolas" w:eastAsia="맑은 고딕"/>
+          <w:sz w:val="21"/>
+        </w:rPr>
+        <w:t xml:space="preserve">V$MANAGED_STANDBY</w:t>
+      </w:r>
+      <w:r>
+        <w:rPr>
+          <w:rFonts w:ascii="맑은 고딕" w:hAnsi="맑은 고딕" w:eastAsia="맑은 고딕"/>
+          <w:sz w:val="21"/>
+        </w:rPr>
+        <w:t xml:space="preserve">의 </w:t>
+      </w:r>
+      <w:r>
+        <w:rPr>
+          <w:rFonts w:ascii="Consolas" w:hAnsi="Consolas" w:eastAsia="맑은 고딕"/>
+          <w:sz w:val="21"/>
+        </w:rPr>
+        <w:t xml:space="preserve">MRP0</w:t>
+      </w:r>
+      <w:r>
+        <w:rPr>
+          <w:rFonts w:ascii="맑은 고딕" w:hAnsi="맑은 고딕" w:eastAsia="맑은 고딕"/>
+          <w:sz w:val="21"/>
+        </w:rPr>
+        <w:t xml:space="preserve"> 상태</w:t>
+      </w:r>
+    </w:p>
+    <w:p>
+      <w:r>
+        <w:rPr>
+          <w:rFonts w:ascii="맑은 고딕" w:hAnsi="맑은 고딕" w:eastAsia="맑은 고딕"/>
+          <w:sz w:val="21"/>
+        </w:rPr>
+        <w:t xml:space="preserve">③ </w:t>
+      </w:r>
+      <w:r>
+        <w:rPr>
+          <w:rFonts w:ascii="Consolas" w:hAnsi="Consolas" w:eastAsia="맑은 고딕"/>
+          <w:sz w:val="21"/>
+        </w:rPr>
+        <w:t xml:space="preserve">V$ARCHIVE_DEST_STATUS</w:t>
+      </w:r>
+      <w:r>
+        <w:rPr>
+          <w:rFonts w:ascii="맑은 고딕" w:hAnsi="맑은 고딕" w:eastAsia="맑은 고딕"/>
+          <w:sz w:val="21"/>
+        </w:rPr>
+        <w:t xml:space="preserve">의 </w:t>
+      </w:r>
+      <w:r>
+        <w:rPr>
+          <w:rFonts w:ascii="Consolas" w:hAnsi="Consolas" w:eastAsia="맑은 고딕"/>
+          <w:sz w:val="21"/>
+        </w:rPr>
+        <w:t xml:space="preserve">DATABASE_MODE</w:t>
+      </w:r>
+      <w:r>
+        <w:rPr>
+          <w:rFonts w:ascii="맑은 고딕" w:hAnsi="맑은 고딕" w:eastAsia="맑은 고딕"/>
+          <w:sz w:val="21"/>
+        </w:rPr>
+        <w:t xml:space="preserve">와 </w:t>
+      </w:r>
+      <w:r>
+        <w:rPr>
+          <w:rFonts w:ascii="Consolas" w:hAnsi="Consolas" w:eastAsia="맑은 고딕"/>
+          <w:sz w:val="21"/>
+        </w:rPr>
+        <w:t xml:space="preserve">RECOVERY_MODE</w:t>
+      </w:r>
+    </w:p>
+    <w:p>
+      <w:r>
+        <w:rPr>
+          <w:rFonts w:ascii="맑은 고딕" w:hAnsi="맑은 고딕" w:eastAsia="맑은 고딕"/>
+          <w:sz w:val="21"/>
+        </w:rPr>
+        <w:t xml:space="preserve">④ </w:t>
+      </w:r>
+      <w:r>
+        <w:rPr>
+          <w:rFonts w:ascii="Consolas" w:hAnsi="Consolas" w:eastAsia="맑은 고딕"/>
+          <w:sz w:val="21"/>
+        </w:rPr>
+        <w:t xml:space="preserve">V$DATABASE</w:t>
+      </w:r>
+      <w:r>
+        <w:rPr>
+          <w:rFonts w:ascii="맑은 고딕" w:hAnsi="맑은 고딕" w:eastAsia="맑은 고딕"/>
+          <w:sz w:val="21"/>
+        </w:rPr>
+        <w:t xml:space="preserve">의 </w:t>
+      </w:r>
+      <w:r>
+        <w:rPr>
+          <w:rFonts w:ascii="Consolas" w:hAnsi="Consolas" w:eastAsia="맑은 고딕"/>
+          <w:sz w:val="21"/>
+        </w:rPr>
+        <w:t xml:space="preserve">OPEN_MODE</w:t>
       </w:r>
     </w:p>
     <w:sectPr>
+      <w:headerReference w:type="default" r:id="rId9"/>
+      <w:footerReference w:type="default" r:id="rId10"/>
       <w:pgSz w:w="12240" w:h="15840"/>
       <w:pgMar w:top="1440" w:right="1800" w:bottom="1440" w:left="1800" w:header="720" w:footer="720" w:gutter="0"/>
       <w:cols w:space="720"/>
@@ -2751,6 +3201,26 @@
     </w:sectPr>
   </w:body>
 </w:document>
+</file>
+
+<file path=word/footer1.xml><?xml version="1.0" encoding="utf-8"?>
+<w:ftr xmlns:m="http://schemas.openxmlformats.org/officeDocument/2006/math" xmlns:mc="http://schemas.openxmlformats.org/markup-compatibility/2006" xmlns:mo="http://schemas.microsoft.com/office/mac/office/2008/main" xmlns:mv="urn:schemas-microsoft-com:mac:vml" xmlns:o="urn:schemas-microsoft-com:office:office" xmlns:r="http://schemas.openxmlformats.org/officeDocument/2006/relationships" xmlns:v="urn:schemas-microsoft-com:vml" xmlns:w10="urn:schemas-microsoft-com:office:word" xmlns:w14="http://schemas.microsoft.com/office/word/2010/wordml" xmlns:w="http://schemas.openxmlformats.org/wordprocessingml/2006/main" xmlns:wne="http://schemas.microsoft.com/office/word/2006/wordml" xmlns:wp14="http://schemas.microsoft.com/office/word/2010/wordprocessingDrawing" xmlns:wp="http://schemas.openxmlformats.org/drawingml/2006/wordprocessingDrawing" xmlns:wpc="http://schemas.microsoft.com/office/word/2010/wordprocessingCanvas" xmlns:wpg="http://schemas.microsoft.com/office/word/2010/wordprocessingGroup" xmlns:wpi="http://schemas.microsoft.com/office/word/2010/wordprocessingInk" xmlns:wps="http://schemas.microsoft.com/office/word/2010/wordprocessingShape" mc:Ignorable="w14 wp14">
+  <w:p>
+    <w:pPr>
+      <w:pStyle w:val="Footer"/>
+    </w:pPr>
+  </w:p>
+</w:ftr>
+</file>
+
+<file path=word/header1.xml><?xml version="1.0" encoding="utf-8"?>
+<w:hdr xmlns:m="http://schemas.openxmlformats.org/officeDocument/2006/math" xmlns:mc="http://schemas.openxmlformats.org/markup-compatibility/2006" xmlns:mo="http://schemas.microsoft.com/office/mac/office/2008/main" xmlns:mv="urn:schemas-microsoft-com:mac:vml" xmlns:o="urn:schemas-microsoft-com:office:office" xmlns:r="http://schemas.openxmlformats.org/officeDocument/2006/relationships" xmlns:v="urn:schemas-microsoft-com:vml" xmlns:w10="urn:schemas-microsoft-com:office:word" xmlns:w14="http://schemas.microsoft.com/office/word/2010/wordml" xmlns:w="http://schemas.openxmlformats.org/wordprocessingml/2006/main" xmlns:wne="http://schemas.microsoft.com/office/word/2006/wordml" xmlns:wp14="http://schemas.microsoft.com/office/word/2010/wordprocessingDrawing" xmlns:wp="http://schemas.openxmlformats.org/drawingml/2006/wordprocessingDrawing" xmlns:wpc="http://schemas.microsoft.com/office/word/2010/wordprocessingCanvas" xmlns:wpg="http://schemas.microsoft.com/office/word/2010/wordprocessingGroup" xmlns:wpi="http://schemas.microsoft.com/office/word/2010/wordprocessingInk" xmlns:wps="http://schemas.microsoft.com/office/word/2010/wordprocessingShape" mc:Ignorable="w14 wp14">
+  <w:p>
+    <w:pPr>
+      <w:pStyle w:val="Header"/>
+    </w:pPr>
+  </w:p>
+</w:hdr>
 </file>
 
 <file path=word/numbering.xml><?xml version="1.0" encoding="utf-8"?>

--- a/ADG/09장/9장_실습문제.docx
+++ b/ADG/09장/9장_실습문제.docx
@@ -42,7 +42,21 @@
           <w:rFonts w:ascii="맑은 고딕" w:hAnsi="맑은 고딕" w:eastAsia="맑은 고딕"/>
           <w:sz w:val="21"/>
         </w:rPr>
-        <w:t>[하-01] Active Data Guard가 동작 중임을 나타내는 `OPEN_MODE` 값은?</w:t>
+        <w:t xml:space="preserve">[하-01] Active Data Guard가 동작 중임을 나타내는 </w:t>
+      </w:r>
+      <w:r>
+        <w:rPr>
+          <w:rFonts w:ascii="Consolas" w:hAnsi="Consolas" w:eastAsia="맑은 고딕"/>
+          <w:sz w:val="21"/>
+        </w:rPr>
+        <w:t xml:space="preserve">OPEN_MODE</w:t>
+      </w:r>
+      <w:r>
+        <w:rPr>
+          <w:rFonts w:ascii="맑은 고딕" w:hAnsi="맑은 고딕" w:eastAsia="맑은 고딕"/>
+          <w:sz w:val="21"/>
+        </w:rPr>
+        <w:t xml:space="preserve"> 값은?</w:t>
       </w:r>
     </w:p>
     <w:p>
@@ -60,7 +74,7 @@
           <w:rFonts w:ascii="맑은 고딕" w:hAnsi="맑은 고딕" w:eastAsia="맑은 고딕"/>
           <w:sz w:val="21"/>
         </w:rPr>
-        <w:t>② READ ONLY</w:t>
+        <w:t>② READ WRITE</w:t>
       </w:r>
     </w:p>
     <w:p>
@@ -78,7 +92,7 @@
           <w:rFonts w:ascii="맑은 고딕" w:hAnsi="맑은 고딕" w:eastAsia="맑은 고딕"/>
           <w:sz w:val="21"/>
         </w:rPr>
-        <w:t>④ READ WRITE</w:t>
+        <w:t>④ READ ONLY</w:t>
       </w:r>
     </w:p>
     <w:p>
@@ -96,7 +110,21 @@
           <w:rFonts w:ascii="맑은 고딕" w:hAnsi="맑은 고딕" w:eastAsia="맑은 고딕"/>
           <w:sz w:val="21"/>
         </w:rPr>
-        <w:t>[하-02] 함께 확인해야 할 `RECOVERY_MODE` 값은?</w:t>
+        <w:t xml:space="preserve">[하-02] 함께 확인해야 할 </w:t>
+      </w:r>
+      <w:r>
+        <w:rPr>
+          <w:rFonts w:ascii="Consolas" w:hAnsi="Consolas" w:eastAsia="맑은 고딕"/>
+          <w:sz w:val="21"/>
+        </w:rPr>
+        <w:t xml:space="preserve">RECOVERY_MODE</w:t>
+      </w:r>
+      <w:r>
+        <w:rPr>
+          <w:rFonts w:ascii="맑은 고딕" w:hAnsi="맑은 고딕" w:eastAsia="맑은 고딕"/>
+          <w:sz w:val="21"/>
+        </w:rPr>
+        <w:t xml:space="preserve"> 값은?</w:t>
       </w:r>
     </w:p>
     <w:p>
@@ -114,7 +142,7 @@
           <w:rFonts w:ascii="맑은 고딕" w:hAnsi="맑은 고딕" w:eastAsia="맑은 고딕"/>
           <w:sz w:val="21"/>
         </w:rPr>
-        <w:t>② MANAGED</w:t>
+        <w:t>② ACTIVE</w:t>
       </w:r>
     </w:p>
     <w:p>
@@ -132,7 +160,7 @@
           <w:rFonts w:ascii="맑은 고딕" w:hAnsi="맑은 고딕" w:eastAsia="맑은 고딕"/>
           <w:sz w:val="21"/>
         </w:rPr>
-        <w:t>④ ACTIVE</w:t>
+        <w:t>④ MANAGED</w:t>
       </w:r>
     </w:p>
     <w:p>
@@ -159,34 +187,34 @@
           <w:rFonts w:ascii="맑은 고딕" w:hAnsi="맑은 고딕" w:eastAsia="맑은 고딕"/>
           <w:sz w:val="21"/>
         </w:rPr>
-        <w:t>① CDB_FEATURE_USAGE_STATISTICS</w:t>
-      </w:r>
-    </w:p>
-    <w:p>
-      <w:r>
-        <w:rPr>
-          <w:rFonts w:ascii="맑은 고딕" w:hAnsi="맑은 고딕" w:eastAsia="맑은 고딕"/>
-          <w:sz w:val="21"/>
-        </w:rPr>
-        <w:t>② DBA_FEATURE_USAGE_STATISTICS</w:t>
-      </w:r>
-    </w:p>
-    <w:p>
-      <w:r>
-        <w:rPr>
-          <w:rFonts w:ascii="맑은 고딕" w:hAnsi="맑은 고딕" w:eastAsia="맑은 고딕"/>
-          <w:sz w:val="21"/>
-        </w:rPr>
-        <w:t>③ V$FEATURE_USAGE</w:t>
-      </w:r>
-    </w:p>
-    <w:p>
-      <w:r>
-        <w:rPr>
-          <w:rFonts w:ascii="맑은 고딕" w:hAnsi="맑은 고딕" w:eastAsia="맑은 고딕"/>
-          <w:sz w:val="21"/>
-        </w:rPr>
-        <w:t>④ V$OPTION</w:t>
+        <w:t>① V$OPTION</w:t>
+      </w:r>
+    </w:p>
+    <w:p>
+      <w:r>
+        <w:rPr>
+          <w:rFonts w:ascii="맑은 고딕" w:hAnsi="맑은 고딕" w:eastAsia="맑은 고딕"/>
+          <w:sz w:val="21"/>
+        </w:rPr>
+        <w:t>② CDB_FEATURE_USAGE_STATISTICS</w:t>
+      </w:r>
+    </w:p>
+    <w:p>
+      <w:r>
+        <w:rPr>
+          <w:rFonts w:ascii="맑은 고딕" w:hAnsi="맑은 고딕" w:eastAsia="맑은 고딕"/>
+          <w:sz w:val="21"/>
+        </w:rPr>
+        <w:t>③ DBA_FEATURE_USAGE_STATISTICS</w:t>
+      </w:r>
+    </w:p>
+    <w:p>
+      <w:r>
+        <w:rPr>
+          <w:rFonts w:ascii="맑은 고딕" w:hAnsi="맑은 고딕" w:eastAsia="맑은 고딕"/>
+          <w:sz w:val="21"/>
+        </w:rPr>
+        <w:t>④ V$FEATURE_USAGE</w:t>
       </w:r>
     </w:p>
     <w:p>
@@ -213,34 +241,34 @@
           <w:rFonts w:ascii="맑은 고딕" w:hAnsi="맑은 고딕" w:eastAsia="맑은 고딕"/>
           <w:sz w:val="21"/>
         </w:rPr>
-        <w:t>① 3</w:t>
-      </w:r>
-    </w:p>
-    <w:p>
-      <w:r>
-        <w:rPr>
-          <w:rFonts w:ascii="맑은 고딕" w:hAnsi="맑은 고딕" w:eastAsia="맑은 고딕"/>
-          <w:sz w:val="21"/>
-        </w:rPr>
-        <w:t>② 1</w:t>
-      </w:r>
-    </w:p>
-    <w:p>
-      <w:r>
-        <w:rPr>
-          <w:rFonts w:ascii="맑은 고딕" w:hAnsi="맑은 고딕" w:eastAsia="맑은 고딕"/>
-          <w:sz w:val="21"/>
-        </w:rPr>
-        <w:t>③ 2</w:t>
-      </w:r>
-    </w:p>
-    <w:p>
-      <w:r>
-        <w:rPr>
-          <w:rFonts w:ascii="맑은 고딕" w:hAnsi="맑은 고딕" w:eastAsia="맑은 고딕"/>
-          <w:sz w:val="21"/>
-        </w:rPr>
-        <w:t>④ 0</w:t>
+        <w:t>① 1</w:t>
+      </w:r>
+    </w:p>
+    <w:p>
+      <w:r>
+        <w:rPr>
+          <w:rFonts w:ascii="맑은 고딕" w:hAnsi="맑은 고딕" w:eastAsia="맑은 고딕"/>
+          <w:sz w:val="21"/>
+        </w:rPr>
+        <w:t>② 2</w:t>
+      </w:r>
+    </w:p>
+    <w:p>
+      <w:r>
+        <w:rPr>
+          <w:rFonts w:ascii="맑은 고딕" w:hAnsi="맑은 고딕" w:eastAsia="맑은 고딕"/>
+          <w:sz w:val="21"/>
+        </w:rPr>
+        <w:t>③ 0</w:t>
+      </w:r>
+    </w:p>
+    <w:p>
+      <w:r>
+        <w:rPr>
+          <w:rFonts w:ascii="맑은 고딕" w:hAnsi="맑은 고딕" w:eastAsia="맑은 고딕"/>
+          <w:sz w:val="21"/>
+        </w:rPr>
+        <w:t>④ 3</w:t>
       </w:r>
     </w:p>
     <w:p>
@@ -267,34 +295,34 @@
           <w:rFonts w:ascii="맑은 고딕" w:hAnsi="맑은 고딕" w:eastAsia="맑은 고딕"/>
           <w:sz w:val="21"/>
         </w:rPr>
-        <w:t>① 필요 없다</w:t>
-      </w:r>
-    </w:p>
-    <w:p>
-      <w:r>
-        <w:rPr>
-          <w:rFonts w:ascii="맑은 고딕" w:hAnsi="맑은 고딕" w:eastAsia="맑은 고딕"/>
-          <w:sz w:val="21"/>
-        </w:rPr>
-        <w:t>② 필요하다</w:t>
-      </w:r>
-    </w:p>
-    <w:p>
-      <w:r>
-        <w:rPr>
-          <w:rFonts w:ascii="맑은 고딕" w:hAnsi="맑은 고딕" w:eastAsia="맑은 고딕"/>
-          <w:sz w:val="21"/>
-        </w:rPr>
-        <w:t>③ 버전에 따라 다르다</w:t>
-      </w:r>
-    </w:p>
-    <w:p>
-      <w:r>
-        <w:rPr>
-          <w:rFonts w:ascii="맑은 고딕" w:hAnsi="맑은 고딕" w:eastAsia="맑은 고딕"/>
-          <w:sz w:val="21"/>
-        </w:rPr>
-        <w:t>④ 리두 적용 시에만 필요하다</w:t>
+        <w:t>① 버전에 따라 다르다</w:t>
+      </w:r>
+    </w:p>
+    <w:p>
+      <w:r>
+        <w:rPr>
+          <w:rFonts w:ascii="맑은 고딕" w:hAnsi="맑은 고딕" w:eastAsia="맑은 고딕"/>
+          <w:sz w:val="21"/>
+        </w:rPr>
+        <w:t>② 리두 적용 시에만 필요하다</w:t>
+      </w:r>
+    </w:p>
+    <w:p>
+      <w:r>
+        <w:rPr>
+          <w:rFonts w:ascii="맑은 고딕" w:hAnsi="맑은 고딕" w:eastAsia="맑은 고딕"/>
+          <w:sz w:val="21"/>
+        </w:rPr>
+        <w:t>③ 필요 없다</w:t>
+      </w:r>
+    </w:p>
+    <w:p>
+      <w:r>
+        <w:rPr>
+          <w:rFonts w:ascii="맑은 고딕" w:hAnsi="맑은 고딕" w:eastAsia="맑은 고딕"/>
+          <w:sz w:val="21"/>
+        </w:rPr>
+        <w:t>④ 필요하다</w:t>
       </w:r>
     </w:p>
     <w:p>
@@ -321,25 +349,25 @@
           <w:rFonts w:ascii="맑은 고딕" w:hAnsi="맑은 고딕" w:eastAsia="맑은 고딕"/>
           <w:sz w:val="21"/>
         </w:rPr>
-        <w:t>① 보이지 않는다</w:t>
-      </w:r>
-    </w:p>
-    <w:p>
-      <w:r>
-        <w:rPr>
-          <w:rFonts w:ascii="맑은 고딕" w:hAnsi="맑은 고딕" w:eastAsia="맑은 고딕"/>
-          <w:sz w:val="21"/>
-        </w:rPr>
-        <w:t>② 보인다</w:t>
-      </w:r>
-    </w:p>
-    <w:p>
-      <w:r>
-        <w:rPr>
-          <w:rFonts w:ascii="맑은 고딕" w:hAnsi="맑은 고딕" w:eastAsia="맑은 고딕"/>
-          <w:sz w:val="21"/>
-        </w:rPr>
-        <w:t>③ 일부만 보인다</w:t>
+        <w:t>① 일부만 보인다</w:t>
+      </w:r>
+    </w:p>
+    <w:p>
+      <w:r>
+        <w:rPr>
+          <w:rFonts w:ascii="맑은 고딕" w:hAnsi="맑은 고딕" w:eastAsia="맑은 고딕"/>
+          <w:sz w:val="21"/>
+        </w:rPr>
+        <w:t>② 보이지 않는다</w:t>
+      </w:r>
+    </w:p>
+    <w:p>
+      <w:r>
+        <w:rPr>
+          <w:rFonts w:ascii="맑은 고딕" w:hAnsi="맑은 고딕" w:eastAsia="맑은 고딕"/>
+          <w:sz w:val="21"/>
+        </w:rPr>
+        <w:t>③ 보인다</w:t>
       </w:r>
     </w:p>
     <w:p>
@@ -375,25 +403,25 @@
           <w:rFonts w:ascii="맑은 고딕" w:hAnsi="맑은 고딕" w:eastAsia="맑은 고딕"/>
           <w:sz w:val="21"/>
         </w:rPr>
-        <w:t>① 암묵적으로 커밋한다</w:t>
-      </w:r>
-    </w:p>
-    <w:p>
-      <w:r>
-        <w:rPr>
-          <w:rFonts w:ascii="맑은 고딕" w:hAnsi="맑은 고딕" w:eastAsia="맑은 고딕"/>
-          <w:sz w:val="21"/>
-        </w:rPr>
-        <w:t>② 롤백한다</w:t>
-      </w:r>
-    </w:p>
-    <w:p>
-      <w:r>
-        <w:rPr>
-          <w:rFonts w:ascii="맑은 고딕" w:hAnsi="맑은 고딕" w:eastAsia="맑은 고딕"/>
-          <w:sz w:val="21"/>
-        </w:rPr>
-        <w:t>③ 아무것도 하지 않는다</w:t>
+        <w:t>① 아무것도 하지 않는다</w:t>
+      </w:r>
+    </w:p>
+    <w:p>
+      <w:r>
+        <w:rPr>
+          <w:rFonts w:ascii="맑은 고딕" w:hAnsi="맑은 고딕" w:eastAsia="맑은 고딕"/>
+          <w:sz w:val="21"/>
+        </w:rPr>
+        <w:t>② 암묵적으로 커밋한다</w:t>
+      </w:r>
+    </w:p>
+    <w:p>
+      <w:r>
+        <w:rPr>
+          <w:rFonts w:ascii="맑은 고딕" w:hAnsi="맑은 고딕" w:eastAsia="맑은 고딕"/>
+          <w:sz w:val="21"/>
+        </w:rPr>
+        <w:t>③ 롤백한다</w:t>
       </w:r>
     </w:p>
     <w:p>
@@ -420,7 +448,387 @@
           <w:rFonts w:ascii="맑은 고딕" w:hAnsi="맑은 고딕" w:eastAsia="맑은 고딕"/>
           <w:sz w:val="21"/>
         </w:rPr>
-        <w:t>[하-08] Standby에서 `INSERT`를 시도하면?</w:t>
+        <w:t xml:space="preserve">[하-08] Standby에서 </w:t>
+      </w:r>
+      <w:r>
+        <w:rPr>
+          <w:rFonts w:ascii="Consolas" w:hAnsi="Consolas" w:eastAsia="맑은 고딕"/>
+          <w:sz w:val="21"/>
+        </w:rPr>
+        <w:t xml:space="preserve">INSERT</w:t>
+      </w:r>
+      <w:r>
+        <w:rPr>
+          <w:rFonts w:ascii="맑은 고딕" w:hAnsi="맑은 고딕" w:eastAsia="맑은 고딕"/>
+          <w:sz w:val="21"/>
+        </w:rPr>
+        <w:t xml:space="preserve">를 시도하면?</w:t>
+      </w:r>
+    </w:p>
+    <w:p>
+      <w:r>
+        <w:rPr>
+          <w:rFonts w:ascii="맑은 고딕" w:hAnsi="맑은 고딕" w:eastAsia="맑은 고딕"/>
+          <w:sz w:val="21"/>
+        </w:rPr>
+        <w:t>① ORA-16397</w:t>
+      </w:r>
+    </w:p>
+    <w:p>
+      <w:r>
+        <w:rPr>
+          <w:rFonts w:ascii="맑은 고딕" w:hAnsi="맑은 고딕" w:eastAsia="맑은 고딕"/>
+          <w:sz w:val="21"/>
+        </w:rPr>
+        <w:t>② 정상 수행된다</w:t>
+      </w:r>
+    </w:p>
+    <w:p>
+      <w:r>
+        <w:rPr>
+          <w:rFonts w:ascii="맑은 고딕" w:hAnsi="맑은 고딕" w:eastAsia="맑은 고딕"/>
+          <w:sz w:val="21"/>
+        </w:rPr>
+        <w:t>③ ORA-03172</w:t>
+      </w:r>
+    </w:p>
+    <w:p>
+      <w:r>
+        <w:rPr>
+          <w:rFonts w:ascii="맑은 고딕" w:hAnsi="맑은 고딕" w:eastAsia="맑은 고딕"/>
+          <w:sz w:val="21"/>
+        </w:rPr>
+        <w:t>④ ORA-16000</w:t>
+      </w:r>
+    </w:p>
+    <w:p>
+      <w:r>
+        <w:rPr>
+          <w:rFonts w:ascii="맑은 고딕" w:hAnsi="맑은 고딕" w:eastAsia="맑은 고딕"/>
+          <w:sz w:val="21"/>
+        </w:rPr>
+        <w:t>하-09 · 객관식</w:t>
+      </w:r>
+    </w:p>
+    <w:p>
+      <w:r>
+        <w:rPr>
+          <w:rFonts w:ascii="맑은 고딕" w:hAnsi="맑은 고딕" w:eastAsia="맑은 고딕"/>
+          <w:sz w:val="21"/>
+        </w:rPr>
+        <w:t>[하-09] Standby에서 정렬을 포함한 조회는?</w:t>
+      </w:r>
+    </w:p>
+    <w:p>
+      <w:r>
+        <w:rPr>
+          <w:rFonts w:ascii="맑은 고딕" w:hAnsi="맑은 고딕" w:eastAsia="맑은 고딕"/>
+          <w:sz w:val="21"/>
+        </w:rPr>
+        <w:t>① 안 된다</w:t>
+      </w:r>
+    </w:p>
+    <w:p>
+      <w:r>
+        <w:rPr>
+          <w:rFonts w:ascii="맑은 고딕" w:hAnsi="맑은 고딕" w:eastAsia="맑은 고딕"/>
+          <w:sz w:val="21"/>
+        </w:rPr>
+        <w:t>② Primary로 전달된다</w:t>
+      </w:r>
+    </w:p>
+    <w:p>
+      <w:r>
+        <w:rPr>
+          <w:rFonts w:ascii="맑은 고딕" w:hAnsi="맑은 고딕" w:eastAsia="맑은 고딕"/>
+          <w:sz w:val="21"/>
+        </w:rPr>
+        <w:t>③ 소량만 된다</w:t>
+      </w:r>
+    </w:p>
+    <w:p>
+      <w:r>
+        <w:rPr>
+          <w:rFonts w:ascii="맑은 고딕" w:hAnsi="맑은 고딕" w:eastAsia="맑은 고딕"/>
+          <w:sz w:val="21"/>
+        </w:rPr>
+        <w:t>④ 된다. 임시 테이블스페이스를 쓴다</w:t>
+      </w:r>
+    </w:p>
+    <w:p>
+      <w:r>
+        <w:rPr>
+          <w:rFonts w:ascii="맑은 고딕" w:hAnsi="맑은 고딕" w:eastAsia="맑은 고딕"/>
+          <w:sz w:val="21"/>
+        </w:rPr>
+        <w:t>하-10 · 객관식</w:t>
+      </w:r>
+    </w:p>
+    <w:p>
+      <w:r>
+        <w:rPr>
+          <w:rFonts w:ascii="맑은 고딕" w:hAnsi="맑은 고딕" w:eastAsia="맑은 고딕"/>
+          <w:sz w:val="21"/>
+        </w:rPr>
+        <w:t xml:space="preserve">[하-10] Standby에서 전역 임시 테이블(GTT)에 </w:t>
+      </w:r>
+      <w:r>
+        <w:rPr>
+          <w:rFonts w:ascii="Consolas" w:hAnsi="Consolas" w:eastAsia="맑은 고딕"/>
+          <w:sz w:val="21"/>
+        </w:rPr>
+        <w:t xml:space="preserve">INSERT</w:t>
+      </w:r>
+      <w:r>
+        <w:rPr>
+          <w:rFonts w:ascii="맑은 고딕" w:hAnsi="맑은 고딕" w:eastAsia="맑은 고딕"/>
+          <w:sz w:val="21"/>
+        </w:rPr>
+        <w:t xml:space="preserve">하면?</w:t>
+      </w:r>
+    </w:p>
+    <w:p>
+      <w:r>
+        <w:rPr>
+          <w:rFonts w:ascii="맑은 고딕" w:hAnsi="맑은 고딕" w:eastAsia="맑은 고딕"/>
+          <w:sz w:val="21"/>
+        </w:rPr>
+        <w:t>① ORA-16397</w:t>
+      </w:r>
+    </w:p>
+    <w:p>
+      <w:r>
+        <w:rPr>
+          <w:rFonts w:ascii="맑은 고딕" w:hAnsi="맑은 고딕" w:eastAsia="맑은 고딕"/>
+          <w:sz w:val="21"/>
+        </w:rPr>
+        <w:t>② ORA-16000</w:t>
+      </w:r>
+    </w:p>
+    <w:p>
+      <w:r>
+        <w:rPr>
+          <w:rFonts w:ascii="맑은 고딕" w:hAnsi="맑은 고딕" w:eastAsia="맑은 고딕"/>
+          <w:sz w:val="21"/>
+        </w:rPr>
+        <w:t>③ 세션이 끊긴다</w:t>
+      </w:r>
+    </w:p>
+    <w:p>
+      <w:r>
+        <w:rPr>
+          <w:rFonts w:ascii="맑은 고딕" w:hAnsi="맑은 고딕" w:eastAsia="맑은 고딕"/>
+          <w:sz w:val="21"/>
+        </w:rPr>
+        <w:t>④ 된다</w:t>
+      </w:r>
+    </w:p>
+    <w:p>
+      <w:r>
+        <w:rPr>
+          <w:rFonts w:ascii="맑은 고딕" w:hAnsi="맑은 고딕" w:eastAsia="맑은 고딕"/>
+          <w:sz w:val="21"/>
+        </w:rPr>
+        <w:t>하-11 · 객관식</w:t>
+      </w:r>
+    </w:p>
+    <w:p>
+      <w:r>
+        <w:rPr>
+          <w:rFonts w:ascii="맑은 고딕" w:hAnsi="맑은 고딕" w:eastAsia="맑은 고딕"/>
+          <w:sz w:val="21"/>
+        </w:rPr>
+        <w:t>[하-11] 실습에서 Primary가 1을 받은 시퀀스를 Standby에서 조회하니 나온 값은?</w:t>
+      </w:r>
+    </w:p>
+    <w:p>
+      <w:r>
+        <w:rPr>
+          <w:rFonts w:ascii="맑은 고딕" w:hAnsi="맑은 고딕" w:eastAsia="맑은 고딕"/>
+          <w:sz w:val="21"/>
+        </w:rPr>
+        <w:t>① 1</w:t>
+      </w:r>
+    </w:p>
+    <w:p>
+      <w:r>
+        <w:rPr>
+          <w:rFonts w:ascii="맑은 고딕" w:hAnsi="맑은 고딕" w:eastAsia="맑은 고딕"/>
+          <w:sz w:val="21"/>
+        </w:rPr>
+        <w:t>② 21</w:t>
+      </w:r>
+    </w:p>
+    <w:p>
+      <w:r>
+        <w:rPr>
+          <w:rFonts w:ascii="맑은 고딕" w:hAnsi="맑은 고딕" w:eastAsia="맑은 고딕"/>
+          <w:sz w:val="21"/>
+        </w:rPr>
+        <w:t>③ 오류</w:t>
+      </w:r>
+    </w:p>
+    <w:p>
+      <w:r>
+        <w:rPr>
+          <w:rFonts w:ascii="맑은 고딕" w:hAnsi="맑은 고딕" w:eastAsia="맑은 고딕"/>
+          <w:sz w:val="21"/>
+        </w:rPr>
+        <w:t>④ 2</w:t>
+      </w:r>
+    </w:p>
+    <w:p>
+      <w:r>
+        <w:rPr>
+          <w:rFonts w:ascii="맑은 고딕" w:hAnsi="맑은 고딕" w:eastAsia="맑은 고딕"/>
+          <w:sz w:val="21"/>
+        </w:rPr>
+        <w:t>하-12 · 객관식</w:t>
+      </w:r>
+    </w:p>
+    <w:p>
+      <w:r>
+        <w:rPr>
+          <w:rFonts w:ascii="맑은 고딕" w:hAnsi="맑은 고딕" w:eastAsia="맑은 고딕"/>
+          <w:sz w:val="21"/>
+        </w:rPr>
+        <w:t>[하-12] DML 리다이렉션을 세션 수준으로 켜는 명령은?</w:t>
+      </w:r>
+    </w:p>
+    <w:p>
+      <w:r>
+        <w:rPr>
+          <w:rFonts w:ascii="맑은 고딕" w:hAnsi="맑은 고딕" w:eastAsia="맑은 고딕"/>
+          <w:sz w:val="21"/>
+        </w:rPr>
+        <w:t>① ALTER DATABASE ENABLE REDIRECT</w:t>
+      </w:r>
+    </w:p>
+    <w:p>
+      <w:r>
+        <w:rPr>
+          <w:rFonts w:ascii="맑은 고딕" w:hAnsi="맑은 고딕" w:eastAsia="맑은 고딕"/>
+          <w:sz w:val="21"/>
+        </w:rPr>
+        <w:t>② ALTER SYSTEM SET ADG_REDIRECT_DML=TRUE</w:t>
+      </w:r>
+    </w:p>
+    <w:p>
+      <w:r>
+        <w:rPr>
+          <w:rFonts w:ascii="맑은 고딕" w:hAnsi="맑은 고딕" w:eastAsia="맑은 고딕"/>
+          <w:sz w:val="21"/>
+        </w:rPr>
+        <w:t>③ ALTER SESSION SET REDIRECT=ON</w:t>
+      </w:r>
+    </w:p>
+    <w:p>
+      <w:r>
+        <w:rPr>
+          <w:rFonts w:ascii="맑은 고딕" w:hAnsi="맑은 고딕" w:eastAsia="맑은 고딕"/>
+          <w:sz w:val="21"/>
+        </w:rPr>
+        <w:t>④ ALTER SESSION ENABLE ADG_REDIRECT_DML</w:t>
+      </w:r>
+    </w:p>
+    <w:p>
+      <w:r>
+        <w:rPr>
+          <w:rFonts w:ascii="맑은 고딕" w:hAnsi="맑은 고딕" w:eastAsia="맑은 고딕"/>
+          <w:sz w:val="21"/>
+        </w:rPr>
+        <w:t>하-13 · 객관식</w:t>
+      </w:r>
+    </w:p>
+    <w:p>
+      <w:r>
+        <w:rPr>
+          <w:rFonts w:ascii="맑은 고딕" w:hAnsi="맑은 고딕" w:eastAsia="맑은 고딕"/>
+          <w:sz w:val="21"/>
+        </w:rPr>
+        <w:t xml:space="preserve">[하-13] </w:t>
+      </w:r>
+      <w:r>
+        <w:rPr>
+          <w:rFonts w:ascii="Consolas" w:hAnsi="Consolas" w:eastAsia="맑은 고딕"/>
+          <w:sz w:val="21"/>
+        </w:rPr>
+        <w:t xml:space="preserve">ADG_REDIRECT_DML</w:t>
+      </w:r>
+      <w:r>
+        <w:rPr>
+          <w:rFonts w:ascii="맑은 고딕" w:hAnsi="맑은 고딕" w:eastAsia="맑은 고딕"/>
+          <w:sz w:val="21"/>
+        </w:rPr>
+        <w:t xml:space="preserve">의 기본값은?</w:t>
+      </w:r>
+    </w:p>
+    <w:p>
+      <w:r>
+        <w:rPr>
+          <w:rFonts w:ascii="맑은 고딕" w:hAnsi="맑은 고딕" w:eastAsia="맑은 고딕"/>
+          <w:sz w:val="21"/>
+        </w:rPr>
+        <w:t>① FALSE</w:t>
+      </w:r>
+    </w:p>
+    <w:p>
+      <w:r>
+        <w:rPr>
+          <w:rFonts w:ascii="맑은 고딕" w:hAnsi="맑은 고딕" w:eastAsia="맑은 고딕"/>
+          <w:sz w:val="21"/>
+        </w:rPr>
+        <w:t>② TRUE</w:t>
+      </w:r>
+    </w:p>
+    <w:p>
+      <w:r>
+        <w:rPr>
+          <w:rFonts w:ascii="맑은 고딕" w:hAnsi="맑은 고딕" w:eastAsia="맑은 고딕"/>
+          <w:sz w:val="21"/>
+        </w:rPr>
+        <w:t>③ AUTO</w:t>
+      </w:r>
+    </w:p>
+    <w:p>
+      <w:r>
+        <w:rPr>
+          <w:rFonts w:ascii="맑은 고딕" w:hAnsi="맑은 고딕" w:eastAsia="맑은 고딕"/>
+          <w:sz w:val="21"/>
+        </w:rPr>
+        <w:t>④ NONE</w:t>
+      </w:r>
+    </w:p>
+    <w:p>
+      <w:r>
+        <w:rPr>
+          <w:rFonts w:ascii="맑은 고딕" w:hAnsi="맑은 고딕" w:eastAsia="맑은 고딕"/>
+          <w:sz w:val="21"/>
+        </w:rPr>
+        <w:t>하-14 · 객관식</w:t>
+      </w:r>
+    </w:p>
+    <w:p>
+      <w:r>
+        <w:rPr>
+          <w:rFonts w:ascii="맑은 고딕" w:hAnsi="맑은 고딕" w:eastAsia="맑은 고딕"/>
+          <w:sz w:val="21"/>
+        </w:rPr>
+        <w:t xml:space="preserve">[하-14] 리다이렉션을 켜고 </w:t>
+      </w:r>
+      <w:r>
+        <w:rPr>
+          <w:rFonts w:ascii="Consolas" w:hAnsi="Consolas" w:eastAsia="맑은 고딕"/>
+          <w:sz w:val="21"/>
+        </w:rPr>
+        <w:t xml:space="preserve">SYS</w:t>
+      </w:r>
+      <w:r>
+        <w:rPr>
+          <w:rFonts w:ascii="맑은 고딕" w:hAnsi="맑은 고딕" w:eastAsia="맑은 고딕"/>
+          <w:sz w:val="21"/>
+        </w:rPr>
+        <w:t xml:space="preserve">로 DML을 실행하면?</w:t>
       </w:r>
     </w:p>
     <w:p>
@@ -438,7 +846,169 @@
           <w:rFonts w:ascii="맑은 고딕" w:hAnsi="맑은 고딕" w:eastAsia="맑은 고딕"/>
           <w:sz w:val="21"/>
         </w:rPr>
-        <w:t>② ORA-16397</w:t>
+        <w:t>② 정상 수행된다</w:t>
+      </w:r>
+    </w:p>
+    <w:p>
+      <w:r>
+        <w:rPr>
+          <w:rFonts w:ascii="맑은 고딕" w:hAnsi="맑은 고딕" w:eastAsia="맑은 고딕"/>
+          <w:sz w:val="21"/>
+        </w:rPr>
+        <w:t>③ ORA-16397</w:t>
+      </w:r>
+    </w:p>
+    <w:p>
+      <w:r>
+        <w:rPr>
+          <w:rFonts w:ascii="맑은 고딕" w:hAnsi="맑은 고딕" w:eastAsia="맑은 고딕"/>
+          <w:sz w:val="21"/>
+        </w:rPr>
+        <w:t>④ ORA-03172</w:t>
+      </w:r>
+    </w:p>
+    <w:p>
+      <w:r>
+        <w:rPr>
+          <w:rFonts w:ascii="맑은 고딕" w:hAnsi="맑은 고딕" w:eastAsia="맑은 고딕"/>
+          <w:sz w:val="21"/>
+        </w:rPr>
+        <w:t>하-15 · 객관식</w:t>
+      </w:r>
+    </w:p>
+    <w:p>
+      <w:r>
+        <w:rPr>
+          <w:rFonts w:ascii="맑은 고딕" w:hAnsi="맑은 고딕" w:eastAsia="맑은 고딕"/>
+          <w:sz w:val="21"/>
+        </w:rPr>
+        <w:t>[하-15] 리다이렉션을 켜고 DDL을 실행하면?</w:t>
+      </w:r>
+    </w:p>
+    <w:p>
+      <w:r>
+        <w:rPr>
+          <w:rFonts w:ascii="맑은 고딕" w:hAnsi="맑은 고딕" w:eastAsia="맑은 고딕"/>
+          <w:sz w:val="21"/>
+        </w:rPr>
+        <w:t>① ORA-01031</w:t>
+      </w:r>
+    </w:p>
+    <w:p>
+      <w:r>
+        <w:rPr>
+          <w:rFonts w:ascii="맑은 고딕" w:hAnsi="맑은 고딕" w:eastAsia="맑은 고딕"/>
+          <w:sz w:val="21"/>
+        </w:rPr>
+        <w:t>② ORA-16000</w:t>
+      </w:r>
+    </w:p>
+    <w:p>
+      <w:r>
+        <w:rPr>
+          <w:rFonts w:ascii="맑은 고딕" w:hAnsi="맑은 고딕" w:eastAsia="맑은 고딕"/>
+          <w:sz w:val="21"/>
+        </w:rPr>
+        <w:t>③ ORA-16397</w:t>
+      </w:r>
+    </w:p>
+    <w:p>
+      <w:r>
+        <w:rPr>
+          <w:rFonts w:ascii="맑은 고딕" w:hAnsi="맑은 고딕" w:eastAsia="맑은 고딕"/>
+          <w:sz w:val="21"/>
+        </w:rPr>
+        <w:t>④ 정상 수행된다</w:t>
+      </w:r>
+    </w:p>
+    <w:p>
+      <w:r>
+        <w:rPr>
+          <w:rFonts w:ascii="맑은 고딕" w:hAnsi="맑은 고딕" w:eastAsia="맑은 고딕"/>
+          <w:sz w:val="21"/>
+        </w:rPr>
+        <w:t>하-16 · 객관식</w:t>
+      </w:r>
+    </w:p>
+    <w:p>
+      <w:r>
+        <w:rPr>
+          <w:rFonts w:ascii="맑은 고딕" w:hAnsi="맑은 고딕" w:eastAsia="맑은 고딕"/>
+          <w:sz w:val="21"/>
+        </w:rPr>
+        <w:t>[하-16] 세션이 허용할 지연을 초 단위로 정하는 파라미터는?</w:t>
+      </w:r>
+    </w:p>
+    <w:p>
+      <w:r>
+        <w:rPr>
+          <w:rFonts w:ascii="맑은 고딕" w:hAnsi="맑은 고딕" w:eastAsia="맑은 고딕"/>
+          <w:sz w:val="21"/>
+        </w:rPr>
+        <w:t>① MAX_DATA_DELAY</w:t>
+      </w:r>
+    </w:p>
+    <w:p>
+      <w:r>
+        <w:rPr>
+          <w:rFonts w:ascii="맑은 고딕" w:hAnsi="맑은 고딕" w:eastAsia="맑은 고딕"/>
+          <w:sz w:val="21"/>
+        </w:rPr>
+        <w:t>② STANDBY_MAX_DATA_DELAY</w:t>
+      </w:r>
+    </w:p>
+    <w:p>
+      <w:r>
+        <w:rPr>
+          <w:rFonts w:ascii="맑은 고딕" w:hAnsi="맑은 고딕" w:eastAsia="맑은 고딕"/>
+          <w:sz w:val="21"/>
+        </w:rPr>
+        <w:t>③ DB_LOST_WRITE_PROTECT</w:t>
+      </w:r>
+    </w:p>
+    <w:p>
+      <w:r>
+        <w:rPr>
+          <w:rFonts w:ascii="맑은 고딕" w:hAnsi="맑은 고딕" w:eastAsia="맑은 고딕"/>
+          <w:sz w:val="21"/>
+        </w:rPr>
+        <w:t>④ ADG_REDIRECT_DML</w:t>
+      </w:r>
+    </w:p>
+    <w:p>
+      <w:r>
+        <w:rPr>
+          <w:rFonts w:ascii="맑은 고딕" w:hAnsi="맑은 고딕" w:eastAsia="맑은 고딕"/>
+          <w:sz w:val="21"/>
+        </w:rPr>
+        <w:t>하-17 · 객관식</w:t>
+      </w:r>
+    </w:p>
+    <w:p>
+      <w:r>
+        <w:rPr>
+          <w:rFonts w:ascii="맑은 고딕" w:hAnsi="맑은 고딕" w:eastAsia="맑은 고딕"/>
+          <w:sz w:val="21"/>
+        </w:rPr>
+        <w:t>[하-17] 그 한도를 초과했을 때의 오류는?</w:t>
+      </w:r>
+    </w:p>
+    <w:p>
+      <w:r>
+        <w:rPr>
+          <w:rFonts w:ascii="맑은 고딕" w:hAnsi="맑은 고딕" w:eastAsia="맑은 고딕"/>
+          <w:sz w:val="21"/>
+        </w:rPr>
+        <w:t>① ORA-03173</w:t>
+      </w:r>
+    </w:p>
+    <w:p>
+      <w:r>
+        <w:rPr>
+          <w:rFonts w:ascii="맑은 고딕" w:hAnsi="맑은 고딕" w:eastAsia="맑은 고딕"/>
+          <w:sz w:val="21"/>
+        </w:rPr>
+        <w:t>② ORA-16000</w:t>
       </w:r>
     </w:p>
     <w:p>
@@ -456,97 +1026,57 @@
           <w:rFonts w:ascii="맑은 고딕" w:hAnsi="맑은 고딕" w:eastAsia="맑은 고딕"/>
           <w:sz w:val="21"/>
         </w:rPr>
-        <w:t>④ 정상 수행된다</w:t>
-      </w:r>
-    </w:p>
-    <w:p>
-      <w:r>
-        <w:rPr>
-          <w:rFonts w:ascii="맑은 고딕" w:hAnsi="맑은 고딕" w:eastAsia="맑은 고딕"/>
-          <w:sz w:val="21"/>
-        </w:rPr>
-        <w:t>하-09 · 객관식</w:t>
-      </w:r>
-    </w:p>
-    <w:p>
-      <w:r>
-        <w:rPr>
-          <w:rFonts w:ascii="맑은 고딕" w:hAnsi="맑은 고딕" w:eastAsia="맑은 고딕"/>
-          <w:sz w:val="21"/>
-        </w:rPr>
-        <w:t>[하-09] Standby에서 정렬을 포함한 조회는?</w:t>
-      </w:r>
-    </w:p>
-    <w:p>
-      <w:r>
-        <w:rPr>
-          <w:rFonts w:ascii="맑은 고딕" w:hAnsi="맑은 고딕" w:eastAsia="맑은 고딕"/>
-          <w:sz w:val="21"/>
-        </w:rPr>
-        <w:t>① 된다. 임시 테이블스페이스를 쓴다</w:t>
-      </w:r>
-    </w:p>
-    <w:p>
-      <w:r>
-        <w:rPr>
-          <w:rFonts w:ascii="맑은 고딕" w:hAnsi="맑은 고딕" w:eastAsia="맑은 고딕"/>
-          <w:sz w:val="21"/>
-        </w:rPr>
-        <w:t>② 안 된다</w:t>
-      </w:r>
-    </w:p>
-    <w:p>
-      <w:r>
-        <w:rPr>
-          <w:rFonts w:ascii="맑은 고딕" w:hAnsi="맑은 고딕" w:eastAsia="맑은 고딕"/>
-          <w:sz w:val="21"/>
-        </w:rPr>
-        <w:t>③ 소량만 된다</w:t>
-      </w:r>
-    </w:p>
-    <w:p>
-      <w:r>
-        <w:rPr>
-          <w:rFonts w:ascii="맑은 고딕" w:hAnsi="맑은 고딕" w:eastAsia="맑은 고딕"/>
-          <w:sz w:val="21"/>
-        </w:rPr>
-        <w:t>④ Primary로 전달된다</w:t>
-      </w:r>
-    </w:p>
-    <w:p>
-      <w:r>
-        <w:rPr>
-          <w:rFonts w:ascii="맑은 고딕" w:hAnsi="맑은 고딕" w:eastAsia="맑은 고딕"/>
-          <w:sz w:val="21"/>
-        </w:rPr>
-        <w:t>하-10 · 객관식</w:t>
-      </w:r>
-    </w:p>
-    <w:p>
-      <w:r>
-        <w:rPr>
-          <w:rFonts w:ascii="맑은 고딕" w:hAnsi="맑은 고딕" w:eastAsia="맑은 고딕"/>
-          <w:sz w:val="21"/>
-        </w:rPr>
-        <w:t>[하-10] Standby에서 전역 임시 테이블(GTT)에 `INSERT`하면?</w:t>
-      </w:r>
-    </w:p>
-    <w:p>
-      <w:r>
-        <w:rPr>
-          <w:rFonts w:ascii="맑은 고딕" w:hAnsi="맑은 고딕" w:eastAsia="맑은 고딕"/>
-          <w:sz w:val="21"/>
-        </w:rPr>
-        <w:t>① 된다</w:t>
-      </w:r>
-    </w:p>
-    <w:p>
-      <w:r>
-        <w:rPr>
-          <w:rFonts w:ascii="맑은 고딕" w:hAnsi="맑은 고딕" w:eastAsia="맑은 고딕"/>
-          <w:sz w:val="21"/>
-        </w:rPr>
-        <w:t>② ORA-16000</w:t>
+        <w:t>④ ORA-03174</w:t>
+      </w:r>
+    </w:p>
+    <w:p>
+      <w:r>
+        <w:rPr>
+          <w:rFonts w:ascii="맑은 고딕" w:hAnsi="맑은 고딕" w:eastAsia="맑은 고딕"/>
+          <w:sz w:val="21"/>
+        </w:rPr>
+        <w:t>하-18 · 객관식</w:t>
+      </w:r>
+    </w:p>
+    <w:p>
+      <w:r>
+        <w:rPr>
+          <w:rFonts w:ascii="맑은 고딕" w:hAnsi="맑은 고딕" w:eastAsia="맑은 고딕"/>
+          <w:sz w:val="21"/>
+        </w:rPr>
+        <w:t xml:space="preserve">[하-18] </w:t>
+      </w:r>
+      <w:r>
+        <w:rPr>
+          <w:rFonts w:ascii="Consolas" w:hAnsi="Consolas" w:eastAsia="맑은 고딕"/>
+          <w:sz w:val="21"/>
+        </w:rPr>
+        <w:t xml:space="preserve">ALTER SESSION SYNC WITH PRIMARY</w:t>
+      </w:r>
+      <w:r>
+        <w:rPr>
+          <w:rFonts w:ascii="맑은 고딕" w:hAnsi="맑은 고딕" w:eastAsia="맑은 고딕"/>
+          <w:sz w:val="21"/>
+        </w:rPr>
+        <w:t xml:space="preserve">가 실습 환경에서 실패하는 오류는?</w:t>
+      </w:r>
+    </w:p>
+    <w:p>
+      <w:r>
+        <w:rPr>
+          <w:rFonts w:ascii="맑은 고딕" w:hAnsi="맑은 고딕" w:eastAsia="맑은 고딕"/>
+          <w:sz w:val="21"/>
+        </w:rPr>
+        <w:t>① ORA-03173</w:t>
+      </w:r>
+    </w:p>
+    <w:p>
+      <w:r>
+        <w:rPr>
+          <w:rFonts w:ascii="맑은 고딕" w:hAnsi="맑은 고딕" w:eastAsia="맑은 고딕"/>
+          <w:sz w:val="21"/>
+        </w:rPr>
+        <w:t>② ORA-03172</w:t>
       </w:r>
     </w:p>
     <w:p>
@@ -564,241 +1094,79 @@
           <w:rFonts w:ascii="맑은 고딕" w:hAnsi="맑은 고딕" w:eastAsia="맑은 고딕"/>
           <w:sz w:val="21"/>
         </w:rPr>
-        <w:t>④ 세션이 끊긴다</w:t>
-      </w:r>
-    </w:p>
-    <w:p>
-      <w:r>
-        <w:rPr>
-          <w:rFonts w:ascii="맑은 고딕" w:hAnsi="맑은 고딕" w:eastAsia="맑은 고딕"/>
-          <w:sz w:val="21"/>
-        </w:rPr>
-        <w:t>하-11 · 객관식</w:t>
-      </w:r>
-    </w:p>
-    <w:p>
-      <w:r>
-        <w:rPr>
-          <w:rFonts w:ascii="맑은 고딕" w:hAnsi="맑은 고딕" w:eastAsia="맑은 고딕"/>
-          <w:sz w:val="21"/>
-        </w:rPr>
-        <w:t>[하-11] 실습에서 Primary가 1을 받은 시퀀스를 Standby에서 조회하니 나온 값은?</w:t>
-      </w:r>
-    </w:p>
-    <w:p>
-      <w:r>
-        <w:rPr>
-          <w:rFonts w:ascii="맑은 고딕" w:hAnsi="맑은 고딕" w:eastAsia="맑은 고딕"/>
-          <w:sz w:val="21"/>
-        </w:rPr>
-        <w:t>① 21</w:t>
-      </w:r>
-    </w:p>
-    <w:p>
-      <w:r>
-        <w:rPr>
-          <w:rFonts w:ascii="맑은 고딕" w:hAnsi="맑은 고딕" w:eastAsia="맑은 고딕"/>
-          <w:sz w:val="21"/>
-        </w:rPr>
-        <w:t>② 2</w:t>
-      </w:r>
-    </w:p>
-    <w:p>
-      <w:r>
-        <w:rPr>
-          <w:rFonts w:ascii="맑은 고딕" w:hAnsi="맑은 고딕" w:eastAsia="맑은 고딕"/>
-          <w:sz w:val="21"/>
-        </w:rPr>
-        <w:t>③ 1</w:t>
-      </w:r>
-    </w:p>
-    <w:p>
-      <w:r>
-        <w:rPr>
-          <w:rFonts w:ascii="맑은 고딕" w:hAnsi="맑은 고딕" w:eastAsia="맑은 고딕"/>
-          <w:sz w:val="21"/>
-        </w:rPr>
-        <w:t>④ 오류</w:t>
-      </w:r>
-    </w:p>
-    <w:p>
-      <w:r>
-        <w:rPr>
-          <w:rFonts w:ascii="맑은 고딕" w:hAnsi="맑은 고딕" w:eastAsia="맑은 고딕"/>
-          <w:sz w:val="21"/>
-        </w:rPr>
-        <w:t>하-12 · 객관식</w:t>
-      </w:r>
-    </w:p>
-    <w:p>
-      <w:r>
-        <w:rPr>
-          <w:rFonts w:ascii="맑은 고딕" w:hAnsi="맑은 고딕" w:eastAsia="맑은 고딕"/>
-          <w:sz w:val="21"/>
-        </w:rPr>
-        <w:t>[하-12] DML 리다이렉션을 세션 수준으로 켜는 명령은?</w:t>
-      </w:r>
-    </w:p>
-    <w:p>
-      <w:r>
-        <w:rPr>
-          <w:rFonts w:ascii="맑은 고딕" w:hAnsi="맑은 고딕" w:eastAsia="맑은 고딕"/>
-          <w:sz w:val="21"/>
-        </w:rPr>
-        <w:t>① ALTER SESSION ENABLE ADG_REDIRECT_DML</w:t>
-      </w:r>
-    </w:p>
-    <w:p>
-      <w:r>
-        <w:rPr>
-          <w:rFonts w:ascii="맑은 고딕" w:hAnsi="맑은 고딕" w:eastAsia="맑은 고딕"/>
-          <w:sz w:val="21"/>
-        </w:rPr>
-        <w:t>② ALTER SYSTEM SET ADG_REDIRECT_DML=TRUE</w:t>
-      </w:r>
-    </w:p>
-    <w:p>
-      <w:r>
-        <w:rPr>
-          <w:rFonts w:ascii="맑은 고딕" w:hAnsi="맑은 고딕" w:eastAsia="맑은 고딕"/>
-          <w:sz w:val="21"/>
-        </w:rPr>
-        <w:t>③ ALTER SESSION SET REDIRECT=ON</w:t>
-      </w:r>
-    </w:p>
-    <w:p>
-      <w:r>
-        <w:rPr>
-          <w:rFonts w:ascii="맑은 고딕" w:hAnsi="맑은 고딕" w:eastAsia="맑은 고딕"/>
-          <w:sz w:val="21"/>
-        </w:rPr>
-        <w:t>④ ALTER DATABASE ENABLE REDIRECT</w:t>
-      </w:r>
-    </w:p>
-    <w:p>
-      <w:r>
-        <w:rPr>
-          <w:rFonts w:ascii="맑은 고딕" w:hAnsi="맑은 고딕" w:eastAsia="맑은 고딕"/>
-          <w:sz w:val="21"/>
-        </w:rPr>
-        <w:t>하-13 · 객관식</w:t>
-      </w:r>
-    </w:p>
-    <w:p>
-      <w:r>
-        <w:rPr>
-          <w:rFonts w:ascii="맑은 고딕" w:hAnsi="맑은 고딕" w:eastAsia="맑은 고딕"/>
-          <w:sz w:val="21"/>
-        </w:rPr>
-        <w:t>[하-13] `ADG_REDIRECT_DML`의 기본값은?</w:t>
-      </w:r>
-    </w:p>
-    <w:p>
-      <w:r>
-        <w:rPr>
-          <w:rFonts w:ascii="맑은 고딕" w:hAnsi="맑은 고딕" w:eastAsia="맑은 고딕"/>
-          <w:sz w:val="21"/>
-        </w:rPr>
-        <w:t>① FALSE</w:t>
-      </w:r>
-    </w:p>
-    <w:p>
-      <w:r>
-        <w:rPr>
-          <w:rFonts w:ascii="맑은 고딕" w:hAnsi="맑은 고딕" w:eastAsia="맑은 고딕"/>
-          <w:sz w:val="21"/>
-        </w:rPr>
-        <w:t>② TRUE</w:t>
-      </w:r>
-    </w:p>
-    <w:p>
-      <w:r>
-        <w:rPr>
-          <w:rFonts w:ascii="맑은 고딕" w:hAnsi="맑은 고딕" w:eastAsia="맑은 고딕"/>
-          <w:sz w:val="21"/>
-        </w:rPr>
-        <w:t>③ AUTO</w:t>
-      </w:r>
-    </w:p>
-    <w:p>
-      <w:r>
-        <w:rPr>
-          <w:rFonts w:ascii="맑은 고딕" w:hAnsi="맑은 고딕" w:eastAsia="맑은 고딕"/>
-          <w:sz w:val="21"/>
-        </w:rPr>
-        <w:t>④ NONE</w:t>
-      </w:r>
-    </w:p>
-    <w:p>
-      <w:r>
-        <w:rPr>
-          <w:rFonts w:ascii="맑은 고딕" w:hAnsi="맑은 고딕" w:eastAsia="맑은 고딕"/>
-          <w:sz w:val="21"/>
-        </w:rPr>
-        <w:t>하-14 · 객관식</w:t>
-      </w:r>
-    </w:p>
-    <w:p>
-      <w:r>
-        <w:rPr>
-          <w:rFonts w:ascii="맑은 고딕" w:hAnsi="맑은 고딕" w:eastAsia="맑은 고딕"/>
-          <w:sz w:val="21"/>
-        </w:rPr>
-        <w:t>[하-14] 리다이렉션을 켜고 `SYS`로 DML을 실행하면?</w:t>
-      </w:r>
-    </w:p>
-    <w:p>
-      <w:r>
-        <w:rPr>
-          <w:rFonts w:ascii="맑은 고딕" w:hAnsi="맑은 고딕" w:eastAsia="맑은 고딕"/>
-          <w:sz w:val="21"/>
-        </w:rPr>
-        <w:t>① ORA-16397</w:t>
-      </w:r>
-    </w:p>
-    <w:p>
-      <w:r>
-        <w:rPr>
-          <w:rFonts w:ascii="맑은 고딕" w:hAnsi="맑은 고딕" w:eastAsia="맑은 고딕"/>
-          <w:sz w:val="21"/>
-        </w:rPr>
-        <w:t>② ORA-16000</w:t>
-      </w:r>
-    </w:p>
-    <w:p>
-      <w:r>
-        <w:rPr>
-          <w:rFonts w:ascii="맑은 고딕" w:hAnsi="맑은 고딕" w:eastAsia="맑은 고딕"/>
-          <w:sz w:val="21"/>
-        </w:rPr>
-        <w:t>③ 정상 수행된다</w:t>
-      </w:r>
-    </w:p>
-    <w:p>
-      <w:r>
-        <w:rPr>
-          <w:rFonts w:ascii="맑은 고딕" w:hAnsi="맑은 고딕" w:eastAsia="맑은 고딕"/>
-          <w:sz w:val="21"/>
-        </w:rPr>
-        <w:t>④ ORA-03172</w:t>
-      </w:r>
-    </w:p>
-    <w:p>
-      <w:r>
-        <w:rPr>
-          <w:rFonts w:ascii="맑은 고딕" w:hAnsi="맑은 고딕" w:eastAsia="맑은 고딕"/>
-          <w:sz w:val="21"/>
-        </w:rPr>
-        <w:t>하-15 · 객관식</w:t>
-      </w:r>
-    </w:p>
-    <w:p>
-      <w:r>
-        <w:rPr>
-          <w:rFonts w:ascii="맑은 고딕" w:hAnsi="맑은 고딕" w:eastAsia="맑은 고딕"/>
-          <w:sz w:val="21"/>
-        </w:rPr>
-        <w:t>[하-15] 리다이렉션을 켜고 DDL을 실행하면?</w:t>
+        <w:t>④ ORA-03174</w:t>
+      </w:r>
+    </w:p>
+    <w:p>
+      <w:r>
+        <w:rPr>
+          <w:rFonts w:ascii="맑은 고딕" w:hAnsi="맑은 고딕" w:eastAsia="맑은 고딕"/>
+          <w:sz w:val="21"/>
+        </w:rPr>
+        <w:t>하-19 · 객관식</w:t>
+      </w:r>
+    </w:p>
+    <w:p>
+      <w:r>
+        <w:rPr>
+          <w:rFonts w:ascii="맑은 고딕" w:hAnsi="맑은 고딕" w:eastAsia="맑은 고딕"/>
+          <w:sz w:val="21"/>
+        </w:rPr>
+        <w:t>[하-19] 지연의 분포를 누적해 보여 주는 뷰는?</w:t>
+      </w:r>
+    </w:p>
+    <w:p>
+      <w:r>
+        <w:rPr>
+          <w:rFonts w:ascii="맑은 고딕" w:hAnsi="맑은 고딕" w:eastAsia="맑은 고딕"/>
+          <w:sz w:val="21"/>
+        </w:rPr>
+        <w:t>① V$ARCHIVE_GAP</w:t>
+      </w:r>
+    </w:p>
+    <w:p>
+      <w:r>
+        <w:rPr>
+          <w:rFonts w:ascii="맑은 고딕" w:hAnsi="맑은 고딕" w:eastAsia="맑은 고딕"/>
+          <w:sz w:val="21"/>
+        </w:rPr>
+        <w:t>② V$MANAGED_STANDBY</w:t>
+      </w:r>
+    </w:p>
+    <w:p>
+      <w:r>
+        <w:rPr>
+          <w:rFonts w:ascii="맑은 고딕" w:hAnsi="맑은 고딕" w:eastAsia="맑은 고딕"/>
+          <w:sz w:val="21"/>
+        </w:rPr>
+        <w:t>③ V$DATAGUARD_STATS</w:t>
+      </w:r>
+    </w:p>
+    <w:p>
+      <w:r>
+        <w:rPr>
+          <w:rFonts w:ascii="맑은 고딕" w:hAnsi="맑은 고딕" w:eastAsia="맑은 고딕"/>
+          <w:sz w:val="21"/>
+        </w:rPr>
+        <w:t>④ V$STANDBY_EVENT_HISTOGRAM</w:t>
+      </w:r>
+    </w:p>
+    <w:p>
+      <w:r>
+        <w:rPr>
+          <w:rFonts w:ascii="맑은 고딕" w:hAnsi="맑은 고딕" w:eastAsia="맑은 고딕"/>
+          <w:sz w:val="21"/>
+        </w:rPr>
+        <w:t>하-20 · 객관식</w:t>
+      </w:r>
+    </w:p>
+    <w:p>
+      <w:r>
+        <w:rPr>
+          <w:rFonts w:ascii="맑은 고딕" w:hAnsi="맑은 고딕" w:eastAsia="맑은 고딕"/>
+          <w:sz w:val="21"/>
+        </w:rPr>
+        <w:t>[하-20] Standby에서 AWR 스냅샷을 만들려 하면?</w:t>
       </w:r>
     </w:p>
     <w:p>
@@ -816,295 +1184,25 @@
           <w:rFonts w:ascii="맑은 고딕" w:hAnsi="맑은 고딕" w:eastAsia="맑은 고딕"/>
           <w:sz w:val="21"/>
         </w:rPr>
-        <w:t>② ORA-16397</w:t>
-      </w:r>
-    </w:p>
-    <w:p>
-      <w:r>
-        <w:rPr>
-          <w:rFonts w:ascii="맑은 고딕" w:hAnsi="맑은 고딕" w:eastAsia="맑은 고딕"/>
-          <w:sz w:val="21"/>
-        </w:rPr>
-        <w:t>③ 정상 수행된다</w:t>
-      </w:r>
-    </w:p>
-    <w:p>
-      <w:r>
-        <w:rPr>
-          <w:rFonts w:ascii="맑은 고딕" w:hAnsi="맑은 고딕" w:eastAsia="맑은 고딕"/>
-          <w:sz w:val="21"/>
-        </w:rPr>
-        <w:t>④ ORA-01031</w:t>
-      </w:r>
-    </w:p>
-    <w:p>
-      <w:r>
-        <w:rPr>
-          <w:rFonts w:ascii="맑은 고딕" w:hAnsi="맑은 고딕" w:eastAsia="맑은 고딕"/>
-          <w:sz w:val="21"/>
-        </w:rPr>
-        <w:t>하-16 · 객관식</w:t>
-      </w:r>
-    </w:p>
-    <w:p>
-      <w:r>
-        <w:rPr>
-          <w:rFonts w:ascii="맑은 고딕" w:hAnsi="맑은 고딕" w:eastAsia="맑은 고딕"/>
-          <w:sz w:val="21"/>
-        </w:rPr>
-        <w:t>[하-16] 세션이 허용할 지연을 초 단위로 정하는 파라미터는?</w:t>
-      </w:r>
-    </w:p>
-    <w:p>
-      <w:r>
-        <w:rPr>
-          <w:rFonts w:ascii="맑은 고딕" w:hAnsi="맑은 고딕" w:eastAsia="맑은 고딕"/>
-          <w:sz w:val="21"/>
-        </w:rPr>
-        <w:t>① STANDBY_MAX_DATA_DELAY</w:t>
-      </w:r>
-    </w:p>
-    <w:p>
-      <w:r>
-        <w:rPr>
-          <w:rFonts w:ascii="맑은 고딕" w:hAnsi="맑은 고딕" w:eastAsia="맑은 고딕"/>
-          <w:sz w:val="21"/>
-        </w:rPr>
-        <w:t>② ADG_REDIRECT_DML</w:t>
-      </w:r>
-    </w:p>
-    <w:p>
-      <w:r>
-        <w:rPr>
-          <w:rFonts w:ascii="맑은 고딕" w:hAnsi="맑은 고딕" w:eastAsia="맑은 고딕"/>
-          <w:sz w:val="21"/>
-        </w:rPr>
-        <w:t>③ DB_LOST_WRITE_PROTECT</w:t>
-      </w:r>
-    </w:p>
-    <w:p>
-      <w:r>
-        <w:rPr>
-          <w:rFonts w:ascii="맑은 고딕" w:hAnsi="맑은 고딕" w:eastAsia="맑은 고딕"/>
-          <w:sz w:val="21"/>
-        </w:rPr>
-        <w:t>④ MAX_DATA_DELAY</w:t>
-      </w:r>
-    </w:p>
-    <w:p>
-      <w:r>
-        <w:rPr>
-          <w:rFonts w:ascii="맑은 고딕" w:hAnsi="맑은 고딕" w:eastAsia="맑은 고딕"/>
-          <w:sz w:val="21"/>
-        </w:rPr>
-        <w:t>하-17 · 객관식</w:t>
-      </w:r>
-    </w:p>
-    <w:p>
-      <w:r>
-        <w:rPr>
-          <w:rFonts w:ascii="맑은 고딕" w:hAnsi="맑은 고딕" w:eastAsia="맑은 고딕"/>
-          <w:sz w:val="21"/>
-        </w:rPr>
-        <w:t>[하-17] 그 한도를 초과했을 때의 오류는?</w:t>
-      </w:r>
-    </w:p>
-    <w:p>
-      <w:r>
-        <w:rPr>
-          <w:rFonts w:ascii="맑은 고딕" w:hAnsi="맑은 고딕" w:eastAsia="맑은 고딕"/>
-          <w:sz w:val="21"/>
-        </w:rPr>
-        <w:t>① ORA-03172</w:t>
-      </w:r>
-    </w:p>
-    <w:p>
-      <w:r>
-        <w:rPr>
-          <w:rFonts w:ascii="맑은 고딕" w:hAnsi="맑은 고딕" w:eastAsia="맑은 고딕"/>
-          <w:sz w:val="21"/>
-        </w:rPr>
-        <w:t>② ORA-03173</w:t>
-      </w:r>
-    </w:p>
-    <w:p>
-      <w:r>
-        <w:rPr>
-          <w:rFonts w:ascii="맑은 고딕" w:hAnsi="맑은 고딕" w:eastAsia="맑은 고딕"/>
-          <w:sz w:val="21"/>
-        </w:rPr>
-        <w:t>③ ORA-03174</w:t>
-      </w:r>
-    </w:p>
-    <w:p>
-      <w:r>
-        <w:rPr>
-          <w:rFonts w:ascii="맑은 고딕" w:hAnsi="맑은 고딕" w:eastAsia="맑은 고딕"/>
-          <w:sz w:val="21"/>
-        </w:rPr>
-        <w:t>④ ORA-16000</w:t>
-      </w:r>
-    </w:p>
-    <w:p>
-      <w:r>
-        <w:rPr>
-          <w:rFonts w:ascii="맑은 고딕" w:hAnsi="맑은 고딕" w:eastAsia="맑은 고딕"/>
-          <w:sz w:val="21"/>
-        </w:rPr>
-        <w:t>하-18 · 객관식</w:t>
-      </w:r>
-    </w:p>
-    <w:p>
-      <w:r>
-        <w:rPr>
-          <w:rFonts w:ascii="맑은 고딕" w:hAnsi="맑은 고딕" w:eastAsia="맑은 고딕"/>
-          <w:sz w:val="21"/>
-        </w:rPr>
-        <w:t>[하-18] `ALTER SESSION SYNC WITH PRIMARY`가 실습 환경에서 실패하는 오류는?</w:t>
-      </w:r>
-    </w:p>
-    <w:p>
-      <w:r>
-        <w:rPr>
-          <w:rFonts w:ascii="맑은 고딕" w:hAnsi="맑은 고딕" w:eastAsia="맑은 고딕"/>
-          <w:sz w:val="21"/>
-        </w:rPr>
-        <w:t>① ORA-03173</w:t>
-      </w:r>
-    </w:p>
-    <w:p>
-      <w:r>
-        <w:rPr>
-          <w:rFonts w:ascii="맑은 고딕" w:hAnsi="맑은 고딕" w:eastAsia="맑은 고딕"/>
-          <w:sz w:val="21"/>
-        </w:rPr>
-        <w:t>② ORA-03172</w:t>
-      </w:r>
-    </w:p>
-    <w:p>
-      <w:r>
-        <w:rPr>
-          <w:rFonts w:ascii="맑은 고딕" w:hAnsi="맑은 고딕" w:eastAsia="맑은 고딕"/>
-          <w:sz w:val="21"/>
-        </w:rPr>
-        <w:t>③ ORA-03174</w:t>
-      </w:r>
-    </w:p>
-    <w:p>
-      <w:r>
-        <w:rPr>
-          <w:rFonts w:ascii="맑은 고딕" w:hAnsi="맑은 고딕" w:eastAsia="맑은 고딕"/>
-          <w:sz w:val="21"/>
-        </w:rPr>
-        <w:t>④ ORA-16397</w:t>
-      </w:r>
-    </w:p>
-    <w:p>
-      <w:r>
-        <w:rPr>
-          <w:rFonts w:ascii="맑은 고딕" w:hAnsi="맑은 고딕" w:eastAsia="맑은 고딕"/>
-          <w:sz w:val="21"/>
-        </w:rPr>
-        <w:t>하-19 · 객관식</w:t>
-      </w:r>
-    </w:p>
-    <w:p>
-      <w:r>
-        <w:rPr>
-          <w:rFonts w:ascii="맑은 고딕" w:hAnsi="맑은 고딕" w:eastAsia="맑은 고딕"/>
-          <w:sz w:val="21"/>
-        </w:rPr>
-        <w:t>[하-19] 지연의 분포를 누적해 보여 주는 뷰는?</w:t>
-      </w:r>
-    </w:p>
-    <w:p>
-      <w:r>
-        <w:rPr>
-          <w:rFonts w:ascii="맑은 고딕" w:hAnsi="맑은 고딕" w:eastAsia="맑은 고딕"/>
-          <w:sz w:val="21"/>
-        </w:rPr>
-        <w:t>① V$STANDBY_EVENT_HISTOGRAM</w:t>
-      </w:r>
-    </w:p>
-    <w:p>
-      <w:r>
-        <w:rPr>
-          <w:rFonts w:ascii="맑은 고딕" w:hAnsi="맑은 고딕" w:eastAsia="맑은 고딕"/>
-          <w:sz w:val="21"/>
-        </w:rPr>
-        <w:t>② V$DATAGUARD_STATS</w:t>
-      </w:r>
-    </w:p>
-    <w:p>
-      <w:r>
-        <w:rPr>
-          <w:rFonts w:ascii="맑은 고딕" w:hAnsi="맑은 고딕" w:eastAsia="맑은 고딕"/>
-          <w:sz w:val="21"/>
-        </w:rPr>
-        <w:t>③ V$MANAGED_STANDBY</w:t>
-      </w:r>
-    </w:p>
-    <w:p>
-      <w:r>
-        <w:rPr>
-          <w:rFonts w:ascii="맑은 고딕" w:hAnsi="맑은 고딕" w:eastAsia="맑은 고딕"/>
-          <w:sz w:val="21"/>
-        </w:rPr>
-        <w:t>④ V$ARCHIVE_GAP</w:t>
-      </w:r>
-    </w:p>
-    <w:p>
-      <w:r>
-        <w:rPr>
-          <w:rFonts w:ascii="맑은 고딕" w:hAnsi="맑은 고딕" w:eastAsia="맑은 고딕"/>
-          <w:sz w:val="21"/>
-        </w:rPr>
-        <w:t>하-20 · 객관식</w:t>
-      </w:r>
-    </w:p>
-    <w:p>
-      <w:r>
-        <w:rPr>
-          <w:rFonts w:ascii="맑은 고딕" w:hAnsi="맑은 고딕" w:eastAsia="맑은 고딕"/>
-          <w:sz w:val="21"/>
-        </w:rPr>
-        <w:t>[하-20] Standby에서 AWR 스냅샷을 만들려 하면?</w:t>
-      </w:r>
-    </w:p>
-    <w:p>
-      <w:r>
-        <w:rPr>
-          <w:rFonts w:ascii="맑은 고딕" w:hAnsi="맑은 고딕" w:eastAsia="맑은 고딕"/>
-          <w:sz w:val="21"/>
-        </w:rPr>
-        <w:t>① ORA-13516</w:t>
-      </w:r>
-    </w:p>
-    <w:p>
-      <w:r>
-        <w:rPr>
-          <w:rFonts w:ascii="맑은 고딕" w:hAnsi="맑은 고딕" w:eastAsia="맑은 고딕"/>
-          <w:sz w:val="21"/>
-        </w:rPr>
-        <w:t>② ORA-16000</w:t>
-      </w:r>
-    </w:p>
-    <w:p>
-      <w:r>
-        <w:rPr>
-          <w:rFonts w:ascii="맑은 고딕" w:hAnsi="맑은 고딕" w:eastAsia="맑은 고딕"/>
-          <w:sz w:val="21"/>
-        </w:rPr>
-        <w:t>③ ORA-00604</w:t>
-      </w:r>
-    </w:p>
-    <w:p>
-      <w:r>
-        <w:rPr>
-          <w:rFonts w:ascii="맑은 고딕" w:hAnsi="맑은 고딕" w:eastAsia="맑은 고딕"/>
-          <w:sz w:val="21"/>
-        </w:rPr>
-        <w:t>④ 정상 생성된다</w:t>
+        <w:t>② ORA-13516</w:t>
+      </w:r>
+    </w:p>
+    <w:p>
+      <w:r>
+        <w:rPr>
+          <w:rFonts w:ascii="맑은 고딕" w:hAnsi="맑은 고딕" w:eastAsia="맑은 고딕"/>
+          <w:sz w:val="21"/>
+        </w:rPr>
+        <w:t>③ 정상 생성된다</w:t>
+      </w:r>
+    </w:p>
+    <w:p>
+      <w:r>
+        <w:rPr>
+          <w:rFonts w:ascii="맑은 고딕" w:hAnsi="맑은 고딕" w:eastAsia="맑은 고딕"/>
+          <w:sz w:val="21"/>
+        </w:rPr>
+        <w:t>④ ORA-00604</w:t>
       </w:r>
     </w:p>
     <w:p>
@@ -1130,16 +1228,30 @@
           <w:rFonts w:ascii="맑은 고딕" w:hAnsi="맑은 고딕" w:eastAsia="맑은 고딕"/>
           <w:sz w:val="21"/>
         </w:rPr>
-        <w:t>[중-01] `DETECTED_USAGES`가 0인데도 ADG를 쓰고 있을 수 있는 이유는?</w:t>
-      </w:r>
-    </w:p>
-    <w:p>
-      <w:r>
-        <w:rPr>
-          <w:rFonts w:ascii="맑은 고딕" w:hAnsi="맑은 고딕" w:eastAsia="맑은 고딕"/>
-          <w:sz w:val="21"/>
-        </w:rPr>
-        <w:t>① 통계 수집이 주기적이고 Standby에서는 갱신이 제한적이기 때문</w:t>
+        <w:t xml:space="preserve">[중-01] </w:t>
+      </w:r>
+      <w:r>
+        <w:rPr>
+          <w:rFonts w:ascii="Consolas" w:hAnsi="Consolas" w:eastAsia="맑은 고딕"/>
+          <w:sz w:val="21"/>
+        </w:rPr>
+        <w:t xml:space="preserve">DETECTED_USAGES</w:t>
+      </w:r>
+      <w:r>
+        <w:rPr>
+          <w:rFonts w:ascii="맑은 고딕" w:hAnsi="맑은 고딕" w:eastAsia="맑은 고딕"/>
+          <w:sz w:val="21"/>
+        </w:rPr>
+        <w:t xml:space="preserve">가 0인데도 ADG를 쓰고 있을 수 있는 이유는?</w:t>
+      </w:r>
+    </w:p>
+    <w:p>
+      <w:r>
+        <w:rPr>
+          <w:rFonts w:ascii="맑은 고딕" w:hAnsi="맑은 고딕" w:eastAsia="맑은 고딕"/>
+          <w:sz w:val="21"/>
+        </w:rPr>
+        <w:t>① 뷰가 잘못되었기 때문</w:t>
       </w:r>
     </w:p>
     <w:p>
@@ -1157,7 +1269,7 @@
           <w:rFonts w:ascii="맑은 고딕" w:hAnsi="맑은 고딕" w:eastAsia="맑은 고딕"/>
           <w:sz w:val="21"/>
         </w:rPr>
-        <w:t>③ 뷰가 잘못되었기 때문</w:t>
+        <w:t>③ 통계 수집이 주기적이고 Standby에서는 갱신이 제한적이기 때문</w:t>
       </w:r>
     </w:p>
     <w:p>
@@ -1193,34 +1305,69 @@
           <w:rFonts w:ascii="맑은 고딕" w:hAnsi="맑은 고딕" w:eastAsia="맑은 고딕"/>
           <w:sz w:val="21"/>
         </w:rPr>
-        <w:t>① `SYS_CONTEXT('userenv','db_unique_name')`과 `database_role`</w:t>
-      </w:r>
-    </w:p>
-    <w:p>
-      <w:r>
-        <w:rPr>
-          <w:rFonts w:ascii="맑은 고딕" w:hAnsi="맑은 고딕" w:eastAsia="맑은 고딕"/>
-          <w:sz w:val="21"/>
-        </w:rPr>
-        <w:t>② 접속 문자열 확인</w:t>
-      </w:r>
-    </w:p>
-    <w:p>
-      <w:r>
-        <w:rPr>
-          <w:rFonts w:ascii="맑은 고딕" w:hAnsi="맑은 고딕" w:eastAsia="맑은 고딕"/>
-          <w:sz w:val="21"/>
-        </w:rPr>
-        <w:t>③ `V$INSTANCE.HOST_NAME`만 확인</w:t>
-      </w:r>
-    </w:p>
-    <w:p>
-      <w:r>
-        <w:rPr>
-          <w:rFonts w:ascii="맑은 고딕" w:hAnsi="맑은 고딕" w:eastAsia="맑은 고딕"/>
-          <w:sz w:val="21"/>
-        </w:rPr>
-        <w:t>④ 확인할 방법이 없다</w:t>
+        <w:t xml:space="preserve">① </w:t>
+      </w:r>
+      <w:r>
+        <w:rPr>
+          <w:rFonts w:ascii="Consolas" w:hAnsi="Consolas" w:eastAsia="맑은 고딕"/>
+          <w:sz w:val="21"/>
+        </w:rPr>
+        <w:t xml:space="preserve">SYS_CONTEXT('userenv','db_unique_name')</w:t>
+      </w:r>
+      <w:r>
+        <w:rPr>
+          <w:rFonts w:ascii="맑은 고딕" w:hAnsi="맑은 고딕" w:eastAsia="맑은 고딕"/>
+          <w:sz w:val="21"/>
+        </w:rPr>
+        <w:t xml:space="preserve">과 </w:t>
+      </w:r>
+      <w:r>
+        <w:rPr>
+          <w:rFonts w:ascii="Consolas" w:hAnsi="Consolas" w:eastAsia="맑은 고딕"/>
+          <w:sz w:val="21"/>
+        </w:rPr>
+        <w:t xml:space="preserve">database_role</w:t>
+      </w:r>
+    </w:p>
+    <w:p>
+      <w:r>
+        <w:rPr>
+          <w:rFonts w:ascii="맑은 고딕" w:hAnsi="맑은 고딕" w:eastAsia="맑은 고딕"/>
+          <w:sz w:val="21"/>
+        </w:rPr>
+        <w:t>② 확인할 방법이 없다</w:t>
+      </w:r>
+    </w:p>
+    <w:p>
+      <w:r>
+        <w:rPr>
+          <w:rFonts w:ascii="맑은 고딕" w:hAnsi="맑은 고딕" w:eastAsia="맑은 고딕"/>
+          <w:sz w:val="21"/>
+        </w:rPr>
+        <w:t xml:space="preserve">③ </w:t>
+      </w:r>
+      <w:r>
+        <w:rPr>
+          <w:rFonts w:ascii="Consolas" w:hAnsi="Consolas" w:eastAsia="맑은 고딕"/>
+          <w:sz w:val="21"/>
+        </w:rPr>
+        <w:t xml:space="preserve">V$INSTANCE.HOST_NAME</w:t>
+      </w:r>
+      <w:r>
+        <w:rPr>
+          <w:rFonts w:ascii="맑은 고딕" w:hAnsi="맑은 고딕" w:eastAsia="맑은 고딕"/>
+          <w:sz w:val="21"/>
+        </w:rPr>
+        <w:t xml:space="preserve">만 확인</w:t>
+      </w:r>
+    </w:p>
+    <w:p>
+      <w:r>
+        <w:rPr>
+          <w:rFonts w:ascii="맑은 고딕" w:hAnsi="맑은 고딕" w:eastAsia="맑은 고딕"/>
+          <w:sz w:val="21"/>
+        </w:rPr>
+        <w:t>④ 접속 문자열 확인</w:t>
       </w:r>
     </w:p>
     <w:p>
@@ -1247,34 +1394,34 @@
           <w:rFonts w:ascii="맑은 고딕" w:hAnsi="맑은 고딕" w:eastAsia="맑은 고딕"/>
           <w:sz w:val="21"/>
         </w:rPr>
-        <w:t>① database_role</w:t>
-      </w:r>
-    </w:p>
-    <w:p>
-      <w:r>
-        <w:rPr>
-          <w:rFonts w:ascii="맑은 고딕" w:hAnsi="맑은 고딕" w:eastAsia="맑은 고딕"/>
-          <w:sz w:val="21"/>
-        </w:rPr>
-        <w:t>② db_unique_name</w:t>
-      </w:r>
-    </w:p>
-    <w:p>
-      <w:r>
-        <w:rPr>
-          <w:rFonts w:ascii="맑은 고딕" w:hAnsi="맑은 고딕" w:eastAsia="맑은 고딕"/>
-          <w:sz w:val="21"/>
-        </w:rPr>
-        <w:t>③ 호스트 이름</w:t>
-      </w:r>
-    </w:p>
-    <w:p>
-      <w:r>
-        <w:rPr>
-          <w:rFonts w:ascii="맑은 고딕" w:hAnsi="맑은 고딕" w:eastAsia="맑은 고딕"/>
-          <w:sz w:val="21"/>
-        </w:rPr>
-        <w:t>④ 서비스 이름</w:t>
+        <w:t>① 호스트 이름</w:t>
+      </w:r>
+    </w:p>
+    <w:p>
+      <w:r>
+        <w:rPr>
+          <w:rFonts w:ascii="맑은 고딕" w:hAnsi="맑은 고딕" w:eastAsia="맑은 고딕"/>
+          <w:sz w:val="21"/>
+        </w:rPr>
+        <w:t>② 서비스 이름</w:t>
+      </w:r>
+    </w:p>
+    <w:p>
+      <w:r>
+        <w:rPr>
+          <w:rFonts w:ascii="맑은 고딕" w:hAnsi="맑은 고딕" w:eastAsia="맑은 고딕"/>
+          <w:sz w:val="21"/>
+        </w:rPr>
+        <w:t>③ db_unique_name</w:t>
+      </w:r>
+    </w:p>
+    <w:p>
+      <w:r>
+        <w:rPr>
+          <w:rFonts w:ascii="맑은 고딕" w:hAnsi="맑은 고딕" w:eastAsia="맑은 고딕"/>
+          <w:sz w:val="21"/>
+        </w:rPr>
+        <w:t>④ database_role</w:t>
       </w:r>
     </w:p>
     <w:p>
@@ -1310,25 +1457,25 @@
           <w:rFonts w:ascii="맑은 고딕" w:hAnsi="맑은 고딕" w:eastAsia="맑은 고딕"/>
           <w:sz w:val="21"/>
         </w:rPr>
-        <w:t>② CDB만 열려 있으면 된다</w:t>
-      </w:r>
-    </w:p>
-    <w:p>
-      <w:r>
-        <w:rPr>
-          <w:rFonts w:ascii="맑은 고딕" w:hAnsi="맑은 고딕" w:eastAsia="맑은 고딕"/>
-          <w:sz w:val="21"/>
-        </w:rPr>
-        <w:t>③ 정적 등록이 있어야 한다</w:t>
-      </w:r>
-    </w:p>
-    <w:p>
-      <w:r>
-        <w:rPr>
-          <w:rFonts w:ascii="맑은 고딕" w:hAnsi="맑은 고딕" w:eastAsia="맑은 고딕"/>
-          <w:sz w:val="21"/>
-        </w:rPr>
-        <w:t>④ MRP가 돌고 있어야 한다</w:t>
+        <w:t>② MRP가 돌고 있어야 한다</w:t>
+      </w:r>
+    </w:p>
+    <w:p>
+      <w:r>
+        <w:rPr>
+          <w:rFonts w:ascii="맑은 고딕" w:hAnsi="맑은 고딕" w:eastAsia="맑은 고딕"/>
+          <w:sz w:val="21"/>
+        </w:rPr>
+        <w:t>③ CDB만 열려 있으면 된다</w:t>
+      </w:r>
+    </w:p>
+    <w:p>
+      <w:r>
+        <w:rPr>
+          <w:rFonts w:ascii="맑은 고딕" w:hAnsi="맑은 고딕" w:eastAsia="맑은 고딕"/>
+          <w:sz w:val="21"/>
+        </w:rPr>
+        <w:t>④ 정적 등록이 있어야 한다</w:t>
       </w:r>
     </w:p>
     <w:p>
@@ -1355,7 +1502,7 @@
           <w:rFonts w:ascii="맑은 고딕" w:hAnsi="맑은 고딕" w:eastAsia="맑은 고딕"/>
           <w:sz w:val="21"/>
         </w:rPr>
-        <w:t>① 리두와 함께 UNDO도 적용되어 읽기 일관성이 유지되기 때문</w:t>
+        <w:t>① 조회가 Primary로 전달되기 때문</w:t>
       </w:r>
     </w:p>
     <w:p>
@@ -1382,7 +1529,7 @@
           <w:rFonts w:ascii="맑은 고딕" w:hAnsi="맑은 고딕" w:eastAsia="맑은 고딕"/>
           <w:sz w:val="21"/>
         </w:rPr>
-        <w:t>④ 조회가 Primary로 전달되기 때문</w:t>
+        <w:t>④ 리두와 함께 UNDO도 적용되어 읽기 일관성이 유지되기 때문</w:t>
       </w:r>
     </w:p>
     <w:p>
@@ -1454,43 +1601,57 @@
           <w:rFonts w:ascii="맑은 고딕" w:hAnsi="맑은 고딕" w:eastAsia="맑은 고딕"/>
           <w:sz w:val="21"/>
         </w:rPr>
-        <w:t>[중-07] Standby에서 `EXPLAIN PLAN`이 동작하는 이유는?</w:t>
-      </w:r>
-    </w:p>
-    <w:p>
-      <w:r>
-        <w:rPr>
-          <w:rFonts w:ascii="맑은 고딕" w:hAnsi="맑은 고딕" w:eastAsia="맑은 고딕"/>
-          <w:sz w:val="21"/>
-        </w:rPr>
-        <w:t>① PLAN_TABLE이 전역 임시 테이블이기 때문</w:t>
-      </w:r>
-    </w:p>
-    <w:p>
-      <w:r>
-        <w:rPr>
-          <w:rFonts w:ascii="맑은 고딕" w:hAnsi="맑은 고딕" w:eastAsia="맑은 고딕"/>
-          <w:sz w:val="21"/>
-        </w:rPr>
-        <w:t>② 실행 계획은 메모리에만 있기 때문</w:t>
-      </w:r>
-    </w:p>
-    <w:p>
-      <w:r>
-        <w:rPr>
-          <w:rFonts w:ascii="맑은 고딕" w:hAnsi="맑은 고딕" w:eastAsia="맑은 고딕"/>
-          <w:sz w:val="21"/>
-        </w:rPr>
-        <w:t>③ Primary로 전달되기 때문</w:t>
-      </w:r>
-    </w:p>
-    <w:p>
-      <w:r>
-        <w:rPr>
-          <w:rFonts w:ascii="맑은 고딕" w:hAnsi="맑은 고딕" w:eastAsia="맑은 고딕"/>
-          <w:sz w:val="21"/>
-        </w:rPr>
-        <w:t>④ DDL이 아니기 때문</w:t>
+        <w:t xml:space="preserve">[중-07] Standby에서 </w:t>
+      </w:r>
+      <w:r>
+        <w:rPr>
+          <w:rFonts w:ascii="Consolas" w:hAnsi="Consolas" w:eastAsia="맑은 고딕"/>
+          <w:sz w:val="21"/>
+        </w:rPr>
+        <w:t xml:space="preserve">EXPLAIN PLAN</w:t>
+      </w:r>
+      <w:r>
+        <w:rPr>
+          <w:rFonts w:ascii="맑은 고딕" w:hAnsi="맑은 고딕" w:eastAsia="맑은 고딕"/>
+          <w:sz w:val="21"/>
+        </w:rPr>
+        <w:t xml:space="preserve">이 동작하는 이유는?</w:t>
+      </w:r>
+    </w:p>
+    <w:p>
+      <w:r>
+        <w:rPr>
+          <w:rFonts w:ascii="맑은 고딕" w:hAnsi="맑은 고딕" w:eastAsia="맑은 고딕"/>
+          <w:sz w:val="21"/>
+        </w:rPr>
+        <w:t>① DDL이 아니기 때문</w:t>
+      </w:r>
+    </w:p>
+    <w:p>
+      <w:r>
+        <w:rPr>
+          <w:rFonts w:ascii="맑은 고딕" w:hAnsi="맑은 고딕" w:eastAsia="맑은 고딕"/>
+          <w:sz w:val="21"/>
+        </w:rPr>
+        <w:t>② PLAN_TABLE이 전역 임시 테이블이기 때문</w:t>
+      </w:r>
+    </w:p>
+    <w:p>
+      <w:r>
+        <w:rPr>
+          <w:rFonts w:ascii="맑은 고딕" w:hAnsi="맑은 고딕" w:eastAsia="맑은 고딕"/>
+          <w:sz w:val="21"/>
+        </w:rPr>
+        <w:t>③ 실행 계획은 메모리에만 있기 때문</w:t>
+      </w:r>
+    </w:p>
+    <w:p>
+      <w:r>
+        <w:rPr>
+          <w:rFonts w:ascii="맑은 고딕" w:hAnsi="맑은 고딕" w:eastAsia="맑은 고딕"/>
+          <w:sz w:val="21"/>
+        </w:rPr>
+        <w:t>④ Primary로 전달되기 때문</w:t>
       </w:r>
     </w:p>
     <w:p>
@@ -1526,25 +1687,25 @@
           <w:rFonts w:ascii="맑은 고딕" w:hAnsi="맑은 고딕" w:eastAsia="맑은 고딕"/>
           <w:sz w:val="21"/>
         </w:rPr>
-        <w:t>② TEMP_UNDO_ENABLED가 TRUE이기 때문</w:t>
-      </w:r>
-    </w:p>
-    <w:p>
-      <w:r>
-        <w:rPr>
-          <w:rFonts w:ascii="맑은 고딕" w:hAnsi="맑은 고딕" w:eastAsia="맑은 고딕"/>
-          <w:sz w:val="21"/>
-        </w:rPr>
-        <w:t>③ GTT는 딕셔너리에 없기 때문</w:t>
-      </w:r>
-    </w:p>
-    <w:p>
-      <w:r>
-        <w:rPr>
-          <w:rFonts w:ascii="맑은 고딕" w:hAnsi="맑은 고딕" w:eastAsia="맑은 고딕"/>
-          <w:sz w:val="21"/>
-        </w:rPr>
-        <w:t>④ 리다이렉션이 자동으로 켜지기 때문</w:t>
+        <w:t>② GTT는 딕셔너리에 없기 때문</w:t>
+      </w:r>
+    </w:p>
+    <w:p>
+      <w:r>
+        <w:rPr>
+          <w:rFonts w:ascii="맑은 고딕" w:hAnsi="맑은 고딕" w:eastAsia="맑은 고딕"/>
+          <w:sz w:val="21"/>
+        </w:rPr>
+        <w:t>③ 리다이렉션이 자동으로 켜지기 때문</w:t>
+      </w:r>
+    </w:p>
+    <w:p>
+      <w:r>
+        <w:rPr>
+          <w:rFonts w:ascii="맑은 고딕" w:hAnsi="맑은 고딕" w:eastAsia="맑은 고딕"/>
+          <w:sz w:val="21"/>
+        </w:rPr>
+        <w:t>④ TEMP_UNDO_ENABLED가 TRUE이기 때문</w:t>
       </w:r>
     </w:p>
     <w:p>
@@ -1571,34 +1732,34 @@
           <w:rFonts w:ascii="맑은 고딕" w:hAnsi="맑은 고딕" w:eastAsia="맑은 고딕"/>
           <w:sz w:val="21"/>
         </w:rPr>
-        <w:t>① Primary와 겹치지 않도록 별도 범위를 할당받기 때문</w:t>
-      </w:r>
-    </w:p>
-    <w:p>
-      <w:r>
-        <w:rPr>
-          <w:rFonts w:ascii="맑은 고딕" w:hAnsi="맑은 고딕" w:eastAsia="맑은 고딕"/>
-          <w:sz w:val="21"/>
-        </w:rPr>
-        <w:t>② 캐시가 손상되었기 때문</w:t>
-      </w:r>
-    </w:p>
-    <w:p>
-      <w:r>
-        <w:rPr>
-          <w:rFonts w:ascii="맑은 고딕" w:hAnsi="맑은 고딕" w:eastAsia="맑은 고딕"/>
-          <w:sz w:val="21"/>
-        </w:rPr>
-        <w:t>③ 리두 적용이 지연되기 때문</w:t>
-      </w:r>
-    </w:p>
-    <w:p>
-      <w:r>
-        <w:rPr>
-          <w:rFonts w:ascii="맑은 고딕" w:hAnsi="맑은 고딕" w:eastAsia="맑은 고딕"/>
-          <w:sz w:val="21"/>
-        </w:rPr>
-        <w:t>④ 시퀀스가 복제되지 않기 때문</w:t>
+        <w:t>① 리두 적용이 지연되기 때문</w:t>
+      </w:r>
+    </w:p>
+    <w:p>
+      <w:r>
+        <w:rPr>
+          <w:rFonts w:ascii="맑은 고딕" w:hAnsi="맑은 고딕" w:eastAsia="맑은 고딕"/>
+          <w:sz w:val="21"/>
+        </w:rPr>
+        <w:t>② 시퀀스가 복제되지 않기 때문</w:t>
+      </w:r>
+    </w:p>
+    <w:p>
+      <w:r>
+        <w:rPr>
+          <w:rFonts w:ascii="맑은 고딕" w:hAnsi="맑은 고딕" w:eastAsia="맑은 고딕"/>
+          <w:sz w:val="21"/>
+        </w:rPr>
+        <w:t>③ Primary와 겹치지 않도록 별도 범위를 할당받기 때문</w:t>
+      </w:r>
+    </w:p>
+    <w:p>
+      <w:r>
+        <w:rPr>
+          <w:rFonts w:ascii="맑은 고딕" w:hAnsi="맑은 고딕" w:eastAsia="맑은 고딕"/>
+          <w:sz w:val="21"/>
+        </w:rPr>
+        <w:t>④ 캐시가 손상되었기 때문</w:t>
       </w:r>
     </w:p>
     <w:p>
@@ -1625,7 +1786,7 @@
           <w:rFonts w:ascii="맑은 고딕" w:hAnsi="맑은 고딕" w:eastAsia="맑은 고딕"/>
           <w:sz w:val="21"/>
         </w:rPr>
-        <w:t>① 순번의 연속성이 필요하면 Standby에서 시퀀스를 쓰지 않는다</w:t>
+        <w:t>① Standby에서는 시퀀스를 쓸 수 없다</w:t>
       </w:r>
     </w:p>
     <w:p>
@@ -1643,7 +1804,7 @@
           <w:rFonts w:ascii="맑은 고딕" w:hAnsi="맑은 고딕" w:eastAsia="맑은 고딕"/>
           <w:sz w:val="21"/>
         </w:rPr>
-        <w:t>③ Standby에서는 시퀀스를 쓸 수 없다</w:t>
+        <w:t>③ 순번의 연속성이 필요하면 Standby에서 시퀀스를 쓰지 않는다</w:t>
       </w:r>
     </w:p>
     <w:p>
@@ -1688,7 +1849,7 @@
           <w:rFonts w:ascii="맑은 고딕" w:hAnsi="맑은 고딕" w:eastAsia="맑은 고딕"/>
           <w:sz w:val="21"/>
         </w:rPr>
-        <w:t>② Standby</w:t>
+        <w:t>② Far Sync 인스턴스</w:t>
       </w:r>
     </w:p>
     <w:p>
@@ -1706,7 +1867,7 @@
           <w:rFonts w:ascii="맑은 고딕" w:hAnsi="맑은 고딕" w:eastAsia="맑은 고딕"/>
           <w:sz w:val="21"/>
         </w:rPr>
-        <w:t>④ Far Sync 인스턴스</w:t>
+        <w:t>④ Standby</w:t>
       </w:r>
     </w:p>
     <w:p>
@@ -1733,34 +1894,34 @@
           <w:rFonts w:ascii="맑은 고딕" w:hAnsi="맑은 고딕" w:eastAsia="맑은 고딕"/>
           <w:sz w:val="21"/>
         </w:rPr>
-        <w:t>① 조회 위주 세션에서 발생하는 간헐적이고 작은 갱신</w:t>
-      </w:r>
-    </w:p>
-    <w:p>
-      <w:r>
-        <w:rPr>
-          <w:rFonts w:ascii="맑은 고딕" w:hAnsi="맑은 고딕" w:eastAsia="맑은 고딕"/>
-          <w:sz w:val="21"/>
-        </w:rPr>
-        <w:t>② 대량 배치 갱신</w:t>
-      </w:r>
-    </w:p>
-    <w:p>
-      <w:r>
-        <w:rPr>
-          <w:rFonts w:ascii="맑은 고딕" w:hAnsi="맑은 고딕" w:eastAsia="맑은 고딕"/>
-          <w:sz w:val="21"/>
-        </w:rPr>
-        <w:t>③ 긴 트랜잭션</w:t>
-      </w:r>
-    </w:p>
-    <w:p>
-      <w:r>
-        <w:rPr>
-          <w:rFonts w:ascii="맑은 고딕" w:hAnsi="맑은 고딕" w:eastAsia="맑은 고딕"/>
-          <w:sz w:val="21"/>
-        </w:rPr>
-        <w:t>④ DDL 실행</w:t>
+        <w:t>① DDL 실행</w:t>
+      </w:r>
+    </w:p>
+    <w:p>
+      <w:r>
+        <w:rPr>
+          <w:rFonts w:ascii="맑은 고딕" w:hAnsi="맑은 고딕" w:eastAsia="맑은 고딕"/>
+          <w:sz w:val="21"/>
+        </w:rPr>
+        <w:t>② 긴 트랜잭션</w:t>
+      </w:r>
+    </w:p>
+    <w:p>
+      <w:r>
+        <w:rPr>
+          <w:rFonts w:ascii="맑은 고딕" w:hAnsi="맑은 고딕" w:eastAsia="맑은 고딕"/>
+          <w:sz w:val="21"/>
+        </w:rPr>
+        <w:t>③ 조회 위주 세션에서 발생하는 간헐적이고 작은 갱신</w:t>
+      </w:r>
+    </w:p>
+    <w:p>
+      <w:r>
+        <w:rPr>
+          <w:rFonts w:ascii="맑은 고딕" w:hAnsi="맑은 고딕" w:eastAsia="맑은 고딕"/>
+          <w:sz w:val="21"/>
+        </w:rPr>
+        <w:t>④ 대량 배치 갱신</w:t>
       </w:r>
     </w:p>
     <w:p>
@@ -1787,34 +1948,34 @@
           <w:rFonts w:ascii="맑은 고딕" w:hAnsi="맑은 고딕" w:eastAsia="맑은 고딕"/>
           <w:sz w:val="21"/>
         </w:rPr>
-        <w:t>① Primary</w:t>
-      </w:r>
-    </w:p>
-    <w:p>
-      <w:r>
-        <w:rPr>
-          <w:rFonts w:ascii="맑은 고딕" w:hAnsi="맑은 고딕" w:eastAsia="맑은 고딕"/>
-          <w:sz w:val="21"/>
-        </w:rPr>
-        <w:t>② Standby</w:t>
-      </w:r>
-    </w:p>
-    <w:p>
-      <w:r>
-        <w:rPr>
-          <w:rFonts w:ascii="맑은 고딕" w:hAnsi="맑은 고딕" w:eastAsia="맑은 고딕"/>
-          <w:sz w:val="21"/>
-        </w:rPr>
-        <w:t>③ 양쪽에 복제된다</w:t>
-      </w:r>
-    </w:p>
-    <w:p>
-      <w:r>
-        <w:rPr>
-          <w:rFonts w:ascii="맑은 고딕" w:hAnsi="맑은 고딕" w:eastAsia="맑은 고딕"/>
-          <w:sz w:val="21"/>
-        </w:rPr>
-        <w:t>④ 트랜잭션이 생기지 않는다</w:t>
+        <w:t>① 트랜잭션이 생기지 않는다</w:t>
+      </w:r>
+    </w:p>
+    <w:p>
+      <w:r>
+        <w:rPr>
+          <w:rFonts w:ascii="맑은 고딕" w:hAnsi="맑은 고딕" w:eastAsia="맑은 고딕"/>
+          <w:sz w:val="21"/>
+        </w:rPr>
+        <w:t>② 양쪽에 복제된다</w:t>
+      </w:r>
+    </w:p>
+    <w:p>
+      <w:r>
+        <w:rPr>
+          <w:rFonts w:ascii="맑은 고딕" w:hAnsi="맑은 고딕" w:eastAsia="맑은 고딕"/>
+          <w:sz w:val="21"/>
+        </w:rPr>
+        <w:t>③ Primary</w:t>
+      </w:r>
+    </w:p>
+    <w:p>
+      <w:r>
+        <w:rPr>
+          <w:rFonts w:ascii="맑은 고딕" w:hAnsi="맑은 고딕" w:eastAsia="맑은 고딕"/>
+          <w:sz w:val="21"/>
+        </w:rPr>
+        <w:t>④ Standby</w:t>
       </w:r>
     </w:p>
     <w:p>
@@ -1841,7 +2002,7 @@
           <w:rFonts w:ascii="맑은 고딕" w:hAnsi="맑은 고딕" w:eastAsia="맑은 고딕"/>
           <w:sz w:val="21"/>
         </w:rPr>
-        <w:t>① 전자는 시도하지 않았고 후자는 시도했다가 실패했다</w:t>
+        <w:t>① 전자는 DDL 전용이다</w:t>
       </w:r>
     </w:p>
     <w:p>
@@ -1868,7 +2029,7 @@
           <w:rFonts w:ascii="맑은 고딕" w:hAnsi="맑은 고딕" w:eastAsia="맑은 고딕"/>
           <w:sz w:val="21"/>
         </w:rPr>
-        <w:t>④ 전자는 DDL 전용이다</w:t>
+        <w:t>④ 전자는 시도하지 않았고 후자는 시도했다가 실패했다</w:t>
       </w:r>
     </w:p>
     <w:p>
@@ -1886,7 +2047,35 @@
           <w:rFonts w:ascii="맑은 고딕" w:hAnsi="맑은 고딕" w:eastAsia="맑은 고딕"/>
           <w:sz w:val="21"/>
         </w:rPr>
-        <w:t>[중-15] `STANDBY_MAX_DATA_DELAY`를 `SYS`로 설정하면?</w:t>
+        <w:t xml:space="preserve">[중-15] </w:t>
+      </w:r>
+      <w:r>
+        <w:rPr>
+          <w:rFonts w:ascii="Consolas" w:hAnsi="Consolas" w:eastAsia="맑은 고딕"/>
+          <w:sz w:val="21"/>
+        </w:rPr>
+        <w:t xml:space="preserve">STANDBY_MAX_DATA_DELAY</w:t>
+      </w:r>
+      <w:r>
+        <w:rPr>
+          <w:rFonts w:ascii="맑은 고딕" w:hAnsi="맑은 고딕" w:eastAsia="맑은 고딕"/>
+          <w:sz w:val="21"/>
+        </w:rPr>
+        <w:t xml:space="preserve">를 </w:t>
+      </w:r>
+      <w:r>
+        <w:rPr>
+          <w:rFonts w:ascii="Consolas" w:hAnsi="Consolas" w:eastAsia="맑은 고딕"/>
+          <w:sz w:val="21"/>
+        </w:rPr>
+        <w:t xml:space="preserve">SYS</w:t>
+      </w:r>
+      <w:r>
+        <w:rPr>
+          <w:rFonts w:ascii="맑은 고딕" w:hAnsi="맑은 고딕" w:eastAsia="맑은 고딕"/>
+          <w:sz w:val="21"/>
+        </w:rPr>
+        <w:t xml:space="preserve">로 설정하면?</w:t>
       </w:r>
     </w:p>
     <w:p>
@@ -1904,25 +2093,25 @@
           <w:rFonts w:ascii="맑은 고딕" w:hAnsi="맑은 고딕" w:eastAsia="맑은 고딕"/>
           <w:sz w:val="21"/>
         </w:rPr>
-        <w:t>② 정상 적용된다</w:t>
-      </w:r>
-    </w:p>
-    <w:p>
-      <w:r>
-        <w:rPr>
-          <w:rFonts w:ascii="맑은 고딕" w:hAnsi="맑은 고딕" w:eastAsia="맑은 고딕"/>
-          <w:sz w:val="21"/>
-        </w:rPr>
-        <w:t>③ ORA-03172</w:t>
-      </w:r>
-    </w:p>
-    <w:p>
-      <w:r>
-        <w:rPr>
-          <w:rFonts w:ascii="맑은 고딕" w:hAnsi="맑은 고딕" w:eastAsia="맑은 고딕"/>
-          <w:sz w:val="21"/>
-        </w:rPr>
-        <w:t>④ 무시된다</w:t>
+        <w:t>② 무시된다</w:t>
+      </w:r>
+    </w:p>
+    <w:p>
+      <w:r>
+        <w:rPr>
+          <w:rFonts w:ascii="맑은 고딕" w:hAnsi="맑은 고딕" w:eastAsia="맑은 고딕"/>
+          <w:sz w:val="21"/>
+        </w:rPr>
+        <w:t>③ 정상 적용된다</w:t>
+      </w:r>
+    </w:p>
+    <w:p>
+      <w:r>
+        <w:rPr>
+          <w:rFonts w:ascii="맑은 고딕" w:hAnsi="맑은 고딕" w:eastAsia="맑은 고딕"/>
+          <w:sz w:val="21"/>
+        </w:rPr>
+        <w:t>④ ORA-03172</w:t>
       </w:r>
     </w:p>
     <w:p>
@@ -1940,16 +2129,30 @@
           <w:rFonts w:ascii="맑은 고딕" w:hAnsi="맑은 고딕" w:eastAsia="맑은 고딕"/>
           <w:sz w:val="21"/>
         </w:rPr>
-        <w:t>[중-16] ASYNC 구성에서 `STANDBY_MAX_DATA_DELAY=0`은?</w:t>
-      </w:r>
-    </w:p>
-    <w:p>
-      <w:r>
-        <w:rPr>
-          <w:rFonts w:ascii="맑은 고딕" w:hAnsi="맑은 고딕" w:eastAsia="맑은 고딕"/>
-          <w:sz w:val="21"/>
-        </w:rPr>
-        <w:t>① 사실상 항상 ORA-03172가 난다</w:t>
+        <w:t xml:space="preserve">[중-16] ASYNC 구성에서 </w:t>
+      </w:r>
+      <w:r>
+        <w:rPr>
+          <w:rFonts w:ascii="Consolas" w:hAnsi="Consolas" w:eastAsia="맑은 고딕"/>
+          <w:sz w:val="21"/>
+        </w:rPr>
+        <w:t xml:space="preserve">STANDBY_MAX_DATA_DELAY=0</w:t>
+      </w:r>
+      <w:r>
+        <w:rPr>
+          <w:rFonts w:ascii="맑은 고딕" w:hAnsi="맑은 고딕" w:eastAsia="맑은 고딕"/>
+          <w:sz w:val="21"/>
+        </w:rPr>
+        <w:t xml:space="preserve">은?</w:t>
+      </w:r>
+    </w:p>
+    <w:p>
+      <w:r>
+        <w:rPr>
+          <w:rFonts w:ascii="맑은 고딕" w:hAnsi="맑은 고딕" w:eastAsia="맑은 고딕"/>
+          <w:sz w:val="21"/>
+        </w:rPr>
+        <w:t>① 오류 없이 무시된다</w:t>
       </w:r>
     </w:p>
     <w:p>
@@ -1976,7 +2179,7 @@
           <w:rFonts w:ascii="맑은 고딕" w:hAnsi="맑은 고딕" w:eastAsia="맑은 고딕"/>
           <w:sz w:val="21"/>
         </w:rPr>
-        <w:t>④ 오류 없이 무시된다</w:t>
+        <w:t>④ 사실상 항상 ORA-03172가 난다</w:t>
       </w:r>
     </w:p>
     <w:p>
@@ -2012,25 +2215,25 @@
           <w:rFonts w:ascii="맑은 고딕" w:hAnsi="맑은 고딕" w:eastAsia="맑은 고딕"/>
           <w:sz w:val="21"/>
         </w:rPr>
-        <w:t>② 실패한다</w:t>
-      </w:r>
-    </w:p>
-    <w:p>
-      <w:r>
-        <w:rPr>
-          <w:rFonts w:ascii="맑은 고딕" w:hAnsi="맑은 고딕" w:eastAsia="맑은 고딕"/>
-          <w:sz w:val="21"/>
-        </w:rPr>
-        <w:t>③ Primary로 전달된다</w:t>
-      </w:r>
-    </w:p>
-    <w:p>
-      <w:r>
-        <w:rPr>
-          <w:rFonts w:ascii="맑은 고딕" w:hAnsi="맑은 고딕" w:eastAsia="맑은 고딕"/>
-          <w:sz w:val="21"/>
-        </w:rPr>
-        <w:t>④ 대기한다</w:t>
+        <w:t>② 대기한다</w:t>
+      </w:r>
+    </w:p>
+    <w:p>
+      <w:r>
+        <w:rPr>
+          <w:rFonts w:ascii="맑은 고딕" w:hAnsi="맑은 고딕" w:eastAsia="맑은 고딕"/>
+          <w:sz w:val="21"/>
+        </w:rPr>
+        <w:t>③ 실패한다</w:t>
+      </w:r>
+    </w:p>
+    <w:p>
+      <w:r>
+        <w:rPr>
+          <w:rFonts w:ascii="맑은 고딕" w:hAnsi="맑은 고딕" w:eastAsia="맑은 고딕"/>
+          <w:sz w:val="21"/>
+        </w:rPr>
+        <w:t>④ Primary로 전달된다</w:t>
       </w:r>
     </w:p>
     <w:p>
@@ -2048,16 +2251,30 @@
           <w:rFonts w:ascii="맑은 고딕" w:hAnsi="맑은 고딕" w:eastAsia="맑은 고딕"/>
           <w:sz w:val="21"/>
         </w:rPr>
-        <w:t>[중-18] `SYNC WITH PRIMARY`가 요구하는 전제는?</w:t>
-      </w:r>
-    </w:p>
-    <w:p>
-      <w:r>
-        <w:rPr>
-          <w:rFonts w:ascii="맑은 고딕" w:hAnsi="맑은 고딕" w:eastAsia="맑은 고딕"/>
-          <w:sz w:val="21"/>
-        </w:rPr>
-        <w:t>① 동기 전송(SYNC) 구성</w:t>
+        <w:t xml:space="preserve">[중-18] </w:t>
+      </w:r>
+      <w:r>
+        <w:rPr>
+          <w:rFonts w:ascii="Consolas" w:hAnsi="Consolas" w:eastAsia="맑은 고딕"/>
+          <w:sz w:val="21"/>
+        </w:rPr>
+        <w:t xml:space="preserve">SYNC WITH PRIMARY</w:t>
+      </w:r>
+      <w:r>
+        <w:rPr>
+          <w:rFonts w:ascii="맑은 고딕" w:hAnsi="맑은 고딕" w:eastAsia="맑은 고딕"/>
+          <w:sz w:val="21"/>
+        </w:rPr>
+        <w:t xml:space="preserve">가 요구하는 전제는?</w:t>
+      </w:r>
+    </w:p>
+    <w:p>
+      <w:r>
+        <w:rPr>
+          <w:rFonts w:ascii="맑은 고딕" w:hAnsi="맑은 고딕" w:eastAsia="맑은 고딕"/>
+          <w:sz w:val="21"/>
+        </w:rPr>
+        <w:t>① SYS 권한</w:t>
       </w:r>
     </w:p>
     <w:p>
@@ -2075,16 +2292,16 @@
           <w:rFonts w:ascii="맑은 고딕" w:hAnsi="맑은 고딕" w:eastAsia="맑은 고딕"/>
           <w:sz w:val="21"/>
         </w:rPr>
-        <w:t>③ MOUNTED 상태</w:t>
-      </w:r>
-    </w:p>
-    <w:p>
-      <w:r>
-        <w:rPr>
-          <w:rFonts w:ascii="맑은 고딕" w:hAnsi="맑은 고딕" w:eastAsia="맑은 고딕"/>
-          <w:sz w:val="21"/>
-        </w:rPr>
-        <w:t>④ SYS 권한</w:t>
+        <w:t>③ 동기 전송(SYNC) 구성</w:t>
+      </w:r>
+    </w:p>
+    <w:p>
+      <w:r>
+        <w:rPr>
+          <w:rFonts w:ascii="맑은 고딕" w:hAnsi="맑은 고딕" w:eastAsia="맑은 고딕"/>
+          <w:sz w:val="21"/>
+        </w:rPr>
+        <w:t>④ MOUNTED 상태</w:t>
       </w:r>
     </w:p>
     <w:p>
@@ -2102,34 +2319,48 @@
           <w:rFonts w:ascii="맑은 고딕" w:hAnsi="맑은 고딕" w:eastAsia="맑은 고딕"/>
           <w:sz w:val="21"/>
         </w:rPr>
-        <w:t>[중-19] `V$STANDBY_EVENT_HISTOGRAM`이 기록하는 항목은?</w:t>
-      </w:r>
-    </w:p>
-    <w:p>
-      <w:r>
-        <w:rPr>
-          <w:rFonts w:ascii="맑은 고딕" w:hAnsi="맑은 고딕" w:eastAsia="맑은 고딕"/>
-          <w:sz w:val="21"/>
-        </w:rPr>
-        <w:t>① apply lag 하나뿐이다</w:t>
-      </w:r>
-    </w:p>
-    <w:p>
-      <w:r>
-        <w:rPr>
-          <w:rFonts w:ascii="맑은 고딕" w:hAnsi="맑은 고딕" w:eastAsia="맑은 고딕"/>
-          <w:sz w:val="21"/>
-        </w:rPr>
-        <w:t>② apply lag과 transport lag 둘</w:t>
-      </w:r>
-    </w:p>
-    <w:p>
-      <w:r>
-        <w:rPr>
-          <w:rFonts w:ascii="맑은 고딕" w:hAnsi="맑은 고딕" w:eastAsia="맑은 고딕"/>
-          <w:sz w:val="21"/>
-        </w:rPr>
-        <w:t>③ 네 가지 지표</w:t>
+        <w:t xml:space="preserve">[중-19] </w:t>
+      </w:r>
+      <w:r>
+        <w:rPr>
+          <w:rFonts w:ascii="Consolas" w:hAnsi="Consolas" w:eastAsia="맑은 고딕"/>
+          <w:sz w:val="21"/>
+        </w:rPr>
+        <w:t xml:space="preserve">V$STANDBY_EVENT_HISTOGRAM</w:t>
+      </w:r>
+      <w:r>
+        <w:rPr>
+          <w:rFonts w:ascii="맑은 고딕" w:hAnsi="맑은 고딕" w:eastAsia="맑은 고딕"/>
+          <w:sz w:val="21"/>
+        </w:rPr>
+        <w:t xml:space="preserve">이 기록하는 항목은?</w:t>
+      </w:r>
+    </w:p>
+    <w:p>
+      <w:r>
+        <w:rPr>
+          <w:rFonts w:ascii="맑은 고딕" w:hAnsi="맑은 고딕" w:eastAsia="맑은 고딕"/>
+          <w:sz w:val="21"/>
+        </w:rPr>
+        <w:t>① 네 가지 지표</w:t>
+      </w:r>
+    </w:p>
+    <w:p>
+      <w:r>
+        <w:rPr>
+          <w:rFonts w:ascii="맑은 고딕" w:hAnsi="맑은 고딕" w:eastAsia="맑은 고딕"/>
+          <w:sz w:val="21"/>
+        </w:rPr>
+        <w:t>② apply lag 하나뿐이다</w:t>
+      </w:r>
+    </w:p>
+    <w:p>
+      <w:r>
+        <w:rPr>
+          <w:rFonts w:ascii="맑은 고딕" w:hAnsi="맑은 고딕" w:eastAsia="맑은 고딕"/>
+          <w:sz w:val="21"/>
+        </w:rPr>
+        <w:t>③ apply lag과 transport lag 둘</w:t>
       </w:r>
     </w:p>
     <w:p>
@@ -2165,25 +2396,53 @@
           <w:rFonts w:ascii="맑은 고딕" w:hAnsi="맑은 고딕" w:eastAsia="맑은 고딕"/>
           <w:sz w:val="21"/>
         </w:rPr>
-        <w:t>① `2 minutes` 구간에 59회</w:t>
-      </w:r>
-    </w:p>
-    <w:p>
-      <w:r>
-        <w:rPr>
-          <w:rFonts w:ascii="맑은 고딕" w:hAnsi="맑은 고딕" w:eastAsia="맑은 고딕"/>
-          <w:sz w:val="21"/>
-        </w:rPr>
-        <w:t>② `120 seconds` 구간에 1회</w:t>
-      </w:r>
-    </w:p>
-    <w:p>
-      <w:r>
-        <w:rPr>
-          <w:rFonts w:ascii="맑은 고딕" w:hAnsi="맑은 고딕" w:eastAsia="맑은 고딕"/>
-          <w:sz w:val="21"/>
-        </w:rPr>
-        <w:t>③ 기록되지 않는다</w:t>
+        <w:t xml:space="preserve">① </w:t>
+      </w:r>
+      <w:r>
+        <w:rPr>
+          <w:rFonts w:ascii="Consolas" w:hAnsi="Consolas" w:eastAsia="맑은 고딕"/>
+          <w:sz w:val="21"/>
+        </w:rPr>
+        <w:t xml:space="preserve">120 seconds</w:t>
+      </w:r>
+      <w:r>
+        <w:rPr>
+          <w:rFonts w:ascii="맑은 고딕" w:hAnsi="맑은 고딕" w:eastAsia="맑은 고딕"/>
+          <w:sz w:val="21"/>
+        </w:rPr>
+        <w:t xml:space="preserve"> 구간에 1회</w:t>
+      </w:r>
+    </w:p>
+    <w:p>
+      <w:r>
+        <w:rPr>
+          <w:rFonts w:ascii="맑은 고딕" w:hAnsi="맑은 고딕" w:eastAsia="맑은 고딕"/>
+          <w:sz w:val="21"/>
+        </w:rPr>
+        <w:t>② 기록되지 않는다</w:t>
+      </w:r>
+    </w:p>
+    <w:p>
+      <w:r>
+        <w:rPr>
+          <w:rFonts w:ascii="맑은 고딕" w:hAnsi="맑은 고딕" w:eastAsia="맑은 고딕"/>
+          <w:sz w:val="21"/>
+        </w:rPr>
+        <w:t xml:space="preserve">③ </w:t>
+      </w:r>
+      <w:r>
+        <w:rPr>
+          <w:rFonts w:ascii="Consolas" w:hAnsi="Consolas" w:eastAsia="맑은 고딕"/>
+          <w:sz w:val="21"/>
+        </w:rPr>
+        <w:t xml:space="preserve">2 minutes</w:t>
+      </w:r>
+      <w:r>
+        <w:rPr>
+          <w:rFonts w:ascii="맑은 고딕" w:hAnsi="맑은 고딕" w:eastAsia="맑은 고딕"/>
+          <w:sz w:val="21"/>
+        </w:rPr>
+        <w:t xml:space="preserve"> 구간에 59회</w:t>
       </w:r>
     </w:p>
     <w:p>
@@ -2227,16 +2486,16 @@
           <w:rFonts w:ascii="맑은 고딕" w:hAnsi="맑은 고딕" w:eastAsia="맑은 고딕"/>
           <w:sz w:val="21"/>
         </w:rPr>
-        <w:t>① SQL*Plus가 EXIT 시 암묵적으로 커밋했기 때문</w:t>
-      </w:r>
-    </w:p>
-    <w:p>
-      <w:r>
-        <w:rPr>
-          <w:rFonts w:ascii="맑은 고딕" w:hAnsi="맑은 고딕" w:eastAsia="맑은 고딕"/>
-          <w:sz w:val="21"/>
-        </w:rPr>
-        <w:t>② Standby가 미커밋 데이터를 보여 주기 때문</w:t>
+        <w:t>① Standby가 미커밋 데이터를 보여 주기 때문</w:t>
+      </w:r>
+    </w:p>
+    <w:p>
+      <w:r>
+        <w:rPr>
+          <w:rFonts w:ascii="맑은 고딕" w:hAnsi="맑은 고딕" w:eastAsia="맑은 고딕"/>
+          <w:sz w:val="21"/>
+        </w:rPr>
+        <w:t>② 조회 시점이 어긋났기 때문</w:t>
       </w:r>
     </w:p>
     <w:p>
@@ -2254,7 +2513,7 @@
           <w:rFonts w:ascii="맑은 고딕" w:hAnsi="맑은 고딕" w:eastAsia="맑은 고딕"/>
           <w:sz w:val="21"/>
         </w:rPr>
-        <w:t>④ 조회 시점이 어긋났기 때문</w:t>
+        <w:t>④ SQL*Plus가 EXIT 시 암묵적으로 커밋했기 때문</w:t>
       </w:r>
     </w:p>
     <w:p>
@@ -2281,16 +2540,16 @@
           <w:rFonts w:ascii="맑은 고딕" w:hAnsi="맑은 고딕" w:eastAsia="맑은 고딕"/>
           <w:sz w:val="21"/>
         </w:rPr>
-        <w:t>① 영구 데이터 파일이나 딕셔너리를 바꾸는가</w:t>
-      </w:r>
-    </w:p>
-    <w:p>
-      <w:r>
-        <w:rPr>
-          <w:rFonts w:ascii="맑은 고딕" w:hAnsi="맑은 고딕" w:eastAsia="맑은 고딕"/>
-          <w:sz w:val="21"/>
-        </w:rPr>
-        <w:t>② 문장이 DML인가 DDL인가</w:t>
+        <w:t>① 문장이 DML인가 DDL인가</w:t>
+      </w:r>
+    </w:p>
+    <w:p>
+      <w:r>
+        <w:rPr>
+          <w:rFonts w:ascii="맑은 고딕" w:hAnsi="맑은 고딕" w:eastAsia="맑은 고딕"/>
+          <w:sz w:val="21"/>
+        </w:rPr>
+        <w:t>② 영구 데이터 파일이나 딕셔너리를 바꾸는가</w:t>
       </w:r>
     </w:p>
     <w:p>
@@ -2326,7 +2585,21 @@
           <w:rFonts w:ascii="맑은 고딕" w:hAnsi="맑은 고딕" w:eastAsia="맑은 고딕"/>
           <w:sz w:val="21"/>
         </w:rPr>
-        <w:t>[상-03] `DBMS_STATS` 실행 시 나온 긴 오류 스택을 읽는 요령은?</w:t>
+        <w:t xml:space="preserve">[상-03] </w:t>
+      </w:r>
+      <w:r>
+        <w:rPr>
+          <w:rFonts w:ascii="Consolas" w:hAnsi="Consolas" w:eastAsia="맑은 고딕"/>
+          <w:sz w:val="21"/>
+        </w:rPr>
+        <w:t xml:space="preserve">DBMS_STATS</w:t>
+      </w:r>
+      <w:r>
+        <w:rPr>
+          <w:rFonts w:ascii="맑은 고딕" w:hAnsi="맑은 고딕" w:eastAsia="맑은 고딕"/>
+          <w:sz w:val="21"/>
+        </w:rPr>
+        <w:t xml:space="preserve"> 실행 시 나온 긴 오류 스택을 읽는 요령은?</w:t>
       </w:r>
     </w:p>
     <w:p>
@@ -2344,25 +2617,25 @@
           <w:rFonts w:ascii="맑은 고딕" w:hAnsi="맑은 고딕" w:eastAsia="맑은 고딕"/>
           <w:sz w:val="21"/>
         </w:rPr>
-        <w:t>② 맨 위 오류만 본다</w:t>
-      </w:r>
-    </w:p>
-    <w:p>
-      <w:r>
-        <w:rPr>
-          <w:rFonts w:ascii="맑은 고딕" w:hAnsi="맑은 고딕" w:eastAsia="맑은 고딕"/>
-          <w:sz w:val="21"/>
-        </w:rPr>
-        <w:t>③ 맨 아래 오류만 본다</w:t>
-      </w:r>
-    </w:p>
-    <w:p>
-      <w:r>
-        <w:rPr>
-          <w:rFonts w:ascii="맑은 고딕" w:hAnsi="맑은 고딕" w:eastAsia="맑은 고딕"/>
-          <w:sz w:val="21"/>
-        </w:rPr>
-        <w:t>④ 줄 번호를 추적한다</w:t>
+        <w:t>② 줄 번호를 추적한다</w:t>
+      </w:r>
+    </w:p>
+    <w:p>
+      <w:r>
+        <w:rPr>
+          <w:rFonts w:ascii="맑은 고딕" w:hAnsi="맑은 고딕" w:eastAsia="맑은 고딕"/>
+          <w:sz w:val="21"/>
+        </w:rPr>
+        <w:t>③ 맨 위 오류만 본다</w:t>
+      </w:r>
+    </w:p>
+    <w:p>
+      <w:r>
+        <w:rPr>
+          <w:rFonts w:ascii="맑은 고딕" w:hAnsi="맑은 고딕" w:eastAsia="맑은 고딕"/>
+          <w:sz w:val="21"/>
+        </w:rPr>
+        <w:t>④ 맨 아래 오류만 본다</w:t>
       </w:r>
     </w:p>
     <w:p>
@@ -2389,25 +2662,25 @@
           <w:rFonts w:ascii="맑은 고딕" w:hAnsi="맑은 고딕" w:eastAsia="맑은 고딕"/>
           <w:sz w:val="21"/>
         </w:rPr>
-        <w:t>① 패키지가 ORA-16000까지 가기 전에 상태를 먼저 점검한다</w:t>
-      </w:r>
-    </w:p>
-    <w:p>
-      <w:r>
-        <w:rPr>
-          <w:rFonts w:ascii="맑은 고딕" w:hAnsi="맑은 고딕" w:eastAsia="맑은 고딕"/>
-          <w:sz w:val="21"/>
-        </w:rPr>
-        <w:t>② AWR이 특별한 권한을 요구한다</w:t>
-      </w:r>
-    </w:p>
-    <w:p>
-      <w:r>
-        <w:rPr>
-          <w:rFonts w:ascii="맑은 고딕" w:hAnsi="맑은 고딕" w:eastAsia="맑은 고딕"/>
-          <w:sz w:val="21"/>
-        </w:rPr>
-        <w:t>③ 오류가 더 심각하다</w:t>
+        <w:t>① 오류가 더 심각하다</w:t>
+      </w:r>
+    </w:p>
+    <w:p>
+      <w:r>
+        <w:rPr>
+          <w:rFonts w:ascii="맑은 고딕" w:hAnsi="맑은 고딕" w:eastAsia="맑은 고딕"/>
+          <w:sz w:val="21"/>
+        </w:rPr>
+        <w:t>② 패키지가 ORA-16000까지 가기 전에 상태를 먼저 점검한다</w:t>
+      </w:r>
+    </w:p>
+    <w:p>
+      <w:r>
+        <w:rPr>
+          <w:rFonts w:ascii="맑은 고딕" w:hAnsi="맑은 고딕" w:eastAsia="맑은 고딕"/>
+          <w:sz w:val="21"/>
+        </w:rPr>
+        <w:t>③ AWR이 특별한 권한을 요구한다</w:t>
       </w:r>
     </w:p>
     <w:p>
@@ -2434,43 +2707,57 @@
           <w:rFonts w:ascii="맑은 고딕" w:hAnsi="맑은 고딕" w:eastAsia="맑은 고딕"/>
           <w:sz w:val="21"/>
         </w:rPr>
-        <w:t>[상-05] 양쪽 `CURRENT_SCN` 비교로 동기화를 판단할 수 없는 이유는?</w:t>
-      </w:r>
-    </w:p>
-    <w:p>
-      <w:r>
-        <w:rPr>
-          <w:rFonts w:ascii="맑은 고딕" w:hAnsi="맑은 고딕" w:eastAsia="맑은 고딕"/>
-          <w:sz w:val="21"/>
-        </w:rPr>
-        <w:t>① 두 값을 정확히 같은 순간에 얻을 수 없기 때문</w:t>
-      </w:r>
-    </w:p>
-    <w:p>
-      <w:r>
-        <w:rPr>
-          <w:rFonts w:ascii="맑은 고딕" w:hAnsi="맑은 고딕" w:eastAsia="맑은 고딕"/>
-          <w:sz w:val="21"/>
-        </w:rPr>
-        <w:t>② SCN이 서로 다른 체계이기 때문</w:t>
-      </w:r>
-    </w:p>
-    <w:p>
-      <w:r>
-        <w:rPr>
-          <w:rFonts w:ascii="맑은 고딕" w:hAnsi="맑은 고딕" w:eastAsia="맑은 고딕"/>
-          <w:sz w:val="21"/>
-        </w:rPr>
-        <w:t>③ Standby의 SCN이 항상 크기 때문</w:t>
-      </w:r>
-    </w:p>
-    <w:p>
-      <w:r>
-        <w:rPr>
-          <w:rFonts w:ascii="맑은 고딕" w:hAnsi="맑은 고딕" w:eastAsia="맑은 고딕"/>
-          <w:sz w:val="21"/>
-        </w:rPr>
-        <w:t>④ 뷰 권한이 없기 때문</w:t>
+        <w:t xml:space="preserve">[상-05] 양쪽 </w:t>
+      </w:r>
+      <w:r>
+        <w:rPr>
+          <w:rFonts w:ascii="Consolas" w:hAnsi="Consolas" w:eastAsia="맑은 고딕"/>
+          <w:sz w:val="21"/>
+        </w:rPr>
+        <w:t xml:space="preserve">CURRENT_SCN</w:t>
+      </w:r>
+      <w:r>
+        <w:rPr>
+          <w:rFonts w:ascii="맑은 고딕" w:hAnsi="맑은 고딕" w:eastAsia="맑은 고딕"/>
+          <w:sz w:val="21"/>
+        </w:rPr>
+        <w:t xml:space="preserve"> 비교로 동기화를 판단할 수 없는 이유는?</w:t>
+      </w:r>
+    </w:p>
+    <w:p>
+      <w:r>
+        <w:rPr>
+          <w:rFonts w:ascii="맑은 고딕" w:hAnsi="맑은 고딕" w:eastAsia="맑은 고딕"/>
+          <w:sz w:val="21"/>
+        </w:rPr>
+        <w:t>① Standby의 SCN이 항상 크기 때문</w:t>
+      </w:r>
+    </w:p>
+    <w:p>
+      <w:r>
+        <w:rPr>
+          <w:rFonts w:ascii="맑은 고딕" w:hAnsi="맑은 고딕" w:eastAsia="맑은 고딕"/>
+          <w:sz w:val="21"/>
+        </w:rPr>
+        <w:t>② 뷰 권한이 없기 때문</w:t>
+      </w:r>
+    </w:p>
+    <w:p>
+      <w:r>
+        <w:rPr>
+          <w:rFonts w:ascii="맑은 고딕" w:hAnsi="맑은 고딕" w:eastAsia="맑은 고딕"/>
+          <w:sz w:val="21"/>
+        </w:rPr>
+        <w:t>③ 두 값을 정확히 같은 순간에 얻을 수 없기 때문</w:t>
+      </w:r>
+    </w:p>
+    <w:p>
+      <w:r>
+        <w:rPr>
+          <w:rFonts w:ascii="맑은 고딕" w:hAnsi="맑은 고딕" w:eastAsia="맑은 고딕"/>
+          <w:sz w:val="21"/>
+        </w:rPr>
+        <w:t>④ SCN이 서로 다른 체계이기 때문</w:t>
       </w:r>
     </w:p>
     <w:p>
@@ -2488,25 +2775,39 @@
           <w:rFonts w:ascii="맑은 고딕" w:hAnsi="맑은 고딕" w:eastAsia="맑은 고딕"/>
           <w:sz w:val="21"/>
         </w:rPr>
-        <w:t>[상-06] 리다이렉션이 `SYS`로 실패하는 근본 이유는?</w:t>
-      </w:r>
-    </w:p>
-    <w:p>
-      <w:r>
-        <w:rPr>
-          <w:rFonts w:ascii="맑은 고딕" w:hAnsi="맑은 고딕" w:eastAsia="맑은 고딕"/>
-          <w:sz w:val="21"/>
-        </w:rPr>
-        <w:t>① Standby가 Primary로 새 연결을 만들 때 SYSDBA 접속이 재인증되지 않기 때문</w:t>
-      </w:r>
-    </w:p>
-    <w:p>
-      <w:r>
-        <w:rPr>
-          <w:rFonts w:ascii="맑은 고딕" w:hAnsi="맑은 고딕" w:eastAsia="맑은 고딕"/>
-          <w:sz w:val="21"/>
-        </w:rPr>
-        <w:t>② SYS는 DML을 실행할 수 없기 때문</w:t>
+        <w:t xml:space="preserve">[상-06] 리다이렉션이 </w:t>
+      </w:r>
+      <w:r>
+        <w:rPr>
+          <w:rFonts w:ascii="Consolas" w:hAnsi="Consolas" w:eastAsia="맑은 고딕"/>
+          <w:sz w:val="21"/>
+        </w:rPr>
+        <w:t xml:space="preserve">SYS</w:t>
+      </w:r>
+      <w:r>
+        <w:rPr>
+          <w:rFonts w:ascii="맑은 고딕" w:hAnsi="맑은 고딕" w:eastAsia="맑은 고딕"/>
+          <w:sz w:val="21"/>
+        </w:rPr>
+        <w:t xml:space="preserve">로 실패하는 근본 이유는?</w:t>
+      </w:r>
+    </w:p>
+    <w:p>
+      <w:r>
+        <w:rPr>
+          <w:rFonts w:ascii="맑은 고딕" w:hAnsi="맑은 고딕" w:eastAsia="맑은 고딕"/>
+          <w:sz w:val="21"/>
+        </w:rPr>
+        <w:t>① SYS는 DML을 실행할 수 없기 때문</w:t>
+      </w:r>
+    </w:p>
+    <w:p>
+      <w:r>
+        <w:rPr>
+          <w:rFonts w:ascii="맑은 고딕" w:hAnsi="맑은 고딕" w:eastAsia="맑은 고딕"/>
+          <w:sz w:val="21"/>
+        </w:rPr>
+        <w:t>② Standby가 Primary로 새 연결을 만들 때 SYSDBA 접속이 재인증되지 않기 때문</w:t>
       </w:r>
     </w:p>
     <w:p>
@@ -2542,16 +2843,30 @@
           <w:rFonts w:ascii="맑은 고딕" w:hAnsi="맑은 고딕" w:eastAsia="맑은 고딕"/>
           <w:sz w:val="21"/>
         </w:rPr>
-        <w:t>[상-07] 이 장에서 `SYS`로 시험해 오판할 뻔한 기능이 두 개 있었다. 무엇인가?</w:t>
-      </w:r>
-    </w:p>
-    <w:p>
-      <w:r>
-        <w:rPr>
-          <w:rFonts w:ascii="맑은 고딕" w:hAnsi="맑은 고딕" w:eastAsia="맑은 고딕"/>
-          <w:sz w:val="21"/>
-        </w:rPr>
-        <w:t>① DML 리다이렉션과 STANDBY_MAX_DATA_DELAY</w:t>
+        <w:t xml:space="preserve">[상-07] 이 장에서 </w:t>
+      </w:r>
+      <w:r>
+        <w:rPr>
+          <w:rFonts w:ascii="Consolas" w:hAnsi="Consolas" w:eastAsia="맑은 고딕"/>
+          <w:sz w:val="21"/>
+        </w:rPr>
+        <w:t xml:space="preserve">SYS</w:t>
+      </w:r>
+      <w:r>
+        <w:rPr>
+          <w:rFonts w:ascii="맑은 고딕" w:hAnsi="맑은 고딕" w:eastAsia="맑은 고딕"/>
+          <w:sz w:val="21"/>
+        </w:rPr>
+        <w:t xml:space="preserve">로 시험해 오판할 뻔한 기능이 두 개 있었다. 무엇인가?</w:t>
+      </w:r>
+    </w:p>
+    <w:p>
+      <w:r>
+        <w:rPr>
+          <w:rFonts w:ascii="맑은 고딕" w:hAnsi="맑은 고딕" w:eastAsia="맑은 고딕"/>
+          <w:sz w:val="21"/>
+        </w:rPr>
+        <w:t>① EXPLAIN PLAN과 정렬</w:t>
       </w:r>
     </w:p>
     <w:p>
@@ -2569,16 +2884,16 @@
           <w:rFonts w:ascii="맑은 고딕" w:hAnsi="맑은 고딕" w:eastAsia="맑은 고딕"/>
           <w:sz w:val="21"/>
         </w:rPr>
-        <w:t>③ EXPLAIN PLAN과 정렬</w:t>
-      </w:r>
-    </w:p>
-    <w:p>
-      <w:r>
-        <w:rPr>
-          <w:rFonts w:ascii="맑은 고딕" w:hAnsi="맑은 고딕" w:eastAsia="맑은 고딕"/>
-          <w:sz w:val="21"/>
-        </w:rPr>
-        <w:t>④ AWR과 DBMS_STATS</w:t>
+        <w:t>③ AWR과 DBMS_STATS</w:t>
+      </w:r>
+    </w:p>
+    <w:p>
+      <w:r>
+        <w:rPr>
+          <w:rFonts w:ascii="맑은 고딕" w:hAnsi="맑은 고딕" w:eastAsia="맑은 고딕"/>
+          <w:sz w:val="21"/>
+        </w:rPr>
+        <w:t>④ DML 리다이렉션과 STANDBY_MAX_DATA_DELAY</w:t>
       </w:r>
     </w:p>
     <w:p>
@@ -2605,34 +2920,62 @@
           <w:rFonts w:ascii="맑은 고딕" w:hAnsi="맑은 고딕" w:eastAsia="맑은 고딕"/>
           <w:sz w:val="21"/>
         </w:rPr>
-        <w:t>① `SYNC WITH PRIMARY`와 `MAX_DATA_DELAY=0`의 사용 가능 여부</w:t>
-      </w:r>
-    </w:p>
-    <w:p>
-      <w:r>
-        <w:rPr>
-          <w:rFonts w:ascii="맑은 고딕" w:hAnsi="맑은 고딕" w:eastAsia="맑은 고딕"/>
-          <w:sz w:val="21"/>
-        </w:rPr>
-        <w:t>② 리다이렉션 동작 여부</w:t>
-      </w:r>
-    </w:p>
-    <w:p>
-      <w:r>
-        <w:rPr>
-          <w:rFonts w:ascii="맑은 고딕" w:hAnsi="맑은 고딕" w:eastAsia="맑은 고딕"/>
-          <w:sz w:val="21"/>
-        </w:rPr>
-        <w:t>③ GTT 사용 가능 여부</w:t>
-      </w:r>
-    </w:p>
-    <w:p>
-      <w:r>
-        <w:rPr>
-          <w:rFonts w:ascii="맑은 고딕" w:hAnsi="맑은 고딕" w:eastAsia="맑은 고딕"/>
-          <w:sz w:val="21"/>
-        </w:rPr>
-        <w:t>④ 시퀀스 값의 연속성</w:t>
+        <w:t>① GTT 사용 가능 여부</w:t>
+      </w:r>
+    </w:p>
+    <w:p>
+      <w:r>
+        <w:rPr>
+          <w:rFonts w:ascii="맑은 고딕" w:hAnsi="맑은 고딕" w:eastAsia="맑은 고딕"/>
+          <w:sz w:val="21"/>
+        </w:rPr>
+        <w:t xml:space="preserve">② </w:t>
+      </w:r>
+      <w:r>
+        <w:rPr>
+          <w:rFonts w:ascii="Consolas" w:hAnsi="Consolas" w:eastAsia="맑은 고딕"/>
+          <w:sz w:val="21"/>
+        </w:rPr>
+        <w:t xml:space="preserve">SYNC WITH PRIMARY</w:t>
+      </w:r>
+      <w:r>
+        <w:rPr>
+          <w:rFonts w:ascii="맑은 고딕" w:hAnsi="맑은 고딕" w:eastAsia="맑은 고딕"/>
+          <w:sz w:val="21"/>
+        </w:rPr>
+        <w:t xml:space="preserve">와 </w:t>
+      </w:r>
+      <w:r>
+        <w:rPr>
+          <w:rFonts w:ascii="Consolas" w:hAnsi="Consolas" w:eastAsia="맑은 고딕"/>
+          <w:sz w:val="21"/>
+        </w:rPr>
+        <w:t xml:space="preserve">MAX_DATA_DELAY=0</w:t>
+      </w:r>
+      <w:r>
+        <w:rPr>
+          <w:rFonts w:ascii="맑은 고딕" w:hAnsi="맑은 고딕" w:eastAsia="맑은 고딕"/>
+          <w:sz w:val="21"/>
+        </w:rPr>
+        <w:t xml:space="preserve">의 사용 가능 여부</w:t>
+      </w:r>
+    </w:p>
+    <w:p>
+      <w:r>
+        <w:rPr>
+          <w:rFonts w:ascii="맑은 고딕" w:hAnsi="맑은 고딕" w:eastAsia="맑은 고딕"/>
+          <w:sz w:val="21"/>
+        </w:rPr>
+        <w:t>③ 시퀀스 값의 연속성</w:t>
+      </w:r>
+    </w:p>
+    <w:p>
+      <w:r>
+        <w:rPr>
+          <w:rFonts w:ascii="맑은 고딕" w:hAnsi="맑은 고딕" w:eastAsia="맑은 고딕"/>
+          <w:sz w:val="21"/>
+        </w:rPr>
+        <w:t>④ 리다이렉션 동작 여부</w:t>
       </w:r>
     </w:p>
     <w:p>
@@ -2668,16 +3011,16 @@
           <w:rFonts w:ascii="맑은 고딕" w:hAnsi="맑은 고딕" w:eastAsia="맑은 고딕"/>
           <w:sz w:val="21"/>
         </w:rPr>
-        <w:t>② 접속 문자열을 바꾼다</w:t>
-      </w:r>
-    </w:p>
-    <w:p>
-      <w:r>
-        <w:rPr>
-          <w:rFonts w:ascii="맑은 고딕" w:hAnsi="맑은 고딕" w:eastAsia="맑은 고딕"/>
-          <w:sz w:val="21"/>
-        </w:rPr>
-        <w:t>③ 리다이렉션을 시스템 수준으로 켠다</w:t>
+        <w:t>② 리다이렉션을 시스템 수준으로 켠다</w:t>
+      </w:r>
+    </w:p>
+    <w:p>
+      <w:r>
+        <w:rPr>
+          <w:rFonts w:ascii="맑은 고딕" w:hAnsi="맑은 고딕" w:eastAsia="맑은 고딕"/>
+          <w:sz w:val="21"/>
+        </w:rPr>
+        <w:t>③ 접속 문자열을 바꾼다</w:t>
       </w:r>
     </w:p>
     <w:p>
@@ -2713,37 +3056,144 @@
           <w:rFonts w:ascii="맑은 고딕" w:hAnsi="맑은 고딕" w:eastAsia="맑은 고딕"/>
           <w:sz w:val="21"/>
         </w:rPr>
-        <w:t>① `V$ARCHIVE_DEST_STATUS`의 `DATABASE_MODE`와 `RECOVERY_MODE`</w:t>
-      </w:r>
-    </w:p>
-    <w:p>
-      <w:r>
-        <w:rPr>
-          <w:rFonts w:ascii="맑은 고딕" w:hAnsi="맑은 고딕" w:eastAsia="맑은 고딕"/>
-          <w:sz w:val="21"/>
-        </w:rPr>
-        <w:t>② `V$DATAGUARD_STATS`의 `apply lag`</w:t>
-      </w:r>
-    </w:p>
-    <w:p>
-      <w:r>
-        <w:rPr>
-          <w:rFonts w:ascii="맑은 고딕" w:hAnsi="맑은 고딕" w:eastAsia="맑은 고딕"/>
-          <w:sz w:val="21"/>
-        </w:rPr>
-        <w:t>③ `V$DATABASE`의 `OPEN_MODE`</w:t>
-      </w:r>
-    </w:p>
-    <w:p>
-      <w:r>
-        <w:rPr>
-          <w:rFonts w:ascii="맑은 고딕" w:hAnsi="맑은 고딕" w:eastAsia="맑은 고딕"/>
-          <w:sz w:val="21"/>
-        </w:rPr>
-        <w:t>④ `V$MANAGED_STANDBY`의 `MRP0` 상태</w:t>
+        <w:t xml:space="preserve">① </w:t>
+      </w:r>
+      <w:r>
+        <w:rPr>
+          <w:rFonts w:ascii="Consolas" w:hAnsi="Consolas" w:eastAsia="맑은 고딕"/>
+          <w:sz w:val="21"/>
+        </w:rPr>
+        <w:t xml:space="preserve">V$DATAGUARD_STATS</w:t>
+      </w:r>
+      <w:r>
+        <w:rPr>
+          <w:rFonts w:ascii="맑은 고딕" w:hAnsi="맑은 고딕" w:eastAsia="맑은 고딕"/>
+          <w:sz w:val="21"/>
+        </w:rPr>
+        <w:t xml:space="preserve">의 </w:t>
+      </w:r>
+      <w:r>
+        <w:rPr>
+          <w:rFonts w:ascii="Consolas" w:hAnsi="Consolas" w:eastAsia="맑은 고딕"/>
+          <w:sz w:val="21"/>
+        </w:rPr>
+        <w:t xml:space="preserve">apply lag</w:t>
+      </w:r>
+    </w:p>
+    <w:p>
+      <w:r>
+        <w:rPr>
+          <w:rFonts w:ascii="맑은 고딕" w:hAnsi="맑은 고딕" w:eastAsia="맑은 고딕"/>
+          <w:sz w:val="21"/>
+        </w:rPr>
+        <w:t xml:space="preserve">② </w:t>
+      </w:r>
+      <w:r>
+        <w:rPr>
+          <w:rFonts w:ascii="Consolas" w:hAnsi="Consolas" w:eastAsia="맑은 고딕"/>
+          <w:sz w:val="21"/>
+        </w:rPr>
+        <w:t xml:space="preserve">V$MANAGED_STANDBY</w:t>
+      </w:r>
+      <w:r>
+        <w:rPr>
+          <w:rFonts w:ascii="맑은 고딕" w:hAnsi="맑은 고딕" w:eastAsia="맑은 고딕"/>
+          <w:sz w:val="21"/>
+        </w:rPr>
+        <w:t xml:space="preserve">의 </w:t>
+      </w:r>
+      <w:r>
+        <w:rPr>
+          <w:rFonts w:ascii="Consolas" w:hAnsi="Consolas" w:eastAsia="맑은 고딕"/>
+          <w:sz w:val="21"/>
+        </w:rPr>
+        <w:t xml:space="preserve">MRP0</w:t>
+      </w:r>
+      <w:r>
+        <w:rPr>
+          <w:rFonts w:ascii="맑은 고딕" w:hAnsi="맑은 고딕" w:eastAsia="맑은 고딕"/>
+          <w:sz w:val="21"/>
+        </w:rPr>
+        <w:t xml:space="preserve"> 상태</w:t>
+      </w:r>
+    </w:p>
+    <w:p>
+      <w:r>
+        <w:rPr>
+          <w:rFonts w:ascii="맑은 고딕" w:hAnsi="맑은 고딕" w:eastAsia="맑은 고딕"/>
+          <w:sz w:val="21"/>
+        </w:rPr>
+        <w:t xml:space="preserve">③ </w:t>
+      </w:r>
+      <w:r>
+        <w:rPr>
+          <w:rFonts w:ascii="Consolas" w:hAnsi="Consolas" w:eastAsia="맑은 고딕"/>
+          <w:sz w:val="21"/>
+        </w:rPr>
+        <w:t xml:space="preserve">V$ARCHIVE_DEST_STATUS</w:t>
+      </w:r>
+      <w:r>
+        <w:rPr>
+          <w:rFonts w:ascii="맑은 고딕" w:hAnsi="맑은 고딕" w:eastAsia="맑은 고딕"/>
+          <w:sz w:val="21"/>
+        </w:rPr>
+        <w:t xml:space="preserve">의 </w:t>
+      </w:r>
+      <w:r>
+        <w:rPr>
+          <w:rFonts w:ascii="Consolas" w:hAnsi="Consolas" w:eastAsia="맑은 고딕"/>
+          <w:sz w:val="21"/>
+        </w:rPr>
+        <w:t xml:space="preserve">DATABASE_MODE</w:t>
+      </w:r>
+      <w:r>
+        <w:rPr>
+          <w:rFonts w:ascii="맑은 고딕" w:hAnsi="맑은 고딕" w:eastAsia="맑은 고딕"/>
+          <w:sz w:val="21"/>
+        </w:rPr>
+        <w:t xml:space="preserve">와 </w:t>
+      </w:r>
+      <w:r>
+        <w:rPr>
+          <w:rFonts w:ascii="Consolas" w:hAnsi="Consolas" w:eastAsia="맑은 고딕"/>
+          <w:sz w:val="21"/>
+        </w:rPr>
+        <w:t xml:space="preserve">RECOVERY_MODE</w:t>
+      </w:r>
+    </w:p>
+    <w:p>
+      <w:r>
+        <w:rPr>
+          <w:rFonts w:ascii="맑은 고딕" w:hAnsi="맑은 고딕" w:eastAsia="맑은 고딕"/>
+          <w:sz w:val="21"/>
+        </w:rPr>
+        <w:t xml:space="preserve">④ </w:t>
+      </w:r>
+      <w:r>
+        <w:rPr>
+          <w:rFonts w:ascii="Consolas" w:hAnsi="Consolas" w:eastAsia="맑은 고딕"/>
+          <w:sz w:val="21"/>
+        </w:rPr>
+        <w:t xml:space="preserve">V$DATABASE</w:t>
+      </w:r>
+      <w:r>
+        <w:rPr>
+          <w:rFonts w:ascii="맑은 고딕" w:hAnsi="맑은 고딕" w:eastAsia="맑은 고딕"/>
+          <w:sz w:val="21"/>
+        </w:rPr>
+        <w:t xml:space="preserve">의 </w:t>
+      </w:r>
+      <w:r>
+        <w:rPr>
+          <w:rFonts w:ascii="Consolas" w:hAnsi="Consolas" w:eastAsia="맑은 고딕"/>
+          <w:sz w:val="21"/>
+        </w:rPr>
+        <w:t xml:space="preserve">OPEN_MODE</w:t>
       </w:r>
     </w:p>
     <w:sectPr>
+      <w:headerReference w:type="default" r:id="rId9"/>
+      <w:footerReference w:type="default" r:id="rId10"/>
       <w:pgSz w:w="12240" w:h="15840"/>
       <w:pgMar w:top="1440" w:right="1800" w:bottom="1440" w:left="1800" w:header="720" w:footer="720" w:gutter="0"/>
       <w:cols w:space="720"/>
@@ -2751,6 +3201,26 @@
     </w:sectPr>
   </w:body>
 </w:document>
+</file>
+
+<file path=word/footer1.xml><?xml version="1.0" encoding="utf-8"?>
+<w:ftr xmlns:m="http://schemas.openxmlformats.org/officeDocument/2006/math" xmlns:mc="http://schemas.openxmlformats.org/markup-compatibility/2006" xmlns:mo="http://schemas.microsoft.com/office/mac/office/2008/main" xmlns:mv="urn:schemas-microsoft-com:mac:vml" xmlns:o="urn:schemas-microsoft-com:office:office" xmlns:r="http://schemas.openxmlformats.org/officeDocument/2006/relationships" xmlns:v="urn:schemas-microsoft-com:vml" xmlns:w10="urn:schemas-microsoft-com:office:word" xmlns:w14="http://schemas.microsoft.com/office/word/2010/wordml" xmlns:w="http://schemas.openxmlformats.org/wordprocessingml/2006/main" xmlns:wne="http://schemas.microsoft.com/office/word/2006/wordml" xmlns:wp14="http://schemas.microsoft.com/office/word/2010/wordprocessingDrawing" xmlns:wp="http://schemas.openxmlformats.org/drawingml/2006/wordprocessingDrawing" xmlns:wpc="http://schemas.microsoft.com/office/word/2010/wordprocessingCanvas" xmlns:wpg="http://schemas.microsoft.com/office/word/2010/wordprocessingGroup" xmlns:wpi="http://schemas.microsoft.com/office/word/2010/wordprocessingInk" xmlns:wps="http://schemas.microsoft.com/office/word/2010/wordprocessingShape" mc:Ignorable="w14 wp14">
+  <w:p>
+    <w:pPr>
+      <w:pStyle w:val="Footer"/>
+    </w:pPr>
+  </w:p>
+</w:ftr>
+</file>
+
+<file path=word/header1.xml><?xml version="1.0" encoding="utf-8"?>
+<w:hdr xmlns:m="http://schemas.openxmlformats.org/officeDocument/2006/math" xmlns:mc="http://schemas.openxmlformats.org/markup-compatibility/2006" xmlns:mo="http://schemas.microsoft.com/office/mac/office/2008/main" xmlns:mv="urn:schemas-microsoft-com:mac:vml" xmlns:o="urn:schemas-microsoft-com:office:office" xmlns:r="http://schemas.openxmlformats.org/officeDocument/2006/relationships" xmlns:v="urn:schemas-microsoft-com:vml" xmlns:w10="urn:schemas-microsoft-com:office:word" xmlns:w14="http://schemas.microsoft.com/office/word/2010/wordml" xmlns:w="http://schemas.openxmlformats.org/wordprocessingml/2006/main" xmlns:wne="http://schemas.microsoft.com/office/word/2006/wordml" xmlns:wp14="http://schemas.microsoft.com/office/word/2010/wordprocessingDrawing" xmlns:wp="http://schemas.openxmlformats.org/drawingml/2006/wordprocessingDrawing" xmlns:wpc="http://schemas.microsoft.com/office/word/2010/wordprocessingCanvas" xmlns:wpg="http://schemas.microsoft.com/office/word/2010/wordprocessingGroup" xmlns:wpi="http://schemas.microsoft.com/office/word/2010/wordprocessingInk" xmlns:wps="http://schemas.microsoft.com/office/word/2010/wordprocessingShape" mc:Ignorable="w14 wp14">
+  <w:p>
+    <w:pPr>
+      <w:pStyle w:val="Header"/>
+    </w:pPr>
+  </w:p>
+</w:hdr>
 </file>
 
 <file path=word/numbering.xml><?xml version="1.0" encoding="utf-8"?>
